--- a/Assignements/25-26 Project Final Report Template.docx
+++ b/Assignements/25-26 Project Final Report Template.docx
@@ -285,7 +285,40 @@
           <w:sz w:val="40"/>
           <w:szCs w:val="40"/>
         </w:rPr>
-        <w:t>[Project Title Here]</w:t>
+        <w:t>[</w:t>
+      </w:r>
+      <w:r>
+        <w:rPr>
+          <w:rFonts w:ascii="Arial" w:hAnsi="Arial" w:cs="Arial"/>
+          <w:b/>
+          <w:bCs/>
+          <w:color w:val="000000" w:themeColor="text1"/>
+          <w:sz w:val="40"/>
+          <w:szCs w:val="40"/>
+        </w:rPr>
+        <w:t xml:space="preserve">Reinforcement Learning to improve AI behaviour and adaptability in a game </w:t>
+      </w:r>
+      <w:r>
+        <w:rPr>
+          <w:rFonts w:ascii="Arial" w:hAnsi="Arial" w:cs="Arial"/>
+          <w:b/>
+          <w:bCs/>
+          <w:color w:val="000000" w:themeColor="text1"/>
+          <w:sz w:val="40"/>
+          <w:szCs w:val="40"/>
+        </w:rPr>
+        <w:t>environment</w:t>
+      </w:r>
+      <w:r>
+        <w:rPr>
+          <w:rFonts w:ascii="Arial" w:hAnsi="Arial" w:cs="Arial"/>
+          <w:b/>
+          <w:bCs/>
+          <w:color w:val="000000" w:themeColor="text1"/>
+          <w:sz w:val="40"/>
+          <w:szCs w:val="40"/>
+        </w:rPr>
+        <w:t>]</w:t>
       </w:r>
     </w:p>
     <w:p>
@@ -457,80 +490,77 @@
           <w:sz w:val="32"/>
           <w:szCs w:val="32"/>
         </w:rPr>
-        <w:t xml:space="preserve"> [Your Name]</w:t>
-      </w:r>
-    </w:p>
-    <w:p>
-      <w:pPr>
+        <w:t xml:space="preserve"> </w:t>
+      </w:r>
+      <w:r>
         <w:rPr>
           <w:rFonts w:ascii="Arial" w:hAnsi="Arial" w:cs="Arial"/>
           <w:sz w:val="32"/>
           <w:szCs w:val="32"/>
         </w:rPr>
-      </w:pPr>
-      <w:r>
-        <w:rPr>
-          <w:rFonts w:ascii="Arial" w:hAnsi="Arial" w:cs="Arial"/>
-          <w:b/>
-          <w:bCs/>
+        <w:t>Tamer Hussen</w:t>
+      </w:r>
+    </w:p>
+    <w:p>
+      <w:pPr>
+        <w:rPr>
+          <w:rFonts w:ascii="Arial" w:hAnsi="Arial" w:cs="Arial"/>
           <w:sz w:val="32"/>
           <w:szCs w:val="32"/>
         </w:rPr>
-        <w:t>Student ID:</w:t>
-      </w:r>
-      <w:r>
-        <w:rPr>
-          <w:rFonts w:ascii="Arial" w:hAnsi="Arial" w:cs="Arial"/>
+      </w:pPr>
+      <w:r>
+        <w:rPr>
+          <w:rFonts w:ascii="Arial" w:hAnsi="Arial" w:cs="Arial"/>
+          <w:b/>
+          <w:bCs/>
           <w:sz w:val="32"/>
           <w:szCs w:val="32"/>
         </w:rPr>
-        <w:t xml:space="preserve"> [Your ID Number]</w:t>
-      </w:r>
-    </w:p>
-    <w:p>
-      <w:pPr>
+        <w:t>Student ID:</w:t>
+      </w:r>
+      <w:r>
         <w:rPr>
           <w:rFonts w:ascii="Arial" w:hAnsi="Arial" w:cs="Arial"/>
           <w:sz w:val="32"/>
           <w:szCs w:val="32"/>
         </w:rPr>
-      </w:pPr>
-      <w:r>
-        <w:rPr>
-          <w:rFonts w:ascii="Arial" w:hAnsi="Arial" w:cs="Arial"/>
-          <w:b/>
-          <w:bCs/>
+        <w:t xml:space="preserve"> </w:t>
+      </w:r>
+      <w:r>
+        <w:rPr>
+          <w:rFonts w:ascii="Arial" w:hAnsi="Arial" w:cs="Arial"/>
           <w:sz w:val="32"/>
           <w:szCs w:val="32"/>
         </w:rPr>
-        <w:t>Course:</w:t>
-      </w:r>
-      <w:r>
+        <w:t>S23130437</w:t>
+      </w:r>
+    </w:p>
+    <w:p>
+      <w:pPr>
         <w:rPr>
           <w:rFonts w:ascii="Arial" w:hAnsi="Arial" w:cs="Arial"/>
           <w:sz w:val="32"/>
           <w:szCs w:val="32"/>
         </w:rPr>
-        <w:t xml:space="preserve"> [Your Course Title]</w:t>
-      </w:r>
-    </w:p>
-    <w:p>
-      <w:pPr>
-        <w:rPr>
-          <w:rFonts w:ascii="Arial" w:hAnsi="Arial" w:cs="Arial"/>
+      </w:pPr>
+      <w:r>
+        <w:rPr>
+          <w:rFonts w:ascii="Arial" w:hAnsi="Arial" w:cs="Arial"/>
+          <w:b/>
+          <w:bCs/>
           <w:sz w:val="32"/>
           <w:szCs w:val="32"/>
         </w:rPr>
-      </w:pPr>
-      <w:r>
-        <w:rPr>
-          <w:rFonts w:ascii="Arial" w:hAnsi="Arial" w:cs="Arial"/>
-          <w:b/>
-          <w:bCs/>
+        <w:t>Course:</w:t>
+      </w:r>
+      <w:r>
+        <w:rPr>
+          <w:rFonts w:ascii="Arial" w:hAnsi="Arial" w:cs="Arial"/>
           <w:sz w:val="32"/>
           <w:szCs w:val="32"/>
         </w:rPr>
-        <w:t>Supervisor:</w:t>
+        <w:t xml:space="preserve"> </w:t>
       </w:r>
       <w:r>
         <w:rPr>
@@ -538,7 +568,7 @@
           <w:sz w:val="32"/>
           <w:szCs w:val="32"/>
         </w:rPr>
-        <w:t xml:space="preserve"> [Your Supervisor's Name]</w:t>
+        <w:t>Computer Games Technology</w:t>
       </w:r>
     </w:p>
     <w:p>
@@ -557,7 +587,7 @@
           <w:sz w:val="32"/>
           <w:szCs w:val="32"/>
         </w:rPr>
-        <w:t>Date:</w:t>
+        <w:t>Supervisor:</w:t>
       </w:r>
       <w:r>
         <w:rPr>
@@ -565,17 +595,16 @@
           <w:sz w:val="32"/>
           <w:szCs w:val="32"/>
         </w:rPr>
-        <w:t xml:space="preserve"> [Date of Submission]</w:t>
-      </w:r>
-    </w:p>
-    <w:p>
-      <w:pPr>
+        <w:t xml:space="preserve"> </w:t>
+      </w:r>
+      <w:r>
         <w:rPr>
           <w:rFonts w:ascii="Arial" w:hAnsi="Arial" w:cs="Arial"/>
           <w:sz w:val="32"/>
           <w:szCs w:val="32"/>
         </w:rPr>
-      </w:pPr>
+        <w:t>Jan Krasniewicz</w:t>
+      </w:r>
     </w:p>
     <w:p>
       <w:pPr>
@@ -585,22 +614,80 @@
           <w:szCs w:val="32"/>
         </w:rPr>
       </w:pPr>
-    </w:p>
-    <w:p>
-      <w:pPr>
-        <w:rPr>
-          <w:rFonts w:ascii="Arial" w:hAnsi="Arial" w:cs="Arial"/>
+      <w:r>
+        <w:rPr>
+          <w:rFonts w:ascii="Arial" w:hAnsi="Arial" w:cs="Arial"/>
+          <w:b/>
+          <w:bCs/>
           <w:sz w:val="32"/>
           <w:szCs w:val="32"/>
         </w:rPr>
-      </w:pPr>
-    </w:p>
-    <w:p>
-      <w:pPr>
-        <w:rPr>
-          <w:rFonts w:ascii="Arial" w:hAnsi="Arial" w:cs="Arial"/>
-          <w:b/>
-          <w:bCs/>
+        <w:t>Date:</w:t>
+      </w:r>
+      <w:r>
+        <w:rPr>
+          <w:rFonts w:ascii="Arial" w:hAnsi="Arial" w:cs="Arial"/>
+          <w:sz w:val="32"/>
+          <w:szCs w:val="32"/>
+        </w:rPr>
+        <w:t xml:space="preserve"> </w:t>
+      </w:r>
+      <w:r>
+        <w:rPr>
+          <w:rFonts w:ascii="Arial" w:hAnsi="Arial" w:cs="Arial"/>
+          <w:sz w:val="32"/>
+          <w:szCs w:val="32"/>
+        </w:rPr>
+        <w:t>5/</w:t>
+      </w:r>
+      <w:r>
+        <w:rPr>
+          <w:rFonts w:ascii="Arial" w:hAnsi="Arial" w:cs="Arial"/>
+          <w:sz w:val="32"/>
+          <w:szCs w:val="32"/>
+        </w:rPr>
+        <w:t>5/26</w:t>
+      </w:r>
+    </w:p>
+    <w:p>
+      <w:pPr>
+        <w:rPr>
+          <w:rFonts w:ascii="Arial" w:hAnsi="Arial" w:cs="Arial"/>
+          <w:sz w:val="32"/>
+          <w:szCs w:val="32"/>
+        </w:rPr>
+      </w:pPr>
+    </w:p>
+    <w:p>
+      <w:pPr>
+        <w:rPr>
+          <w:rFonts w:ascii="Arial" w:hAnsi="Arial" w:cs="Arial"/>
+          <w:sz w:val="32"/>
+          <w:szCs w:val="32"/>
+        </w:rPr>
+      </w:pPr>
+    </w:p>
+    <w:p>
+      <w:pPr>
+        <w:rPr>
+          <w:rFonts w:ascii="Arial" w:hAnsi="Arial" w:cs="Arial"/>
+          <w:sz w:val="32"/>
+          <w:szCs w:val="32"/>
+        </w:rPr>
+      </w:pPr>
+    </w:p>
+    <w:p>
+      <w:pPr>
+        <w:pStyle w:val="Heading1"/>
+      </w:pPr>
+      <w:r>
+        <w:t>Abstract</w:t>
+      </w:r>
+    </w:p>
+    <w:p>
+      <w:pPr>
+        <w:rPr>
+          <w:rFonts w:ascii="Arial" w:hAnsi="Arial" w:cs="Arial"/>
           <w:sz w:val="22"/>
           <w:szCs w:val="22"/>
         </w:rPr>
@@ -608,19 +695,18 @@
       <w:r>
         <w:rPr>
           <w:rFonts w:ascii="Arial" w:hAnsi="Arial" w:cs="Arial"/>
-          <w:b/>
-          <w:bCs/>
           <w:sz w:val="22"/>
           <w:szCs w:val="22"/>
         </w:rPr>
-        <w:lastRenderedPageBreak/>
-        <w:t>Abstract</w:t>
-      </w:r>
-    </w:p>
-    <w:p>
-      <w:pPr>
-        <w:rPr>
-          <w:rFonts w:ascii="Arial" w:hAnsi="Arial" w:cs="Arial"/>
+        <w:t>Provide a concise overview of the report that introduces the problem and clearly states the main objectives. The artefact and methods used are briefly described, providing a snapshot of the approach. The key findings from your evaluation are summarised to highlight the most important results. Finally, the main conclusions and contributions are outlined, giving a complete picture of the significance and impact. This summary aims to make the report more approachable and engaging, encouraging readers to explore further.</w:t>
+      </w:r>
+    </w:p>
+    <w:p>
+      <w:pPr>
+        <w:rPr>
+          <w:rFonts w:ascii="Arial" w:hAnsi="Arial" w:cs="Arial"/>
+          <w:b/>
+          <w:bCs/>
           <w:sz w:val="22"/>
           <w:szCs w:val="22"/>
         </w:rPr>
@@ -631,11 +717,9 @@
           <w:sz w:val="22"/>
           <w:szCs w:val="22"/>
         </w:rPr>
-        <w:t>Provide a concise overview of the report that introduces the problem and clearly states the main objectives. The artefact and methods used are briefly described, providing a snapshot of the approach. The key findings from your evaluation are summarised to highlight the most important results. Finally, the main conclusions and contributions are outlined, giving a complete picture of the significance and impact. This summary aims to make the report more approachable and engaging, encouraging readers to explore further.</w:t>
-      </w:r>
-    </w:p>
-    <w:p>
-      <w:pPr>
+        <w:t>The project investigates the use of reinforcement learning (RL) to produce adaptive, believable non player characters (NPCs) within a unity game environment. Using unity ML agents, the work involves designing controlled training environments, implementing RL agents using proximal policy optimization (PPO), and comparing their behaviour against scripted behaviour tree baselines. The artefact is a Predator and Prey arena featuring an AI agent equipped with complex sensory systems, including a vision cone, hearing, and a multipoint scent trail. Training evaluations revealed that while early stage learning produces coherent tracking behaviours, extended training can exhibit instability and low reward plateaus. Outcomes demonstrate the critical importance of sensory integrity and reward shaping in practical RL, showing the trade offs between designer control and emergent adaptability in game development.</w:t>
+      </w:r>
+      <w:r>
         <w:rPr>
           <w:rFonts w:ascii="Arial" w:hAnsi="Arial" w:cs="Arial"/>
           <w:b/>
@@ -643,8 +727,11 @@
           <w:sz w:val="22"/>
           <w:szCs w:val="22"/>
         </w:rPr>
-      </w:pPr>
-      <w:r>
+        <w:br w:type="page"/>
+      </w:r>
+    </w:p>
+    <w:p>
+      <w:pPr>
         <w:rPr>
           <w:rFonts w:ascii="Arial" w:hAnsi="Arial" w:cs="Arial"/>
           <w:b/>
@@ -652,11 +739,8 @@
           <w:sz w:val="22"/>
           <w:szCs w:val="22"/>
         </w:rPr>
-        <w:br w:type="page"/>
-      </w:r>
-    </w:p>
-    <w:p>
-      <w:pPr>
+      </w:pPr>
+      <w:r>
         <w:rPr>
           <w:rFonts w:ascii="Arial" w:hAnsi="Arial" w:cs="Arial"/>
           <w:b/>
@@ -664,8 +748,12 @@
           <w:sz w:val="22"/>
           <w:szCs w:val="22"/>
         </w:rPr>
-      </w:pPr>
-      <w:r>
+        <w:lastRenderedPageBreak/>
+        <w:t>Table of Contents</w:t>
+      </w:r>
+    </w:p>
+    <w:p>
+      <w:pPr>
         <w:rPr>
           <w:rFonts w:ascii="Arial" w:hAnsi="Arial" w:cs="Arial"/>
           <w:b/>
@@ -673,12 +761,8 @@
           <w:sz w:val="22"/>
           <w:szCs w:val="22"/>
         </w:rPr>
-        <w:lastRenderedPageBreak/>
-        <w:t>Table of Contents</w:t>
-      </w:r>
-    </w:p>
-    <w:p>
-      <w:pPr>
+      </w:pPr>
+      <w:r>
         <w:rPr>
           <w:rFonts w:ascii="Arial" w:hAnsi="Arial" w:cs="Arial"/>
           <w:b/>
@@ -686,8 +770,11 @@
           <w:sz w:val="22"/>
           <w:szCs w:val="22"/>
         </w:rPr>
-      </w:pPr>
-      <w:r>
+        <w:t>List of Figures</w:t>
+      </w:r>
+    </w:p>
+    <w:p>
+      <w:pPr>
         <w:rPr>
           <w:rFonts w:ascii="Arial" w:hAnsi="Arial" w:cs="Arial"/>
           <w:b/>
@@ -695,11 +782,8 @@
           <w:sz w:val="22"/>
           <w:szCs w:val="22"/>
         </w:rPr>
-        <w:t>List of Figures</w:t>
-      </w:r>
-    </w:p>
-    <w:p>
-      <w:pPr>
+      </w:pPr>
+      <w:r>
         <w:rPr>
           <w:rFonts w:ascii="Arial" w:hAnsi="Arial" w:cs="Arial"/>
           <w:b/>
@@ -707,8 +791,11 @@
           <w:sz w:val="22"/>
           <w:szCs w:val="22"/>
         </w:rPr>
-      </w:pPr>
-      <w:r>
+        <w:t>List of Tables</w:t>
+      </w:r>
+    </w:p>
+    <w:p>
+      <w:pPr>
         <w:rPr>
           <w:rFonts w:ascii="Arial" w:hAnsi="Arial" w:cs="Arial"/>
           <w:b/>
@@ -716,8 +803,7 @@
           <w:sz w:val="22"/>
           <w:szCs w:val="22"/>
         </w:rPr>
-        <w:t>List of Tables</w:t>
-      </w:r>
+      </w:pPr>
     </w:p>
     <w:p>
       <w:pPr>
@@ -732,46 +818,20 @@
     </w:p>
     <w:p>
       <w:pPr>
-        <w:rPr>
-          <w:rFonts w:ascii="Arial" w:hAnsi="Arial" w:cs="Arial"/>
-          <w:b/>
-          <w:bCs/>
+        <w:pStyle w:val="Heading1"/>
+      </w:pPr>
+      <w:r>
+        <w:rPr>
           <w:sz w:val="22"/>
           <w:szCs w:val="22"/>
         </w:rPr>
-      </w:pPr>
-    </w:p>
-    <w:p>
-      <w:pPr>
-        <w:rPr>
-          <w:rFonts w:ascii="Arial" w:hAnsi="Arial" w:cs="Arial"/>
-          <w:b/>
-          <w:bCs/>
-        </w:rPr>
-      </w:pPr>
-      <w:r>
-        <w:rPr>
-          <w:rFonts w:ascii="Arial" w:hAnsi="Arial" w:cs="Arial"/>
-          <w:sz w:val="22"/>
-          <w:szCs w:val="22"/>
-        </w:rPr>
         <w:br w:type="page"/>
       </w:r>
       <w:r>
-        <w:rPr>
-          <w:rFonts w:ascii="Arial" w:hAnsi="Arial" w:cs="Arial"/>
-          <w:b/>
-          <w:bCs/>
-        </w:rPr>
         <w:lastRenderedPageBreak/>
         <w:t xml:space="preserve">1.0 </w:t>
       </w:r>
       <w:r>
-        <w:rPr>
-          <w:rFonts w:ascii="Arial" w:hAnsi="Arial" w:cs="Arial"/>
-          <w:b/>
-          <w:bCs/>
-        </w:rPr>
         <w:t>Introduction and Context</w:t>
       </w:r>
     </w:p>
@@ -852,34 +912,15 @@
     </w:p>
     <w:p>
       <w:pPr>
-        <w:rPr>
-          <w:rFonts w:ascii="Arial" w:hAnsi="Arial" w:cs="Arial"/>
-          <w:b/>
-          <w:bCs/>
-        </w:rPr>
-      </w:pPr>
-      <w:r>
-        <w:rPr>
-          <w:rFonts w:ascii="Arial" w:hAnsi="Arial" w:cs="Arial"/>
-          <w:b/>
-          <w:bCs/>
-        </w:rPr>
+        <w:pStyle w:val="Heading2"/>
+      </w:pPr>
+      <w:r>
         <w:t>1.</w:t>
       </w:r>
       <w:r>
-        <w:rPr>
-          <w:rFonts w:ascii="Arial" w:hAnsi="Arial" w:cs="Arial"/>
-          <w:b/>
-          <w:bCs/>
-        </w:rPr>
         <w:t>1</w:t>
       </w:r>
       <w:r>
-        <w:rPr>
-          <w:rFonts w:ascii="Arial" w:hAnsi="Arial" w:cs="Arial"/>
-          <w:b/>
-          <w:bCs/>
-        </w:rPr>
         <w:t xml:space="preserve"> Problem Statement</w:t>
       </w:r>
     </w:p>
@@ -898,18 +939,9 @@
     </w:p>
     <w:p>
       <w:pPr>
-        <w:rPr>
-          <w:rFonts w:ascii="Arial" w:hAnsi="Arial" w:cs="Arial"/>
-          <w:b/>
-          <w:bCs/>
-        </w:rPr>
-      </w:pPr>
-      <w:r>
-        <w:rPr>
-          <w:rFonts w:ascii="Arial" w:hAnsi="Arial" w:cs="Arial"/>
-          <w:b/>
-          <w:bCs/>
-        </w:rPr>
+        <w:pStyle w:val="Heading1"/>
+      </w:pPr>
+      <w:r>
         <w:t>2.0 Review of Existing Knowledge</w:t>
       </w:r>
     </w:p>
@@ -1073,34 +1105,15 @@
     </w:p>
     <w:p>
       <w:pPr>
-        <w:rPr>
-          <w:rFonts w:ascii="Arial" w:hAnsi="Arial" w:cs="Arial"/>
-          <w:b/>
-          <w:bCs/>
-        </w:rPr>
-      </w:pPr>
-      <w:r>
-        <w:rPr>
-          <w:rFonts w:ascii="Arial" w:hAnsi="Arial" w:cs="Arial"/>
-          <w:b/>
-          <w:bCs/>
-        </w:rPr>
+        <w:pStyle w:val="Heading2"/>
+      </w:pPr>
+      <w:r>
         <w:t>2.</w:t>
       </w:r>
       <w:r>
-        <w:rPr>
-          <w:rFonts w:ascii="Arial" w:hAnsi="Arial" w:cs="Arial"/>
-          <w:b/>
-          <w:bCs/>
-        </w:rPr>
         <w:t>1</w:t>
       </w:r>
       <w:r>
-        <w:rPr>
-          <w:rFonts w:ascii="Arial" w:hAnsi="Arial" w:cs="Arial"/>
-          <w:b/>
-          <w:bCs/>
-        </w:rPr>
         <w:t xml:space="preserve"> Critical Analysis and Gap Identification</w:t>
       </w:r>
     </w:p>
@@ -1211,35 +1224,15 @@
     </w:p>
     <w:p>
       <w:pPr>
-        <w:rPr>
-          <w:rFonts w:ascii="Arial" w:hAnsi="Arial" w:cs="Arial"/>
-          <w:b/>
-          <w:bCs/>
-        </w:rPr>
-      </w:pPr>
-      <w:r>
-        <w:rPr>
-          <w:rFonts w:ascii="Arial" w:hAnsi="Arial" w:cs="Arial"/>
-          <w:b/>
-          <w:bCs/>
-        </w:rPr>
-        <w:lastRenderedPageBreak/>
+        <w:pStyle w:val="Heading2"/>
+      </w:pPr>
+      <w:r>
         <w:t>2.</w:t>
       </w:r>
       <w:r>
-        <w:rPr>
-          <w:rFonts w:ascii="Arial" w:hAnsi="Arial" w:cs="Arial"/>
-          <w:b/>
-          <w:bCs/>
-        </w:rPr>
         <w:t>2</w:t>
       </w:r>
       <w:r>
-        <w:rPr>
-          <w:rFonts w:ascii="Arial" w:hAnsi="Arial" w:cs="Arial"/>
-          <w:b/>
-          <w:bCs/>
-        </w:rPr>
         <w:t xml:space="preserve"> Project Justification</w:t>
       </w:r>
     </w:p>
@@ -1288,34 +1281,15 @@
     </w:p>
     <w:p>
       <w:pPr>
-        <w:rPr>
-          <w:rFonts w:ascii="Arial" w:hAnsi="Arial" w:cs="Arial"/>
-          <w:b/>
-          <w:bCs/>
-        </w:rPr>
-      </w:pPr>
-      <w:r>
-        <w:rPr>
-          <w:rFonts w:ascii="Arial" w:hAnsi="Arial" w:cs="Arial"/>
-          <w:b/>
-          <w:bCs/>
-        </w:rPr>
+        <w:pStyle w:val="Heading1"/>
+      </w:pPr>
+      <w:r>
         <w:t xml:space="preserve">3.0 </w:t>
       </w:r>
       <w:r>
-        <w:rPr>
-          <w:rFonts w:ascii="Arial" w:hAnsi="Arial" w:cs="Arial"/>
-          <w:b/>
-          <w:bCs/>
-        </w:rPr>
         <w:t xml:space="preserve">Project </w:t>
       </w:r>
       <w:r>
-        <w:rPr>
-          <w:rFonts w:ascii="Arial" w:hAnsi="Arial" w:cs="Arial"/>
-          <w:b/>
-          <w:bCs/>
-        </w:rPr>
         <w:t>Aims, Objectives, and Scope</w:t>
       </w:r>
     </w:p>
@@ -1334,18 +1308,9 @@
     </w:p>
     <w:p>
       <w:pPr>
-        <w:rPr>
-          <w:rFonts w:ascii="Arial" w:hAnsi="Arial" w:cs="Arial"/>
-          <w:b/>
-          <w:bCs/>
-        </w:rPr>
-      </w:pPr>
-      <w:r>
-        <w:rPr>
-          <w:rFonts w:ascii="Arial" w:hAnsi="Arial" w:cs="Arial"/>
-          <w:b/>
-          <w:bCs/>
-        </w:rPr>
+        <w:pStyle w:val="Heading2"/>
+      </w:pPr>
+      <w:r>
         <w:t>3.1 Project Aim</w:t>
       </w:r>
     </w:p>
@@ -1364,34 +1329,15 @@
     </w:p>
     <w:p>
       <w:pPr>
-        <w:rPr>
-          <w:rFonts w:ascii="Arial" w:hAnsi="Arial" w:cs="Arial"/>
-          <w:b/>
-          <w:bCs/>
-        </w:rPr>
-      </w:pPr>
-      <w:r>
-        <w:rPr>
-          <w:rFonts w:ascii="Arial" w:hAnsi="Arial" w:cs="Arial"/>
-          <w:b/>
-          <w:bCs/>
-        </w:rPr>
+        <w:pStyle w:val="Heading2"/>
+      </w:pPr>
+      <w:r>
         <w:t xml:space="preserve">3.2 </w:t>
       </w:r>
       <w:r>
-        <w:rPr>
-          <w:rFonts w:ascii="Arial" w:hAnsi="Arial" w:cs="Arial"/>
-          <w:b/>
-          <w:bCs/>
-        </w:rPr>
         <w:t xml:space="preserve">Project </w:t>
       </w:r>
       <w:r>
-        <w:rPr>
-          <w:rFonts w:ascii="Arial" w:hAnsi="Arial" w:cs="Arial"/>
-          <w:b/>
-          <w:bCs/>
-        </w:rPr>
         <w:t>Objectives</w:t>
       </w:r>
     </w:p>
@@ -1670,34 +1616,16 @@
     </w:p>
     <w:p>
       <w:pPr>
-        <w:rPr>
-          <w:rFonts w:ascii="Arial" w:hAnsi="Arial" w:cs="Arial"/>
-          <w:b/>
-          <w:bCs/>
-        </w:rPr>
-      </w:pPr>
-      <w:r>
-        <w:rPr>
-          <w:rFonts w:ascii="Arial" w:hAnsi="Arial" w:cs="Arial"/>
-          <w:b/>
-          <w:bCs/>
-        </w:rPr>
+        <w:pStyle w:val="Heading2"/>
+      </w:pPr>
+      <w:r>
+        <w:lastRenderedPageBreak/>
         <w:t xml:space="preserve">3.3 </w:t>
       </w:r>
       <w:r>
-        <w:rPr>
-          <w:rFonts w:ascii="Arial" w:hAnsi="Arial" w:cs="Arial"/>
-          <w:b/>
-          <w:bCs/>
-        </w:rPr>
         <w:t xml:space="preserve">Project </w:t>
       </w:r>
       <w:r>
-        <w:rPr>
-          <w:rFonts w:ascii="Arial" w:hAnsi="Arial" w:cs="Arial"/>
-          <w:b/>
-          <w:bCs/>
-        </w:rPr>
         <w:t>Scope</w:t>
       </w:r>
     </w:p>
@@ -1744,26 +1672,12 @@
     </w:p>
     <w:p>
       <w:pPr>
-        <w:rPr>
-          <w:rFonts w:ascii="Arial" w:hAnsi="Arial" w:cs="Arial"/>
-          <w:b/>
-          <w:bCs/>
-        </w:rPr>
-      </w:pPr>
-      <w:r>
-        <w:rPr>
-          <w:rFonts w:ascii="Arial" w:hAnsi="Arial" w:cs="Arial"/>
-          <w:b/>
-          <w:bCs/>
-        </w:rPr>
+        <w:pStyle w:val="Heading1"/>
+      </w:pPr>
+      <w:r>
         <w:t xml:space="preserve">4.0 </w:t>
       </w:r>
       <w:r>
-        <w:rPr>
-          <w:rFonts w:ascii="Arial" w:hAnsi="Arial" w:cs="Arial"/>
-          <w:b/>
-          <w:bCs/>
-        </w:rPr>
         <w:t>Project Design</w:t>
       </w:r>
     </w:p>
@@ -1806,18 +1720,9 @@
     </w:p>
     <w:p>
       <w:pPr>
-        <w:rPr>
-          <w:rFonts w:ascii="Arial" w:hAnsi="Arial" w:cs="Arial"/>
-          <w:b/>
-          <w:bCs/>
-        </w:rPr>
-      </w:pPr>
-      <w:r>
-        <w:rPr>
-          <w:rFonts w:ascii="Arial" w:hAnsi="Arial" w:cs="Arial"/>
-          <w:b/>
-          <w:bCs/>
-        </w:rPr>
+        <w:pStyle w:val="Heading2"/>
+      </w:pPr>
+      <w:r>
         <w:t>4.1 Design and Methods</w:t>
       </w:r>
     </w:p>
@@ -1915,18 +1820,9 @@
     </w:p>
     <w:p>
       <w:pPr>
-        <w:rPr>
-          <w:rFonts w:ascii="Arial" w:hAnsi="Arial" w:cs="Arial"/>
-          <w:b/>
-          <w:bCs/>
-        </w:rPr>
-      </w:pPr>
-      <w:r>
-        <w:rPr>
-          <w:rFonts w:ascii="Arial" w:hAnsi="Arial" w:cs="Arial"/>
-          <w:b/>
-          <w:bCs/>
-        </w:rPr>
+        <w:pStyle w:val="Heading2"/>
+      </w:pPr>
+      <w:r>
         <w:t>4.2 Justification of Methods</w:t>
       </w:r>
     </w:p>
@@ -1957,26 +1853,12 @@
     </w:p>
     <w:p>
       <w:pPr>
-        <w:rPr>
-          <w:rFonts w:ascii="Arial" w:hAnsi="Arial" w:cs="Arial"/>
-          <w:b/>
-          <w:bCs/>
-        </w:rPr>
-      </w:pPr>
-      <w:r>
-        <w:rPr>
-          <w:rFonts w:ascii="Arial" w:hAnsi="Arial" w:cs="Arial"/>
-          <w:b/>
-          <w:bCs/>
-        </w:rPr>
+        <w:pStyle w:val="Heading1"/>
+      </w:pPr>
+      <w:r>
         <w:t>5</w:t>
       </w:r>
       <w:r>
-        <w:rPr>
-          <w:rFonts w:ascii="Arial" w:hAnsi="Arial" w:cs="Arial"/>
-          <w:b/>
-          <w:bCs/>
-        </w:rPr>
         <w:t>. Artefact Design</w:t>
       </w:r>
     </w:p>
@@ -1995,26 +1877,12 @@
     </w:p>
     <w:p>
       <w:pPr>
-        <w:rPr>
-          <w:rFonts w:ascii="Arial" w:hAnsi="Arial" w:cs="Arial"/>
-          <w:b/>
-          <w:bCs/>
-        </w:rPr>
-      </w:pPr>
-      <w:r>
-        <w:rPr>
-          <w:rFonts w:ascii="Arial" w:hAnsi="Arial" w:cs="Arial"/>
-          <w:b/>
-          <w:bCs/>
-        </w:rPr>
+        <w:pStyle w:val="Heading2"/>
+      </w:pPr>
+      <w:r>
         <w:t>5</w:t>
       </w:r>
       <w:r>
-        <w:rPr>
-          <w:rFonts w:ascii="Arial" w:hAnsi="Arial" w:cs="Arial"/>
-          <w:b/>
-          <w:bCs/>
-        </w:rPr>
         <w:t>.1 Design Specifications</w:t>
       </w:r>
     </w:p>
@@ -2033,74 +1901,19 @@
     </w:p>
     <w:p>
       <w:pPr>
-        <w:rPr>
-          <w:rFonts w:ascii="Arial" w:hAnsi="Arial" w:cs="Arial"/>
-          <w:b/>
-          <w:bCs/>
-        </w:rPr>
-      </w:pPr>
-      <w:r>
-        <w:rPr>
-          <w:rFonts w:ascii="Arial" w:hAnsi="Arial" w:cs="Arial"/>
-          <w:b/>
-          <w:bCs/>
-        </w:rPr>
+        <w:pStyle w:val="Heading2"/>
+      </w:pPr>
+      <w:r>
+        <w:lastRenderedPageBreak/>
         <w:t>5</w:t>
       </w:r>
       <w:r>
-        <w:rPr>
-          <w:rFonts w:ascii="Arial" w:hAnsi="Arial" w:cs="Arial"/>
-          <w:b/>
-          <w:bCs/>
-        </w:rPr>
         <w:t xml:space="preserve">.2 </w:t>
       </w:r>
       <w:r>
-        <w:rPr>
-          <w:rFonts w:ascii="Arial" w:hAnsi="Arial" w:cs="Arial"/>
-          <w:b/>
-          <w:bCs/>
-        </w:rPr>
-        <w:t>A</w:t>
-      </w:r>
-      <w:r>
-        <w:rPr>
-          <w:rFonts w:ascii="Arial" w:hAnsi="Arial" w:cs="Arial"/>
-          <w:b/>
-          <w:bCs/>
-        </w:rPr>
-        <w:t xml:space="preserve">rtefact's </w:t>
-      </w:r>
-      <w:r>
-        <w:rPr>
-          <w:rFonts w:ascii="Arial" w:hAnsi="Arial" w:cs="Arial"/>
-          <w:b/>
-          <w:bCs/>
-        </w:rPr>
-        <w:t>S</w:t>
-      </w:r>
-      <w:r>
-        <w:rPr>
-          <w:rFonts w:ascii="Arial" w:hAnsi="Arial" w:cs="Arial"/>
-          <w:b/>
-          <w:bCs/>
-        </w:rPr>
-        <w:t>tructure</w:t>
-      </w:r>
-      <w:r>
-        <w:rPr>
-          <w:rFonts w:ascii="Arial" w:hAnsi="Arial" w:cs="Arial"/>
-          <w:b/>
-          <w:bCs/>
-        </w:rPr>
-        <w:t>/</w:t>
-      </w:r>
-      <w:r>
-        <w:rPr>
-          <w:rFonts w:ascii="Arial" w:hAnsi="Arial" w:cs="Arial"/>
-          <w:b/>
-          <w:bCs/>
-        </w:rPr>
+        <w:t>Artefact's Structure/</w:t>
+      </w:r>
+      <w:r>
         <w:t xml:space="preserve"> Architecture / Framework</w:t>
       </w:r>
     </w:p>
@@ -2119,26 +1932,12 @@
     </w:p>
     <w:p>
       <w:pPr>
-        <w:rPr>
-          <w:rFonts w:ascii="Arial" w:hAnsi="Arial" w:cs="Arial"/>
-          <w:b/>
-          <w:bCs/>
-        </w:rPr>
-      </w:pPr>
-      <w:r>
-        <w:rPr>
-          <w:rFonts w:ascii="Arial" w:hAnsi="Arial" w:cs="Arial"/>
-          <w:b/>
-          <w:bCs/>
-        </w:rPr>
+        <w:pStyle w:val="Heading1"/>
+      </w:pPr>
+      <w:r>
         <w:t>6</w:t>
       </w:r>
       <w:r>
-        <w:rPr>
-          <w:rFonts w:ascii="Arial" w:hAnsi="Arial" w:cs="Arial"/>
-          <w:b/>
-          <w:bCs/>
-        </w:rPr>
         <w:t>. Implementation</w:t>
       </w:r>
     </w:p>
@@ -2171,26 +1970,12 @@
     </w:p>
     <w:p>
       <w:pPr>
-        <w:rPr>
-          <w:rFonts w:ascii="Arial" w:hAnsi="Arial" w:cs="Arial"/>
-          <w:b/>
-          <w:bCs/>
-        </w:rPr>
-      </w:pPr>
-      <w:r>
-        <w:rPr>
-          <w:rFonts w:ascii="Arial" w:hAnsi="Arial" w:cs="Arial"/>
-          <w:b/>
-          <w:bCs/>
-        </w:rPr>
+        <w:pStyle w:val="Heading2"/>
+      </w:pPr>
+      <w:r>
         <w:t>6</w:t>
       </w:r>
       <w:r>
-        <w:rPr>
-          <w:rFonts w:ascii="Arial" w:hAnsi="Arial" w:cs="Arial"/>
-          <w:b/>
-          <w:bCs/>
-        </w:rPr>
         <w:t>.1 Construction of the Artefact</w:t>
       </w:r>
     </w:p>
@@ -2209,42 +1994,18 @@
     </w:p>
     <w:p>
       <w:pPr>
-        <w:rPr>
-          <w:rFonts w:ascii="Arial" w:hAnsi="Arial" w:cs="Arial"/>
-          <w:b/>
-          <w:bCs/>
-        </w:rPr>
-      </w:pPr>
-      <w:r>
-        <w:rPr>
-          <w:rFonts w:ascii="Arial" w:hAnsi="Arial" w:cs="Arial"/>
-          <w:b/>
-          <w:bCs/>
-        </w:rPr>
+        <w:pStyle w:val="Heading2"/>
+      </w:pPr>
+      <w:r>
         <w:t>6</w:t>
       </w:r>
       <w:r>
-        <w:rPr>
-          <w:rFonts w:ascii="Arial" w:hAnsi="Arial" w:cs="Arial"/>
-          <w:b/>
-          <w:bCs/>
-        </w:rPr>
         <w:t>.</w:t>
       </w:r>
       <w:r>
-        <w:rPr>
-          <w:rFonts w:ascii="Arial" w:hAnsi="Arial" w:cs="Arial"/>
-          <w:b/>
-          <w:bCs/>
-        </w:rPr>
         <w:t>2</w:t>
       </w:r>
       <w:r>
-        <w:rPr>
-          <w:rFonts w:ascii="Arial" w:hAnsi="Arial" w:cs="Arial"/>
-          <w:b/>
-          <w:bCs/>
-        </w:rPr>
         <w:t xml:space="preserve"> Validation and Testing</w:t>
       </w:r>
     </w:p>
@@ -2263,26 +2024,12 @@
     </w:p>
     <w:p>
       <w:pPr>
-        <w:rPr>
-          <w:rFonts w:ascii="Arial" w:hAnsi="Arial" w:cs="Arial"/>
-          <w:b/>
-          <w:bCs/>
-        </w:rPr>
-      </w:pPr>
-      <w:r>
-        <w:rPr>
-          <w:rFonts w:ascii="Arial" w:hAnsi="Arial" w:cs="Arial"/>
-          <w:b/>
-          <w:bCs/>
-        </w:rPr>
+        <w:pStyle w:val="Heading1"/>
+      </w:pPr>
+      <w:r>
         <w:t>7</w:t>
       </w:r>
       <w:r>
-        <w:rPr>
-          <w:rFonts w:ascii="Arial" w:hAnsi="Arial" w:cs="Arial"/>
-          <w:b/>
-          <w:bCs/>
-        </w:rPr>
         <w:t>. Critical Evaluation</w:t>
       </w:r>
     </w:p>
@@ -2301,18 +2048,9 @@
     </w:p>
     <w:p>
       <w:pPr>
-        <w:rPr>
-          <w:rFonts w:ascii="Arial" w:hAnsi="Arial" w:cs="Arial"/>
-          <w:b/>
-          <w:bCs/>
-        </w:rPr>
-      </w:pPr>
-      <w:r>
-        <w:rPr>
-          <w:rFonts w:ascii="Arial" w:hAnsi="Arial" w:cs="Arial"/>
-          <w:b/>
-          <w:bCs/>
-        </w:rPr>
+        <w:pStyle w:val="Heading2"/>
+      </w:pPr>
+      <w:r>
         <w:t>7.2 Impact</w:t>
       </w:r>
     </w:p>
@@ -2331,26 +2069,13 @@
     </w:p>
     <w:p>
       <w:pPr>
-        <w:rPr>
-          <w:rFonts w:ascii="Arial" w:hAnsi="Arial" w:cs="Arial"/>
-          <w:b/>
-          <w:bCs/>
-        </w:rPr>
-      </w:pPr>
-      <w:r>
-        <w:rPr>
-          <w:rFonts w:ascii="Arial" w:hAnsi="Arial" w:cs="Arial"/>
-          <w:b/>
-          <w:bCs/>
-        </w:rPr>
+        <w:pStyle w:val="Heading1"/>
+      </w:pPr>
+      <w:r>
+        <w:lastRenderedPageBreak/>
         <w:t>8</w:t>
       </w:r>
       <w:r>
-        <w:rPr>
-          <w:rFonts w:ascii="Arial" w:hAnsi="Arial" w:cs="Arial"/>
-          <w:b/>
-          <w:bCs/>
-        </w:rPr>
         <w:t>. Conclusion</w:t>
       </w:r>
     </w:p>
@@ -2369,26 +2094,12 @@
     </w:p>
     <w:p>
       <w:pPr>
-        <w:rPr>
-          <w:rFonts w:ascii="Arial" w:hAnsi="Arial" w:cs="Arial"/>
-          <w:b/>
-          <w:bCs/>
-        </w:rPr>
-      </w:pPr>
-      <w:r>
-        <w:rPr>
-          <w:rFonts w:ascii="Arial" w:hAnsi="Arial" w:cs="Arial"/>
-          <w:b/>
-          <w:bCs/>
-        </w:rPr>
+        <w:pStyle w:val="Heading2"/>
+      </w:pPr>
+      <w:r>
         <w:t xml:space="preserve">8.1 </w:t>
       </w:r>
       <w:r>
-        <w:rPr>
-          <w:rFonts w:ascii="Arial" w:hAnsi="Arial" w:cs="Arial"/>
-          <w:b/>
-          <w:bCs/>
-        </w:rPr>
         <w:t xml:space="preserve">Limitations </w:t>
       </w:r>
     </w:p>
@@ -2493,24 +2204,15 @@
     </w:p>
     <w:p>
       <w:pPr>
-        <w:pStyle w:val="ListParagraph"/>
-        <w:numPr>
-          <w:ilvl w:val="1"/>
-          <w:numId w:val="7"/>
-        </w:numPr>
-        <w:rPr>
-          <w:rFonts w:ascii="Arial" w:hAnsi="Arial" w:cs="Arial"/>
-          <w:b/>
-          <w:bCs/>
-        </w:rPr>
-      </w:pPr>
-      <w:r>
-        <w:rPr>
-          <w:rFonts w:ascii="Arial" w:hAnsi="Arial" w:cs="Arial"/>
-          <w:b/>
-          <w:bCs/>
-        </w:rPr>
-        <w:lastRenderedPageBreak/>
+        <w:pStyle w:val="Heading2"/>
+      </w:pPr>
+      <w:r>
+        <w:t>8.2</w:t>
+      </w:r>
+      <w:r>
+        <w:t xml:space="preserve"> </w:t>
+      </w:r>
+      <w:r>
         <w:t xml:space="preserve">Future Work </w:t>
       </w:r>
     </w:p>
@@ -2541,18 +2243,9 @@
     </w:p>
     <w:p>
       <w:pPr>
-        <w:rPr>
-          <w:rFonts w:ascii="Arial" w:hAnsi="Arial" w:cs="Arial"/>
-          <w:b/>
-          <w:bCs/>
-        </w:rPr>
-      </w:pPr>
-      <w:r>
-        <w:rPr>
-          <w:rFonts w:ascii="Arial" w:hAnsi="Arial" w:cs="Arial"/>
-          <w:b/>
-          <w:bCs/>
-        </w:rPr>
+        <w:pStyle w:val="Heading1"/>
+      </w:pPr>
+      <w:r>
         <w:t>References</w:t>
       </w:r>
     </w:p>
@@ -2571,18 +2264,9 @@
     </w:p>
     <w:p>
       <w:pPr>
-        <w:rPr>
-          <w:rFonts w:ascii="Arial" w:hAnsi="Arial" w:cs="Arial"/>
-          <w:b/>
-          <w:bCs/>
-        </w:rPr>
-      </w:pPr>
-      <w:r>
-        <w:rPr>
-          <w:rFonts w:ascii="Arial" w:hAnsi="Arial" w:cs="Arial"/>
-          <w:b/>
-          <w:bCs/>
-        </w:rPr>
+        <w:pStyle w:val="Heading1"/>
+      </w:pPr>
+      <w:r>
         <w:t>Appendices</w:t>
       </w:r>
     </w:p>
@@ -2605,15 +2289,7 @@
           <w:b/>
           <w:bCs/>
         </w:rPr>
-        <w:t xml:space="preserve"> </w:t>
-      </w:r>
-      <w:r>
-        <w:rPr>
-          <w:rFonts w:ascii="Arial" w:hAnsi="Arial" w:cs="Arial"/>
-          <w:b/>
-          <w:bCs/>
-        </w:rPr>
-        <w:t>Project Timeline</w:t>
+        <w:t xml:space="preserve"> Project Timeline</w:t>
       </w:r>
     </w:p>
     <w:p>
@@ -2648,27 +2324,20 @@
           <w:b/>
           <w:bCs/>
         </w:rPr>
-        <w:t xml:space="preserve"> </w:t>
-      </w:r>
-      <w:r>
-        <w:rPr>
-          <w:rFonts w:ascii="Arial" w:hAnsi="Arial" w:cs="Arial"/>
-          <w:b/>
-          <w:bCs/>
-        </w:rPr>
-        <w:t>Feasibility, Risks, and Ethical Aspects</w:t>
-      </w:r>
-    </w:p>
-    <w:p>
-      <w:pPr>
-        <w:rPr>
-          <w:rFonts w:ascii="Arial" w:hAnsi="Arial" w:cs="Arial"/>
-        </w:rPr>
-      </w:pPr>
-      <w:r>
-        <w:rPr>
-          <w:rFonts w:ascii="Arial" w:hAnsi="Arial" w:cs="Arial"/>
-        </w:rPr>
+        <w:t xml:space="preserve"> Feasibility, Risks, and Ethical Aspects</w:t>
+      </w:r>
+    </w:p>
+    <w:p>
+      <w:pPr>
+        <w:rPr>
+          <w:rFonts w:ascii="Arial" w:hAnsi="Arial" w:cs="Arial"/>
+        </w:rPr>
+      </w:pPr>
+      <w:r>
+        <w:rPr>
+          <w:rFonts w:ascii="Arial" w:hAnsi="Arial" w:cs="Arial"/>
+        </w:rPr>
+        <w:lastRenderedPageBreak/>
         <w:t>This final section shows that you have considered your project's execution in a practical and responsible way.</w:t>
       </w:r>
     </w:p>
@@ -2686,31 +2355,7 @@
           <w:b/>
           <w:bCs/>
         </w:rPr>
-        <w:t>B</w:t>
-      </w:r>
-      <w:r>
-        <w:rPr>
-          <w:rFonts w:ascii="Arial" w:hAnsi="Arial" w:cs="Arial"/>
-          <w:b/>
-          <w:bCs/>
-        </w:rPr>
-        <w:t>.1</w:t>
-      </w:r>
-      <w:r>
-        <w:rPr>
-          <w:rFonts w:ascii="Arial" w:hAnsi="Arial" w:cs="Arial"/>
-          <w:b/>
-          <w:bCs/>
-        </w:rPr>
-        <w:t xml:space="preserve">. Revised </w:t>
-      </w:r>
-      <w:r>
-        <w:rPr>
-          <w:rFonts w:ascii="Arial" w:hAnsi="Arial" w:cs="Arial"/>
-          <w:b/>
-          <w:bCs/>
-        </w:rPr>
-        <w:t>Feasibility</w:t>
+        <w:t>B.1. Revised Feasibility</w:t>
       </w:r>
     </w:p>
     <w:p>
@@ -2740,47 +2385,7 @@
           <w:b/>
           <w:bCs/>
         </w:rPr>
-        <w:t>B</w:t>
-      </w:r>
-      <w:r>
-        <w:rPr>
-          <w:rFonts w:ascii="Arial" w:hAnsi="Arial" w:cs="Arial"/>
-          <w:b/>
-          <w:bCs/>
-        </w:rPr>
-        <w:t>.2</w:t>
-      </w:r>
-      <w:r>
-        <w:rPr>
-          <w:rFonts w:ascii="Arial" w:hAnsi="Arial" w:cs="Arial"/>
-          <w:b/>
-          <w:bCs/>
-        </w:rPr>
-        <w:t>.</w:t>
-      </w:r>
-      <w:r>
-        <w:rPr>
-          <w:rFonts w:ascii="Arial" w:hAnsi="Arial" w:cs="Arial"/>
-          <w:b/>
-          <w:bCs/>
-        </w:rPr>
-        <w:t xml:space="preserve"> </w:t>
-      </w:r>
-      <w:r>
-        <w:rPr>
-          <w:rFonts w:ascii="Arial" w:hAnsi="Arial" w:cs="Arial"/>
-          <w:b/>
-          <w:bCs/>
-        </w:rPr>
-        <w:t xml:space="preserve">Updated </w:t>
-      </w:r>
-      <w:r>
-        <w:rPr>
-          <w:rFonts w:ascii="Arial" w:hAnsi="Arial" w:cs="Arial"/>
-          <w:b/>
-          <w:bCs/>
-        </w:rPr>
-        <w:t>Risk Analysis and Mitigation</w:t>
+        <w:t>B.2. Updated Risk Analysis and Mitigation</w:t>
       </w:r>
     </w:p>
     <w:p>
@@ -2923,14 +2528,7 @@
               <w:rPr>
                 <w:rFonts w:ascii="Arial" w:hAnsi="Arial" w:cs="Arial"/>
               </w:rPr>
-              <w:t xml:space="preserve">e.g., Delay in receiving access to </w:t>
-            </w:r>
-            <w:r>
-              <w:rPr>
-                <w:rFonts w:ascii="Arial" w:hAnsi="Arial" w:cs="Arial"/>
-              </w:rPr>
-              <w:lastRenderedPageBreak/>
-              <w:t>required datasets</w:t>
+              <w:t>e.g., Delay in receiving access to required datasets</w:t>
             </w:r>
           </w:p>
         </w:tc>
@@ -2953,7 +2551,6 @@
                 <w:i/>
                 <w:iCs/>
               </w:rPr>
-              <w:lastRenderedPageBreak/>
               <w:t>Medium</w:t>
             </w:r>
           </w:p>
@@ -3000,16 +2597,7 @@
                 <w:i/>
                 <w:iCs/>
               </w:rPr>
-              <w:t xml:space="preserve">e.g., Identify alternative open-source datasets in </w:t>
-            </w:r>
-            <w:r>
-              <w:rPr>
-                <w:rFonts w:ascii="Arial" w:hAnsi="Arial" w:cs="Arial"/>
-                <w:i/>
-                <w:iCs/>
-              </w:rPr>
-              <w:lastRenderedPageBreak/>
-              <w:t>parallel; start work on other objectives.</w:t>
+              <w:t>e.g., Identify alternative open-source datasets in parallel; start work on other objectives.</w:t>
             </w:r>
           </w:p>
         </w:tc>
@@ -3036,7 +2624,6 @@
               <w:rPr>
                 <w:rFonts w:ascii="Arial" w:hAnsi="Arial" w:cs="Arial"/>
               </w:rPr>
-              <w:lastRenderedPageBreak/>
               <w:t>e.g., A key software tool has a steep learning curve</w:t>
             </w:r>
           </w:p>
@@ -3243,44 +2830,27 @@
           <w:b/>
           <w:bCs/>
         </w:rPr>
-        <w:t>B</w:t>
-      </w:r>
-      <w:r>
-        <w:rPr>
-          <w:rFonts w:ascii="Arial" w:hAnsi="Arial" w:cs="Arial"/>
-          <w:b/>
-          <w:bCs/>
-        </w:rPr>
-        <w:t xml:space="preserve">.3 </w:t>
-      </w:r>
-      <w:r>
-        <w:rPr>
-          <w:rFonts w:ascii="Arial" w:hAnsi="Arial" w:cs="Arial"/>
-          <w:b/>
-          <w:bCs/>
-        </w:rPr>
-        <w:t xml:space="preserve">Revised </w:t>
-      </w:r>
-      <w:r>
-        <w:rPr>
-          <w:rFonts w:ascii="Arial" w:hAnsi="Arial" w:cs="Arial"/>
-          <w:b/>
-          <w:bCs/>
-        </w:rPr>
-        <w:t>Ethical Considerations</w:t>
-      </w:r>
-    </w:p>
-    <w:p>
-      <w:pPr>
-        <w:rPr>
-          <w:rFonts w:ascii="Arial" w:hAnsi="Arial" w:cs="Arial"/>
-        </w:rPr>
-      </w:pPr>
-      <w:r>
-        <w:rPr>
-          <w:rFonts w:ascii="Arial" w:hAnsi="Arial" w:cs="Arial"/>
-        </w:rPr>
-        <w:t>Reflect on the ethical aspects of your project. If working with human participants, how will you secure informed consent, ensure anonymity, and maintain confidentiality of their data? If utilising datasets, are there any concerns regarding data protection? Consider the potential social influence of your project's outcome. Clarify the steps you will take to conduct your project ethically and responsibly.</w:t>
+        <w:t>B.3 Revised Ethical Considerations</w:t>
+      </w:r>
+    </w:p>
+    <w:p>
+      <w:pPr>
+        <w:rPr>
+          <w:rFonts w:ascii="Arial" w:hAnsi="Arial" w:cs="Arial"/>
+        </w:rPr>
+      </w:pPr>
+      <w:r>
+        <w:rPr>
+          <w:rFonts w:ascii="Arial" w:hAnsi="Arial" w:cs="Arial"/>
+        </w:rPr>
+        <w:t xml:space="preserve">Reflect on the ethical aspects of your project. If working with human participants, how will you secure informed consent, ensure anonymity, and maintain confidentiality of their data? If utilising datasets, are there any concerns </w:t>
+      </w:r>
+      <w:r>
+        <w:rPr>
+          <w:rFonts w:ascii="Arial" w:hAnsi="Arial" w:cs="Arial"/>
+        </w:rPr>
+        <w:lastRenderedPageBreak/>
+        <w:t>regarding data protection? Consider the potential social influence of your project's outcome. Clarify the steps you will take to conduct your project ethically and responsibly.</w:t>
       </w:r>
     </w:p>
     <w:p>
@@ -4821,7 +4391,6 @@
     <w:next w:val="Normal"/>
     <w:link w:val="Heading2Char"/>
     <w:uiPriority w:val="9"/>
-    <w:semiHidden/>
     <w:unhideWhenUsed/>
     <w:qFormat/>
     <w:rsid w:val="00F06102"/>
@@ -5037,7 +4606,6 @@
     <w:basedOn w:val="DefaultParagraphFont"/>
     <w:link w:val="Heading2"/>
     <w:uiPriority w:val="9"/>
-    <w:semiHidden/>
     <w:rsid w:val="00F06102"/>
     <w:rPr>
       <w:rFonts w:asciiTheme="majorHAnsi" w:eastAsiaTheme="majorEastAsia" w:hAnsiTheme="majorHAnsi" w:cstheme="majorBidi"/>

--- a/Assignements/25-26 Project Final Report Template.docx
+++ b/Assignements/25-26 Project Final Report Template.docx
@@ -717,7 +717,103 @@
           <w:sz w:val="22"/>
           <w:szCs w:val="22"/>
         </w:rPr>
-        <w:t>The project investigates the use of reinforcement learning (RL) to produce adaptive, believable non player characters (NPCs) within a unity game environment. Using unity ML agents, the work involves designing controlled training environments, implementing RL agents using proximal policy optimization (PPO), and comparing their behaviour against scripted behaviour tree baselines. The artefact is a Predator and Prey arena featuring an AI agent equipped with complex sensory systems, including a vision cone, hearing, and a multipoint scent trail. Training evaluations revealed that while early stage learning produces coherent tracking behaviours, extended training can exhibit instability and low reward plateaus. Outcomes demonstrate the critical importance of sensory integrity and reward shaping in practical RL, showing the trade offs between designer control and emergent adaptability in game development.</w:t>
+        <w:t xml:space="preserve">The project investigates the use of reinforcement learning (RL) to produce adaptive, believable non player characters (NPCs) within a unity game environment. Using unity ML agents, the work involves designing controlled training environments, implementing RL agents using proximal policy optimization (PPO), and comparing their behaviour against </w:t>
+      </w:r>
+      <w:r>
+        <w:rPr>
+          <w:rFonts w:ascii="Arial" w:hAnsi="Arial" w:cs="Arial"/>
+          <w:sz w:val="22"/>
+          <w:szCs w:val="22"/>
+        </w:rPr>
+        <w:t xml:space="preserve">a custom C# </w:t>
+      </w:r>
+      <w:r>
+        <w:rPr>
+          <w:rFonts w:ascii="Arial" w:hAnsi="Arial" w:cs="Arial"/>
+          <w:sz w:val="22"/>
+          <w:szCs w:val="22"/>
+        </w:rPr>
+        <w:t>scripted behaviour tree baseline</w:t>
+      </w:r>
+      <w:r>
+        <w:rPr>
+          <w:rFonts w:ascii="Arial" w:hAnsi="Arial" w:cs="Arial"/>
+          <w:sz w:val="22"/>
+          <w:szCs w:val="22"/>
+        </w:rPr>
+        <w:t xml:space="preserve"> utilising A* NavMesh pathfinding</w:t>
+      </w:r>
+      <w:r>
+        <w:rPr>
+          <w:rFonts w:ascii="Arial" w:hAnsi="Arial" w:cs="Arial"/>
+          <w:sz w:val="22"/>
+          <w:szCs w:val="22"/>
+        </w:rPr>
+        <w:t>. The artefact is a Predator and Prey arena featuring an AI agent equipped with complex sensory systems, including a vision cone, hearing, and a multipoint scent trail. Training evaluations</w:t>
+      </w:r>
+      <w:r>
+        <w:rPr>
+          <w:rFonts w:ascii="Arial" w:hAnsi="Arial" w:cs="Arial"/>
+          <w:sz w:val="22"/>
+          <w:szCs w:val="22"/>
+        </w:rPr>
+        <w:t>, capped at 20 million steps,</w:t>
+      </w:r>
+      <w:r>
+        <w:rPr>
+          <w:rFonts w:ascii="Arial" w:hAnsi="Arial" w:cs="Arial"/>
+          <w:sz w:val="22"/>
+          <w:szCs w:val="22"/>
+        </w:rPr>
+        <w:t xml:space="preserve"> revealed that while </w:t>
+      </w:r>
+      <w:r>
+        <w:rPr>
+          <w:rFonts w:ascii="Arial" w:hAnsi="Arial" w:cs="Arial"/>
+          <w:sz w:val="22"/>
+          <w:szCs w:val="22"/>
+        </w:rPr>
+        <w:t>early-stage</w:t>
+      </w:r>
+      <w:r>
+        <w:rPr>
+          <w:rFonts w:ascii="Arial" w:hAnsi="Arial" w:cs="Arial"/>
+          <w:sz w:val="22"/>
+          <w:szCs w:val="22"/>
+        </w:rPr>
+        <w:t xml:space="preserve"> learning produces coherent tracking behaviours, extended training can exhibit instability and low reward plateaus.</w:t>
+      </w:r>
+      <w:r>
+        <w:rPr>
+          <w:rFonts w:ascii="Arial" w:hAnsi="Arial" w:cs="Arial"/>
+          <w:sz w:val="22"/>
+          <w:szCs w:val="22"/>
+        </w:rPr>
+        <w:t xml:space="preserve"> By introducing distraction animals, dynamic prey evasion tactics and  a strategic familiar summoning system, the model successfully comes together.</w:t>
+      </w:r>
+      <w:r>
+        <w:rPr>
+          <w:rFonts w:ascii="Arial" w:hAnsi="Arial" w:cs="Arial"/>
+          <w:sz w:val="22"/>
+          <w:szCs w:val="22"/>
+        </w:rPr>
+        <w:t xml:space="preserve"> Outcomes demonstrate the critical importance of sensory integrity and reward shaping in practical RL, showing the trade offs between designer control and emergent adaptability in</w:t>
+      </w:r>
+      <w:r>
+        <w:rPr>
+          <w:rFonts w:ascii="Arial" w:hAnsi="Arial" w:cs="Arial"/>
+          <w:sz w:val="22"/>
+          <w:szCs w:val="22"/>
+        </w:rPr>
+        <w:t xml:space="preserve"> playable</w:t>
+      </w:r>
+      <w:r>
+        <w:rPr>
+          <w:rFonts w:ascii="Arial" w:hAnsi="Arial" w:cs="Arial"/>
+          <w:sz w:val="22"/>
+          <w:szCs w:val="22"/>
+        </w:rPr>
+        <w:t xml:space="preserve"> game development.</w:t>
       </w:r>
       <w:r>
         <w:rPr>
@@ -912,6 +1008,82 @@
     </w:p>
     <w:p>
       <w:pPr>
+        <w:rPr>
+          <w:rFonts w:ascii="Arial" w:hAnsi="Arial" w:cs="Arial"/>
+          <w:sz w:val="22"/>
+          <w:szCs w:val="22"/>
+        </w:rPr>
+      </w:pPr>
+    </w:p>
+    <w:p>
+      <w:pPr>
+        <w:rPr>
+          <w:rFonts w:ascii="Arial" w:hAnsi="Arial" w:cs="Arial"/>
+          <w:sz w:val="22"/>
+          <w:szCs w:val="22"/>
+        </w:rPr>
+      </w:pPr>
+      <w:r>
+        <w:rPr>
+          <w:rFonts w:ascii="Arial" w:hAnsi="Arial" w:cs="Arial"/>
+          <w:sz w:val="22"/>
+          <w:szCs w:val="22"/>
+        </w:rPr>
+        <w:t>The project investigates how Reinforcement Learning (RL) can make artificial intelligence (AI) agents more adaptive and capable in a video game context. Reinforcement Learning is an area of machine le</w:t>
+      </w:r>
+      <w:r>
+        <w:rPr>
+          <w:rFonts w:ascii="Arial" w:hAnsi="Arial" w:cs="Arial"/>
+          <w:sz w:val="22"/>
+          <w:szCs w:val="22"/>
+        </w:rPr>
+        <w:t xml:space="preserve">arning in which systems learn from experience, rewarding them for advantageous behaviours and punishing them for disadvantageous behaviours, rather than relying on prescribed rules. In modern game development, most AI or NPC systems use some form of pre scripting or logic based on rules, which can lead to the AI agent becoming more predictable once the player observes the patterns built into the system. By using RL, and AI agent can learn and improve while interacting with an environment, resulting in more engaging realistic and </w:t>
+      </w:r>
+      <w:proofErr w:type="spellStart"/>
+      <w:r>
+        <w:rPr>
+          <w:rFonts w:ascii="Arial" w:hAnsi="Arial" w:cs="Arial"/>
+          <w:sz w:val="22"/>
+          <w:szCs w:val="22"/>
+        </w:rPr>
+        <w:t>replayable</w:t>
+      </w:r>
+      <w:proofErr w:type="spellEnd"/>
+      <w:r>
+        <w:rPr>
+          <w:rFonts w:ascii="Arial" w:hAnsi="Arial" w:cs="Arial"/>
+          <w:sz w:val="22"/>
+          <w:szCs w:val="22"/>
+        </w:rPr>
+        <w:t xml:space="preserve"> experiences for the player.</w:t>
+      </w:r>
+    </w:p>
+    <w:p>
+      <w:pPr>
+        <w:rPr>
+          <w:rFonts w:ascii="Arial" w:hAnsi="Arial" w:cs="Arial"/>
+          <w:sz w:val="22"/>
+          <w:szCs w:val="22"/>
+        </w:rPr>
+      </w:pPr>
+      <w:r>
+        <w:rPr>
+          <w:rFonts w:ascii="Arial" w:hAnsi="Arial" w:cs="Arial"/>
+          <w:sz w:val="22"/>
+          <w:szCs w:val="22"/>
+        </w:rPr>
+        <w:t>The project utilises Unity’s ML- Agents toolkit to achieve machine learning based AI design. ML</w:t>
+      </w:r>
+    </w:p>
+    <w:p>
+      <w:pPr>
+        <w:rPr>
+          <w:rFonts w:ascii="Arial" w:hAnsi="Arial" w:cs="Arial"/>
+        </w:rPr>
+      </w:pPr>
+    </w:p>
+    <w:p>
+      <w:pPr>
         <w:pStyle w:val="Heading2"/>
       </w:pPr>
       <w:r>
@@ -1021,7 +1193,14 @@
         <w:rPr>
           <w:rFonts w:ascii="Arial" w:hAnsi="Arial" w:cs="Arial"/>
         </w:rPr>
-        <w:t xml:space="preserve"> findings and conclusions derived from </w:t>
+        <w:t xml:space="preserve"> findings and conclusions </w:t>
+      </w:r>
+      <w:r>
+        <w:rPr>
+          <w:rFonts w:ascii="Arial" w:hAnsi="Arial" w:cs="Arial"/>
+        </w:rPr>
+        <w:lastRenderedPageBreak/>
+        <w:t xml:space="preserve">derived from </w:t>
       </w:r>
       <w:r>
         <w:rPr>
@@ -1332,6 +1511,7 @@
         <w:pStyle w:val="Heading2"/>
       </w:pPr>
       <w:r>
+        <w:lastRenderedPageBreak/>
         <w:t xml:space="preserve">3.2 </w:t>
       </w:r>
       <w:r>
@@ -1619,7 +1799,6 @@
         <w:pStyle w:val="Heading2"/>
       </w:pPr>
       <w:r>
-        <w:lastRenderedPageBreak/>
         <w:t xml:space="preserve">3.3 </w:t>
       </w:r>
       <w:r>
@@ -1823,6 +2002,7 @@
         <w:pStyle w:val="Heading2"/>
       </w:pPr>
       <w:r>
+        <w:lastRenderedPageBreak/>
         <w:t>4.2 Justification of Methods</w:t>
       </w:r>
     </w:p>
@@ -1904,30 +2084,167 @@
         <w:pStyle w:val="Heading2"/>
       </w:pPr>
       <w:r>
+        <w:t>5</w:t>
+      </w:r>
+      <w:r>
+        <w:t xml:space="preserve">.2 </w:t>
+      </w:r>
+      <w:r>
+        <w:t>Artefact's Structure/</w:t>
+      </w:r>
+      <w:r>
+        <w:t xml:space="preserve"> Architecture / Framework</w:t>
+      </w:r>
+    </w:p>
+    <w:p>
+      <w:pPr>
+        <w:rPr>
+          <w:rFonts w:ascii="Arial" w:hAnsi="Arial" w:cs="Arial"/>
+        </w:rPr>
+      </w:pPr>
+      <w:r>
+        <w:rPr>
+          <w:rFonts w:ascii="Arial" w:hAnsi="Arial" w:cs="Arial"/>
+        </w:rPr>
+        <w:t>Provide an outline of the artefact's structure to explain how components interact. Also, outline the key components, technologies, algorithms, or materials employed in the design. Use tables, graphs, and figures where relevant to present data and technical information.</w:t>
+      </w:r>
+    </w:p>
+    <w:p>
+      <w:pPr>
+        <w:pStyle w:val="Heading1"/>
+      </w:pPr>
+      <w:r>
+        <w:t>6</w:t>
+      </w:r>
+      <w:r>
+        <w:t>. Implementation</w:t>
+      </w:r>
+    </w:p>
+    <w:p>
+      <w:pPr>
+        <w:rPr>
+          <w:rFonts w:ascii="Arial" w:hAnsi="Arial" w:cs="Arial"/>
+        </w:rPr>
+      </w:pPr>
+      <w:r>
+        <w:rPr>
+          <w:rFonts w:ascii="Arial" w:hAnsi="Arial" w:cs="Arial"/>
+        </w:rPr>
+        <w:t>Describe the steps you took to create and validate your artefact, clearly connecting the process to your project questions.</w:t>
+      </w:r>
+    </w:p>
+    <w:p>
+      <w:pPr>
+        <w:rPr>
+          <w:rFonts w:ascii="Arial" w:hAnsi="Arial" w:cs="Arial"/>
+        </w:rPr>
+      </w:pPr>
+    </w:p>
+    <w:p>
+      <w:pPr>
+        <w:rPr>
+          <w:rFonts w:ascii="Arial" w:hAnsi="Arial" w:cs="Arial"/>
+        </w:rPr>
+      </w:pPr>
+    </w:p>
+    <w:p>
+      <w:pPr>
+        <w:pStyle w:val="Heading2"/>
+      </w:pPr>
+      <w:r>
+        <w:t>6</w:t>
+      </w:r>
+      <w:r>
+        <w:t>.1 Construction of the Artefact</w:t>
+      </w:r>
+    </w:p>
+    <w:p>
+      <w:pPr>
+        <w:rPr>
+          <w:rFonts w:ascii="Arial" w:hAnsi="Arial" w:cs="Arial"/>
+        </w:rPr>
+      </w:pPr>
+      <w:r>
+        <w:rPr>
+          <w:rFonts w:ascii="Arial" w:hAnsi="Arial" w:cs="Arial"/>
+        </w:rPr>
+        <w:t>Break down the development process into individual steps, covering the tools, languages, and methods employed. Assess the key decisions made and the challenges encountered during construction. Furthermore, describe how the implemented artefact meets the problem statement and research questions outlined in the introduction.</w:t>
+      </w:r>
+    </w:p>
+    <w:p>
+      <w:pPr>
+        <w:pStyle w:val="Heading2"/>
+      </w:pPr>
+      <w:r>
+        <w:t>6</w:t>
+      </w:r>
+      <w:r>
+        <w:t>.</w:t>
+      </w:r>
+      <w:r>
+        <w:t>2</w:t>
+      </w:r>
+      <w:r>
+        <w:t xml:space="preserve"> Validation and Testing</w:t>
+      </w:r>
+    </w:p>
+    <w:p>
+      <w:pPr>
+        <w:rPr>
+          <w:rFonts w:ascii="Arial" w:hAnsi="Arial" w:cs="Arial"/>
+        </w:rPr>
+      </w:pPr>
+      <w:r>
+        <w:rPr>
+          <w:rFonts w:ascii="Arial" w:hAnsi="Arial" w:cs="Arial"/>
+        </w:rPr>
+        <w:t>Explain how you validated the artefact, providing evidence of its logical consistency, functionality, and performance. This could include test results, user feedback, or data analysis demonstrating it functions as intended.</w:t>
+      </w:r>
+    </w:p>
+    <w:p>
+      <w:pPr>
+        <w:pStyle w:val="Heading1"/>
+      </w:pPr>
+      <w:r>
         <w:lastRenderedPageBreak/>
-        <w:t>5</w:t>
-      </w:r>
-      <w:r>
-        <w:t xml:space="preserve">.2 </w:t>
-      </w:r>
-      <w:r>
-        <w:t>Artefact's Structure/</w:t>
-      </w:r>
-      <w:r>
-        <w:t xml:space="preserve"> Architecture / Framework</w:t>
-      </w:r>
-    </w:p>
-    <w:p>
-      <w:pPr>
-        <w:rPr>
-          <w:rFonts w:ascii="Arial" w:hAnsi="Arial" w:cs="Arial"/>
-        </w:rPr>
-      </w:pPr>
-      <w:r>
-        <w:rPr>
-          <w:rFonts w:ascii="Arial" w:hAnsi="Arial" w:cs="Arial"/>
-        </w:rPr>
-        <w:t>Provide an outline of the artefact's structure to explain how components interact. Also, outline the key components, technologies, algorithms, or materials employed in the design. Use tables, graphs, and figures where relevant to present data and technical information.</w:t>
+        <w:t>7</w:t>
+      </w:r>
+      <w:r>
+        <w:t>. Critical Evaluation</w:t>
+      </w:r>
+    </w:p>
+    <w:p>
+      <w:pPr>
+        <w:rPr>
+          <w:rFonts w:ascii="Arial" w:hAnsi="Arial" w:cs="Arial"/>
+        </w:rPr>
+      </w:pPr>
+      <w:r>
+        <w:rPr>
+          <w:rFonts w:ascii="Arial" w:hAnsi="Arial" w:cs="Arial"/>
+        </w:rPr>
+        <w:t>Here is where you examine the success and significance of your work. Describe your artefact, what it does, and its significance in its context, whether that's societal, industrial, or academic. Additionally, discuss how your artefact differs from the similar systems or solutions you explored in your literature review. What are its distinct advantages or novel contributions?</w:t>
+      </w:r>
+    </w:p>
+    <w:p>
+      <w:pPr>
+        <w:pStyle w:val="Heading2"/>
+      </w:pPr>
+      <w:r>
+        <w:t>7.2 Impact</w:t>
+      </w:r>
+    </w:p>
+    <w:p>
+      <w:pPr>
+        <w:rPr>
+          <w:rFonts w:ascii="Arial" w:hAnsi="Arial" w:cs="Arial"/>
+        </w:rPr>
+      </w:pPr>
+      <w:r>
+        <w:rPr>
+          <w:rFonts w:ascii="Arial" w:hAnsi="Arial" w:cs="Arial"/>
+        </w:rPr>
+        <w:t>Examine the actual or potential impact of your artefact. Does it address a problem for a particular community? Does it enhance a process within an industry? Does it bring a new perspective to academic discussion?</w:t>
       </w:r>
     </w:p>
     <w:p>
@@ -1935,317 +2252,180 @@
         <w:pStyle w:val="Heading1"/>
       </w:pPr>
       <w:r>
-        <w:t>6</w:t>
-      </w:r>
-      <w:r>
-        <w:t>. Implementation</w:t>
-      </w:r>
-    </w:p>
-    <w:p>
-      <w:pPr>
-        <w:rPr>
-          <w:rFonts w:ascii="Arial" w:hAnsi="Arial" w:cs="Arial"/>
-        </w:rPr>
-      </w:pPr>
-      <w:r>
-        <w:rPr>
-          <w:rFonts w:ascii="Arial" w:hAnsi="Arial" w:cs="Arial"/>
-        </w:rPr>
-        <w:t>Describe the steps you took to create and validate your artefact, clearly connecting the process to your project questions.</w:t>
-      </w:r>
-    </w:p>
-    <w:p>
-      <w:pPr>
-        <w:rPr>
-          <w:rFonts w:ascii="Arial" w:hAnsi="Arial" w:cs="Arial"/>
-        </w:rPr>
-      </w:pPr>
-    </w:p>
-    <w:p>
-      <w:pPr>
-        <w:rPr>
-          <w:rFonts w:ascii="Arial" w:hAnsi="Arial" w:cs="Arial"/>
-        </w:rPr>
-      </w:pPr>
+        <w:t>8</w:t>
+      </w:r>
+      <w:r>
+        <w:t>. Conclusion</w:t>
+      </w:r>
+    </w:p>
+    <w:p>
+      <w:pPr>
+        <w:rPr>
+          <w:rFonts w:ascii="Arial" w:hAnsi="Arial" w:cs="Arial"/>
+        </w:rPr>
+      </w:pPr>
+      <w:r>
+        <w:rPr>
+          <w:rFonts w:ascii="Arial" w:hAnsi="Arial" w:cs="Arial"/>
+        </w:rPr>
+        <w:t>Outline the project journey, reiterate the problem, approach, and key findings. Conclude by reflecting on the project's success and value.</w:t>
+      </w:r>
     </w:p>
     <w:p>
       <w:pPr>
         <w:pStyle w:val="Heading2"/>
       </w:pPr>
       <w:r>
-        <w:t>6</w:t>
-      </w:r>
-      <w:r>
-        <w:t>.1 Construction of the Artefact</w:t>
-      </w:r>
-    </w:p>
-    <w:p>
-      <w:pPr>
-        <w:rPr>
-          <w:rFonts w:ascii="Arial" w:hAnsi="Arial" w:cs="Arial"/>
-        </w:rPr>
-      </w:pPr>
-      <w:r>
-        <w:rPr>
-          <w:rFonts w:ascii="Arial" w:hAnsi="Arial" w:cs="Arial"/>
-        </w:rPr>
-        <w:t>Break down the development process into individual steps, covering the tools, languages, and methods employed. Assess the key decisions made and the challenges encountered during construction. Furthermore, describe how the implemented artefact meets the problem statement and research questions outlined in the introduction.</w:t>
-      </w:r>
+        <w:t xml:space="preserve">8.1 </w:t>
+      </w:r>
+      <w:r>
+        <w:t xml:space="preserve">Limitations </w:t>
+      </w:r>
+    </w:p>
+    <w:p>
+      <w:pPr>
+        <w:rPr>
+          <w:rFonts w:ascii="Arial" w:hAnsi="Arial" w:cs="Arial"/>
+        </w:rPr>
+      </w:pPr>
+      <w:r>
+        <w:rPr>
+          <w:rFonts w:ascii="Arial" w:hAnsi="Arial" w:cs="Arial"/>
+        </w:rPr>
+        <w:t>This section lets you demonstrate critical self-awareness by honestly acknowledging your work's boundaries and constraints. For example, d</w:t>
+      </w:r>
+      <w:r>
+        <w:rPr>
+          <w:rFonts w:ascii="Arial" w:hAnsi="Arial" w:cs="Arial"/>
+        </w:rPr>
+        <w:t xml:space="preserve">id your chosen method have </w:t>
+      </w:r>
+      <w:r>
+        <w:rPr>
+          <w:rFonts w:ascii="Arial" w:hAnsi="Arial" w:cs="Arial"/>
+        </w:rPr>
+        <w:t xml:space="preserve">any </w:t>
+      </w:r>
+      <w:r>
+        <w:rPr>
+          <w:rFonts w:ascii="Arial" w:hAnsi="Arial" w:cs="Arial"/>
+        </w:rPr>
+        <w:t>weaknesses?</w:t>
+      </w:r>
+      <w:r>
+        <w:rPr>
+          <w:rFonts w:ascii="Arial" w:hAnsi="Arial" w:cs="Arial"/>
+        </w:rPr>
+        <w:t xml:space="preserve"> </w:t>
+      </w:r>
+      <w:r>
+        <w:rPr>
+          <w:rFonts w:ascii="Arial" w:hAnsi="Arial" w:cs="Arial"/>
+        </w:rPr>
+        <w:t>What did you have to leave out?</w:t>
+      </w:r>
+      <w:r>
+        <w:rPr>
+          <w:rFonts w:ascii="Arial" w:hAnsi="Arial" w:cs="Arial"/>
+        </w:rPr>
+        <w:t xml:space="preserve"> </w:t>
+      </w:r>
+      <w:r>
+        <w:rPr>
+          <w:rFonts w:ascii="Arial" w:hAnsi="Arial" w:cs="Arial"/>
+        </w:rPr>
+        <w:t>What are the practical weaknesses of your artefact?</w:t>
+      </w:r>
+      <w:r>
+        <w:rPr>
+          <w:rFonts w:ascii="Arial" w:hAnsi="Arial" w:cs="Arial"/>
+        </w:rPr>
+        <w:t xml:space="preserve"> Or w</w:t>
+      </w:r>
+      <w:r>
+        <w:rPr>
+          <w:rFonts w:ascii="Arial" w:hAnsi="Arial" w:cs="Arial"/>
+        </w:rPr>
+        <w:t>as your dataset small, incomplete, or biased in some way?</w:t>
+      </w:r>
+      <w:r>
+        <w:rPr>
+          <w:rFonts w:ascii="Arial" w:hAnsi="Arial" w:cs="Arial"/>
+        </w:rPr>
+        <w:t xml:space="preserve"> </w:t>
+      </w:r>
+      <w:r>
+        <w:rPr>
+          <w:rFonts w:ascii="Arial" w:hAnsi="Arial" w:cs="Arial"/>
+        </w:rPr>
+        <w:t xml:space="preserve">For each </w:t>
+      </w:r>
+      <w:r>
+        <w:rPr>
+          <w:rFonts w:ascii="Arial" w:hAnsi="Arial" w:cs="Arial"/>
+        </w:rPr>
+        <w:t xml:space="preserve">limitation you mention, provide a brief explanation of its impact on your project and how you addressed these limitations. </w:t>
+      </w:r>
+    </w:p>
+    <w:p>
+      <w:pPr>
+        <w:rPr>
+          <w:rFonts w:ascii="Arial" w:hAnsi="Arial" w:cs="Arial"/>
+        </w:rPr>
+      </w:pPr>
+    </w:p>
+    <w:p>
+      <w:pPr>
+        <w:rPr>
+          <w:rFonts w:ascii="Arial" w:hAnsi="Arial" w:cs="Arial"/>
+        </w:rPr>
+      </w:pPr>
     </w:p>
     <w:p>
       <w:pPr>
         <w:pStyle w:val="Heading2"/>
       </w:pPr>
       <w:r>
-        <w:t>6</w:t>
-      </w:r>
-      <w:r>
+        <w:t>8.2</w:t>
+      </w:r>
+      <w:r>
+        <w:t xml:space="preserve"> </w:t>
+      </w:r>
+      <w:r>
+        <w:t xml:space="preserve">Future Work </w:t>
+      </w:r>
+    </w:p>
+    <w:p>
+      <w:pPr>
+        <w:rPr>
+          <w:rFonts w:ascii="Arial" w:hAnsi="Arial" w:cs="Arial"/>
+        </w:rPr>
+      </w:pPr>
+      <w:r>
+        <w:rPr>
+          <w:rFonts w:ascii="Arial" w:hAnsi="Arial" w:cs="Arial"/>
+        </w:rPr>
+        <w:t>This section provides a roadmap for you or others to continue or enhance this project, but your suggestions should be specific and concrete. It should logically follow your findings and identified limitations. For example, you can offer suggestions on how other people can address the limitations. Also, you can explain what you would add if you had more time, or how the project could</w:t>
+      </w:r>
+      <w:r>
+        <w:rPr>
+          <w:rFonts w:ascii="Arial" w:hAnsi="Arial" w:cs="Arial"/>
+        </w:rPr>
+        <w:t xml:space="preserve"> be made bigger or more widely applicable</w:t>
+      </w:r>
+      <w:r>
+        <w:rPr>
+          <w:rFonts w:ascii="Arial" w:hAnsi="Arial" w:cs="Arial"/>
+        </w:rPr>
         <w:t>.</w:t>
       </w:r>
-      <w:r>
-        <w:t>2</w:t>
-      </w:r>
-      <w:r>
-        <w:t xml:space="preserve"> Validation and Testing</w:t>
-      </w:r>
-    </w:p>
-    <w:p>
-      <w:pPr>
-        <w:rPr>
-          <w:rFonts w:ascii="Arial" w:hAnsi="Arial" w:cs="Arial"/>
-        </w:rPr>
-      </w:pPr>
-      <w:r>
-        <w:rPr>
-          <w:rFonts w:ascii="Arial" w:hAnsi="Arial" w:cs="Arial"/>
-        </w:rPr>
-        <w:t>Explain how you validated the artefact, providing evidence of its logical consistency, functionality, and performance. This could include test results, user feedback, or data analysis demonstrating it functions as intended.</w:t>
-      </w:r>
     </w:p>
     <w:p>
       <w:pPr>
         <w:pStyle w:val="Heading1"/>
       </w:pPr>
       <w:r>
-        <w:t>7</w:t>
-      </w:r>
-      <w:r>
-        <w:t>. Critical Evaluation</w:t>
-      </w:r>
-    </w:p>
-    <w:p>
-      <w:pPr>
-        <w:rPr>
-          <w:rFonts w:ascii="Arial" w:hAnsi="Arial" w:cs="Arial"/>
-        </w:rPr>
-      </w:pPr>
-      <w:r>
-        <w:rPr>
-          <w:rFonts w:ascii="Arial" w:hAnsi="Arial" w:cs="Arial"/>
-        </w:rPr>
-        <w:t>Here is where you examine the success and significance of your work. Describe your artefact, what it does, and its significance in its context, whether that's societal, industrial, or academic. Additionally, discuss how your artefact differs from the similar systems or solutions you explored in your literature review. What are its distinct advantages or novel contributions?</w:t>
-      </w:r>
-    </w:p>
-    <w:p>
-      <w:pPr>
-        <w:pStyle w:val="Heading2"/>
-      </w:pPr>
-      <w:r>
-        <w:t>7.2 Impact</w:t>
-      </w:r>
-    </w:p>
-    <w:p>
-      <w:pPr>
-        <w:rPr>
-          <w:rFonts w:ascii="Arial" w:hAnsi="Arial" w:cs="Arial"/>
-        </w:rPr>
-      </w:pPr>
-      <w:r>
-        <w:rPr>
-          <w:rFonts w:ascii="Arial" w:hAnsi="Arial" w:cs="Arial"/>
-        </w:rPr>
-        <w:t>Examine the actual or potential impact of your artefact. Does it address a problem for a particular community? Does it enhance a process within an industry? Does it bring a new perspective to academic discussion?</w:t>
-      </w:r>
-    </w:p>
-    <w:p>
-      <w:pPr>
-        <w:pStyle w:val="Heading1"/>
-      </w:pPr>
-      <w:r>
         <w:lastRenderedPageBreak/>
-        <w:t>8</w:t>
-      </w:r>
-      <w:r>
-        <w:t>. Conclusion</w:t>
-      </w:r>
-    </w:p>
-    <w:p>
-      <w:pPr>
-        <w:rPr>
-          <w:rFonts w:ascii="Arial" w:hAnsi="Arial" w:cs="Arial"/>
-        </w:rPr>
-      </w:pPr>
-      <w:r>
-        <w:rPr>
-          <w:rFonts w:ascii="Arial" w:hAnsi="Arial" w:cs="Arial"/>
-        </w:rPr>
-        <w:t>Outline the project journey, reiterate the problem, approach, and key findings. Conclude by reflecting on the project's success and value.</w:t>
-      </w:r>
-    </w:p>
-    <w:p>
-      <w:pPr>
-        <w:pStyle w:val="Heading2"/>
-      </w:pPr>
-      <w:r>
-        <w:t xml:space="preserve">8.1 </w:t>
-      </w:r>
-      <w:r>
-        <w:t xml:space="preserve">Limitations </w:t>
-      </w:r>
-    </w:p>
-    <w:p>
-      <w:pPr>
-        <w:rPr>
-          <w:rFonts w:ascii="Arial" w:hAnsi="Arial" w:cs="Arial"/>
-        </w:rPr>
-      </w:pPr>
-      <w:r>
-        <w:rPr>
-          <w:rFonts w:ascii="Arial" w:hAnsi="Arial" w:cs="Arial"/>
-        </w:rPr>
-        <w:t>This section lets you demonstrate critical self-awareness by honestly acknowledging your work's boundaries and constraints. For example, d</w:t>
-      </w:r>
-      <w:r>
-        <w:rPr>
-          <w:rFonts w:ascii="Arial" w:hAnsi="Arial" w:cs="Arial"/>
-        </w:rPr>
-        <w:t xml:space="preserve">id your chosen method have </w:t>
-      </w:r>
-      <w:r>
-        <w:rPr>
-          <w:rFonts w:ascii="Arial" w:hAnsi="Arial" w:cs="Arial"/>
-        </w:rPr>
-        <w:t xml:space="preserve">any </w:t>
-      </w:r>
-      <w:r>
-        <w:rPr>
-          <w:rFonts w:ascii="Arial" w:hAnsi="Arial" w:cs="Arial"/>
-        </w:rPr>
-        <w:t>weaknesses?</w:t>
-      </w:r>
-      <w:r>
-        <w:rPr>
-          <w:rFonts w:ascii="Arial" w:hAnsi="Arial" w:cs="Arial"/>
-        </w:rPr>
-        <w:t xml:space="preserve"> </w:t>
-      </w:r>
-      <w:r>
-        <w:rPr>
-          <w:rFonts w:ascii="Arial" w:hAnsi="Arial" w:cs="Arial"/>
-        </w:rPr>
-        <w:t>What did you have to leave out?</w:t>
-      </w:r>
-      <w:r>
-        <w:rPr>
-          <w:rFonts w:ascii="Arial" w:hAnsi="Arial" w:cs="Arial"/>
-        </w:rPr>
-        <w:t xml:space="preserve"> </w:t>
-      </w:r>
-      <w:r>
-        <w:rPr>
-          <w:rFonts w:ascii="Arial" w:hAnsi="Arial" w:cs="Arial"/>
-        </w:rPr>
-        <w:t>What are the practical weaknesses of your artefact?</w:t>
-      </w:r>
-      <w:r>
-        <w:rPr>
-          <w:rFonts w:ascii="Arial" w:hAnsi="Arial" w:cs="Arial"/>
-        </w:rPr>
-        <w:t xml:space="preserve"> Or w</w:t>
-      </w:r>
-      <w:r>
-        <w:rPr>
-          <w:rFonts w:ascii="Arial" w:hAnsi="Arial" w:cs="Arial"/>
-        </w:rPr>
-        <w:t>as your dataset small, incomplete, or biased in some way?</w:t>
-      </w:r>
-      <w:r>
-        <w:rPr>
-          <w:rFonts w:ascii="Arial" w:hAnsi="Arial" w:cs="Arial"/>
-        </w:rPr>
-        <w:t xml:space="preserve"> </w:t>
-      </w:r>
-      <w:r>
-        <w:rPr>
-          <w:rFonts w:ascii="Arial" w:hAnsi="Arial" w:cs="Arial"/>
-        </w:rPr>
-        <w:t xml:space="preserve">For each </w:t>
-      </w:r>
-      <w:r>
-        <w:rPr>
-          <w:rFonts w:ascii="Arial" w:hAnsi="Arial" w:cs="Arial"/>
-        </w:rPr>
-        <w:t xml:space="preserve">limitation you mention, provide a brief explanation of its impact on your project and how you addressed these limitations. </w:t>
-      </w:r>
-    </w:p>
-    <w:p>
-      <w:pPr>
-        <w:rPr>
-          <w:rFonts w:ascii="Arial" w:hAnsi="Arial" w:cs="Arial"/>
-        </w:rPr>
-      </w:pPr>
-    </w:p>
-    <w:p>
-      <w:pPr>
-        <w:rPr>
-          <w:rFonts w:ascii="Arial" w:hAnsi="Arial" w:cs="Arial"/>
-        </w:rPr>
-      </w:pPr>
-    </w:p>
-    <w:p>
-      <w:pPr>
-        <w:pStyle w:val="Heading2"/>
-      </w:pPr>
-      <w:r>
-        <w:t>8.2</w:t>
-      </w:r>
-      <w:r>
-        <w:t xml:space="preserve"> </w:t>
-      </w:r>
-      <w:r>
-        <w:t xml:space="preserve">Future Work </w:t>
-      </w:r>
-    </w:p>
-    <w:p>
-      <w:pPr>
-        <w:rPr>
-          <w:rFonts w:ascii="Arial" w:hAnsi="Arial" w:cs="Arial"/>
-        </w:rPr>
-      </w:pPr>
-      <w:r>
-        <w:rPr>
-          <w:rFonts w:ascii="Arial" w:hAnsi="Arial" w:cs="Arial"/>
-        </w:rPr>
-        <w:t>This section provides a roadmap for you or others to continue or enhance this project, but your suggestions should be specific and concrete. It should logically follow your findings and identified limitations. For example, you can offer suggestions on how other people can address the limitations. Also, you can explain what you would add if you had more time, or how the project could</w:t>
-      </w:r>
-      <w:r>
-        <w:rPr>
-          <w:rFonts w:ascii="Arial" w:hAnsi="Arial" w:cs="Arial"/>
-        </w:rPr>
-        <w:t xml:space="preserve"> be made bigger or more widely applicable</w:t>
-      </w:r>
-      <w:r>
-        <w:rPr>
-          <w:rFonts w:ascii="Arial" w:hAnsi="Arial" w:cs="Arial"/>
-        </w:rPr>
-        <w:t>.</w:t>
-      </w:r>
-    </w:p>
-    <w:p>
-      <w:pPr>
-        <w:pStyle w:val="Heading1"/>
-      </w:pPr>
-      <w:r>
         <w:t>References</w:t>
       </w:r>
     </w:p>
@@ -2337,7 +2517,6 @@
         <w:rPr>
           <w:rFonts w:ascii="Arial" w:hAnsi="Arial" w:cs="Arial"/>
         </w:rPr>
-        <w:lastRenderedPageBreak/>
         <w:t>This final section shows that you have considered your project's execution in a practical and responsible way.</w:t>
       </w:r>
     </w:p>
@@ -2693,7 +2872,16 @@
                 <w:i/>
                 <w:iCs/>
               </w:rPr>
-              <w:t>e.g., Allocate specific time in the project plan for tutorials; seek guidance from supervisor.</w:t>
+              <w:t xml:space="preserve">e.g., Allocate specific time in the project plan for tutorials; seek </w:t>
+            </w:r>
+            <w:r>
+              <w:rPr>
+                <w:rFonts w:ascii="Arial" w:hAnsi="Arial" w:cs="Arial"/>
+                <w:i/>
+                <w:iCs/>
+              </w:rPr>
+              <w:lastRenderedPageBreak/>
+              <w:t>guidance from supervisor.</w:t>
             </w:r>
           </w:p>
         </w:tc>
@@ -2721,6 +2909,7 @@
               <w:rPr>
                 <w:rFonts w:ascii="Arial" w:hAnsi="Arial" w:cs="Arial"/>
               </w:rPr>
+              <w:lastRenderedPageBreak/>
               <w:t>e.g., Difficulty recruiting participants for interviews</w:t>
             </w:r>
           </w:p>
@@ -2843,14 +3032,7 @@
         <w:rPr>
           <w:rFonts w:ascii="Arial" w:hAnsi="Arial" w:cs="Arial"/>
         </w:rPr>
-        <w:t xml:space="preserve">Reflect on the ethical aspects of your project. If working with human participants, how will you secure informed consent, ensure anonymity, and maintain confidentiality of their data? If utilising datasets, are there any concerns </w:t>
-      </w:r>
-      <w:r>
-        <w:rPr>
-          <w:rFonts w:ascii="Arial" w:hAnsi="Arial" w:cs="Arial"/>
-        </w:rPr>
-        <w:lastRenderedPageBreak/>
-        <w:t>regarding data protection? Consider the potential social influence of your project's outcome. Clarify the steps you will take to conduct your project ethically and responsibly.</w:t>
+        <w:t>Reflect on the ethical aspects of your project. If working with human participants, how will you secure informed consent, ensure anonymity, and maintain confidentiality of their data? If utilising datasets, are there any concerns regarding data protection? Consider the potential social influence of your project's outcome. Clarify the steps you will take to conduct your project ethically and responsibly.</w:t>
       </w:r>
     </w:p>
     <w:p>
@@ -4565,6 +4747,7 @@
   <w:style w:type="character" w:default="1" w:styleId="DefaultParagraphFont">
     <w:name w:val="Default Paragraph Font"/>
     <w:uiPriority w:val="1"/>
+    <w:semiHidden/>
     <w:unhideWhenUsed/>
   </w:style>
   <w:style w:type="table" w:default="1" w:styleId="TableNormal">

--- a/Assignements/25-26 Project Final Report Template.docx
+++ b/Assignements/25-26 Project Final Report Template.docx
@@ -680,9 +680,11 @@
       <w:pPr>
         <w:pStyle w:val="Heading1"/>
       </w:pPr>
+      <w:bookmarkStart w:id="7" w:name="_Toc227767089"/>
       <w:r>
         <w:t>Abstract</w:t>
       </w:r>
+      <w:bookmarkEnd w:id="7"/>
     </w:p>
     <w:p>
       <w:pPr>
@@ -700,6 +702,24 @@
         </w:rPr>
         <w:t>Provide a concise overview of the report that introduces the problem and clearly states the main objectives. The artefact and methods used are briefly described, providing a snapshot of the approach. The key findings from your evaluation are summarised to highlight the most important results. Finally, the main conclusions and contributions are outlined, giving a complete picture of the significance and impact. This summary aims to make the report more approachable and engaging, encouraging readers to explore further.</w:t>
       </w:r>
+    </w:p>
+    <w:p>
+      <w:pPr>
+        <w:rPr>
+          <w:rFonts w:ascii="Arial" w:hAnsi="Arial" w:cs="Arial"/>
+          <w:sz w:val="22"/>
+          <w:szCs w:val="22"/>
+        </w:rPr>
+      </w:pPr>
+    </w:p>
+    <w:p>
+      <w:pPr>
+        <w:rPr>
+          <w:rFonts w:ascii="Arial" w:hAnsi="Arial" w:cs="Arial"/>
+          <w:sz w:val="22"/>
+          <w:szCs w:val="22"/>
+        </w:rPr>
+      </w:pPr>
     </w:p>
     <w:p>
       <w:pPr>
@@ -717,7 +737,39 @@
           <w:sz w:val="22"/>
           <w:szCs w:val="22"/>
         </w:rPr>
-        <w:t xml:space="preserve">The project investigates the use of reinforcement learning (RL) to produce adaptive, believable non player characters (NPCs) within a unity game environment. Using unity ML agents, the work involves designing controlled training environments, implementing RL agents using proximal policy optimization (PPO), and comparing their behaviour against </w:t>
+        <w:t>Th</w:t>
+      </w:r>
+      <w:r>
+        <w:rPr>
+          <w:rFonts w:ascii="Arial" w:hAnsi="Arial" w:cs="Arial"/>
+          <w:sz w:val="22"/>
+          <w:szCs w:val="22"/>
+        </w:rPr>
+        <w:t>e</w:t>
+      </w:r>
+      <w:r>
+        <w:rPr>
+          <w:rFonts w:ascii="Arial" w:hAnsi="Arial" w:cs="Arial"/>
+          <w:sz w:val="22"/>
+          <w:szCs w:val="22"/>
+        </w:rPr>
+        <w:t xml:space="preserve"> project investigates the use of reinforcement learning (RL) to produce adaptive, believable non player characters (NPCs) within a unity game environment. Using unity ML</w:t>
+      </w:r>
+      <w:r>
+        <w:rPr>
+          <w:rFonts w:ascii="Arial" w:hAnsi="Arial" w:cs="Arial"/>
+          <w:sz w:val="22"/>
+          <w:szCs w:val="22"/>
+        </w:rPr>
+        <w:t>-A</w:t>
+      </w:r>
+      <w:r>
+        <w:rPr>
+          <w:rFonts w:ascii="Arial" w:hAnsi="Arial" w:cs="Arial"/>
+          <w:sz w:val="22"/>
+          <w:szCs w:val="22"/>
+        </w:rPr>
+        <w:t xml:space="preserve">gents, the work involves designing controlled training environments, implementing RL agents using proximal policy optimization (PPO), and comparing their behaviour against </w:t>
       </w:r>
       <w:r>
         <w:rPr>
@@ -797,7 +849,23 @@
           <w:sz w:val="22"/>
           <w:szCs w:val="22"/>
         </w:rPr>
-        <w:t xml:space="preserve"> Outcomes demonstrate the critical importance of sensory integrity and reward shaping in practical RL, showing the trade offs between designer control and emergent adaptability in</w:t>
+        <w:t xml:space="preserve"> Outcomes demonstrate the critical importance of sensory integrity and reward shaping in practical RL, showing the trade offs between designer control and </w:t>
+      </w:r>
+      <w:r>
+        <w:rPr>
+          <w:rFonts w:ascii="Arial" w:hAnsi="Arial" w:cs="Arial"/>
+          <w:sz w:val="22"/>
+          <w:szCs w:val="22"/>
+        </w:rPr>
+        <w:t xml:space="preserve">developing </w:t>
+      </w:r>
+      <w:r>
+        <w:rPr>
+          <w:rFonts w:ascii="Arial" w:hAnsi="Arial" w:cs="Arial"/>
+          <w:sz w:val="22"/>
+          <w:szCs w:val="22"/>
+        </w:rPr>
+        <w:t>adaptability in</w:t>
       </w:r>
       <w:r>
         <w:rPr>
@@ -901,12 +969,1830 @@
         </w:rPr>
       </w:pPr>
     </w:p>
-    <w:p>
-      <w:pPr>
-        <w:rPr>
-          <w:rFonts w:ascii="Arial" w:hAnsi="Arial" w:cs="Arial"/>
+    <w:sdt>
+      <w:sdtPr>
+        <w:id w:val="1793328521"/>
+        <w:docPartObj>
+          <w:docPartGallery w:val="Table of Contents"/>
+          <w:docPartUnique/>
+        </w:docPartObj>
+      </w:sdtPr>
+      <w:sdtEndPr>
+        <w:rPr>
+          <w:rFonts w:asciiTheme="minorHAnsi" w:eastAsiaTheme="minorHAnsi" w:hAnsiTheme="minorHAnsi" w:cstheme="minorBidi"/>
           <w:b/>
           <w:bCs/>
+          <w:color w:val="auto"/>
+          <w:kern w:val="2"/>
+          <w:sz w:val="24"/>
+          <w:szCs w:val="24"/>
+          <w:lang w:eastAsia="en-US"/>
+          <w14:ligatures w14:val="standardContextual"/>
+        </w:rPr>
+      </w:sdtEndPr>
+      <w:sdtContent>
+        <w:p>
+          <w:pPr>
+            <w:pStyle w:val="TOCHeading"/>
+          </w:pPr>
+          <w:r>
+            <w:t>Contents</w:t>
+          </w:r>
+        </w:p>
+        <w:p>
+          <w:pPr>
+            <w:pStyle w:val="TOC1"/>
+            <w:tabs>
+              <w:tab w:val="right" w:leader="dot" w:pos="8611"/>
+            </w:tabs>
+            <w:rPr>
+              <w:noProof/>
+            </w:rPr>
+          </w:pPr>
+          <w:r>
+            <w:fldChar w:fldCharType="begin"/>
+          </w:r>
+          <w:r>
+            <w:instrText xml:space="preserve"> TOC \o "1-3" \h \z \u </w:instrText>
+          </w:r>
+          <w:r>
+            <w:fldChar w:fldCharType="separate"/>
+          </w:r>
+          <w:hyperlink w:anchor="_Toc227767089" w:history="1">
+            <w:r>
+              <w:rPr>
+                <w:rStyle w:val="Hyperlink"/>
+                <w:noProof/>
+              </w:rPr>
+              <w:t>Abstract</w:t>
+            </w:r>
+            <w:r>
+              <w:rPr>
+                <w:noProof/>
+                <w:webHidden/>
+              </w:rPr>
+              <w:tab/>
+            </w:r>
+            <w:r>
+              <w:rPr>
+                <w:noProof/>
+                <w:webHidden/>
+              </w:rPr>
+              <w:fldChar w:fldCharType="begin"/>
+            </w:r>
+            <w:r>
+              <w:rPr>
+                <w:noProof/>
+                <w:webHidden/>
+              </w:rPr>
+              <w:instrText xml:space="preserve"> PAGEREF _Toc227767089 \h </w:instrText>
+            </w:r>
+            <w:r>
+              <w:rPr>
+                <w:noProof/>
+                <w:webHidden/>
+              </w:rPr>
+            </w:r>
+            <w:r>
+              <w:rPr>
+                <w:noProof/>
+                <w:webHidden/>
+              </w:rPr>
+              <w:fldChar w:fldCharType="separate"/>
+            </w:r>
+            <w:r>
+              <w:rPr>
+                <w:noProof/>
+                <w:webHidden/>
+              </w:rPr>
+              <w:t>2</w:t>
+            </w:r>
+            <w:r>
+              <w:rPr>
+                <w:noProof/>
+                <w:webHidden/>
+              </w:rPr>
+              <w:fldChar w:fldCharType="end"/>
+            </w:r>
+          </w:hyperlink>
+        </w:p>
+        <w:p>
+          <w:pPr>
+            <w:pStyle w:val="TOC1"/>
+            <w:tabs>
+              <w:tab w:val="right" w:leader="dot" w:pos="8611"/>
+            </w:tabs>
+            <w:rPr>
+              <w:noProof/>
+            </w:rPr>
+          </w:pPr>
+          <w:hyperlink w:anchor="_Toc227767090" w:history="1">
+            <w:r>
+              <w:rPr>
+                <w:rStyle w:val="Hyperlink"/>
+                <w:noProof/>
+              </w:rPr>
+              <w:t>1.0 Introduction and Context</w:t>
+            </w:r>
+            <w:r>
+              <w:rPr>
+                <w:noProof/>
+                <w:webHidden/>
+              </w:rPr>
+              <w:tab/>
+            </w:r>
+            <w:r>
+              <w:rPr>
+                <w:noProof/>
+                <w:webHidden/>
+              </w:rPr>
+              <w:fldChar w:fldCharType="begin"/>
+            </w:r>
+            <w:r>
+              <w:rPr>
+                <w:noProof/>
+                <w:webHidden/>
+              </w:rPr>
+              <w:instrText xml:space="preserve"> PAGEREF _Toc227767090 \h </w:instrText>
+            </w:r>
+            <w:r>
+              <w:rPr>
+                <w:noProof/>
+                <w:webHidden/>
+              </w:rPr>
+            </w:r>
+            <w:r>
+              <w:rPr>
+                <w:noProof/>
+                <w:webHidden/>
+              </w:rPr>
+              <w:fldChar w:fldCharType="separate"/>
+            </w:r>
+            <w:r>
+              <w:rPr>
+                <w:noProof/>
+                <w:webHidden/>
+              </w:rPr>
+              <w:t>4</w:t>
+            </w:r>
+            <w:r>
+              <w:rPr>
+                <w:noProof/>
+                <w:webHidden/>
+              </w:rPr>
+              <w:fldChar w:fldCharType="end"/>
+            </w:r>
+          </w:hyperlink>
+        </w:p>
+        <w:p>
+          <w:pPr>
+            <w:pStyle w:val="TOC2"/>
+            <w:tabs>
+              <w:tab w:val="right" w:leader="dot" w:pos="8611"/>
+            </w:tabs>
+            <w:rPr>
+              <w:noProof/>
+            </w:rPr>
+          </w:pPr>
+          <w:hyperlink w:anchor="_Toc227767091" w:history="1">
+            <w:r>
+              <w:rPr>
+                <w:rStyle w:val="Hyperlink"/>
+                <w:noProof/>
+              </w:rPr>
+              <w:t>1.1 Problem Statement</w:t>
+            </w:r>
+            <w:r>
+              <w:rPr>
+                <w:noProof/>
+                <w:webHidden/>
+              </w:rPr>
+              <w:tab/>
+            </w:r>
+            <w:r>
+              <w:rPr>
+                <w:noProof/>
+                <w:webHidden/>
+              </w:rPr>
+              <w:fldChar w:fldCharType="begin"/>
+            </w:r>
+            <w:r>
+              <w:rPr>
+                <w:noProof/>
+                <w:webHidden/>
+              </w:rPr>
+              <w:instrText xml:space="preserve"> PAGEREF _Toc227767091 \h </w:instrText>
+            </w:r>
+            <w:r>
+              <w:rPr>
+                <w:noProof/>
+                <w:webHidden/>
+              </w:rPr>
+            </w:r>
+            <w:r>
+              <w:rPr>
+                <w:noProof/>
+                <w:webHidden/>
+              </w:rPr>
+              <w:fldChar w:fldCharType="separate"/>
+            </w:r>
+            <w:r>
+              <w:rPr>
+                <w:noProof/>
+                <w:webHidden/>
+              </w:rPr>
+              <w:t>4</w:t>
+            </w:r>
+            <w:r>
+              <w:rPr>
+                <w:noProof/>
+                <w:webHidden/>
+              </w:rPr>
+              <w:fldChar w:fldCharType="end"/>
+            </w:r>
+          </w:hyperlink>
+        </w:p>
+        <w:p>
+          <w:pPr>
+            <w:pStyle w:val="TOC1"/>
+            <w:tabs>
+              <w:tab w:val="right" w:leader="dot" w:pos="8611"/>
+            </w:tabs>
+            <w:rPr>
+              <w:noProof/>
+            </w:rPr>
+          </w:pPr>
+          <w:hyperlink w:anchor="_Toc227767092" w:history="1">
+            <w:r>
+              <w:rPr>
+                <w:rStyle w:val="Hyperlink"/>
+                <w:noProof/>
+              </w:rPr>
+              <w:t>2.0 Review of Existing Knowledge</w:t>
+            </w:r>
+            <w:r>
+              <w:rPr>
+                <w:noProof/>
+                <w:webHidden/>
+              </w:rPr>
+              <w:tab/>
+            </w:r>
+            <w:r>
+              <w:rPr>
+                <w:noProof/>
+                <w:webHidden/>
+              </w:rPr>
+              <w:fldChar w:fldCharType="begin"/>
+            </w:r>
+            <w:r>
+              <w:rPr>
+                <w:noProof/>
+                <w:webHidden/>
+              </w:rPr>
+              <w:instrText xml:space="preserve"> PAGEREF _Toc227767092 \h </w:instrText>
+            </w:r>
+            <w:r>
+              <w:rPr>
+                <w:noProof/>
+                <w:webHidden/>
+              </w:rPr>
+            </w:r>
+            <w:r>
+              <w:rPr>
+                <w:noProof/>
+                <w:webHidden/>
+              </w:rPr>
+              <w:fldChar w:fldCharType="separate"/>
+            </w:r>
+            <w:r>
+              <w:rPr>
+                <w:noProof/>
+                <w:webHidden/>
+              </w:rPr>
+              <w:t>5</w:t>
+            </w:r>
+            <w:r>
+              <w:rPr>
+                <w:noProof/>
+                <w:webHidden/>
+              </w:rPr>
+              <w:fldChar w:fldCharType="end"/>
+            </w:r>
+          </w:hyperlink>
+        </w:p>
+        <w:p>
+          <w:pPr>
+            <w:pStyle w:val="TOC2"/>
+            <w:tabs>
+              <w:tab w:val="right" w:leader="dot" w:pos="8611"/>
+            </w:tabs>
+            <w:rPr>
+              <w:noProof/>
+            </w:rPr>
+          </w:pPr>
+          <w:hyperlink w:anchor="_Toc227767093" w:history="1">
+            <w:r>
+              <w:rPr>
+                <w:rStyle w:val="Hyperlink"/>
+                <w:noProof/>
+              </w:rPr>
+              <w:t>2.1 Critical Analysis and Gap Identification</w:t>
+            </w:r>
+            <w:r>
+              <w:rPr>
+                <w:noProof/>
+                <w:webHidden/>
+              </w:rPr>
+              <w:tab/>
+            </w:r>
+            <w:r>
+              <w:rPr>
+                <w:noProof/>
+                <w:webHidden/>
+              </w:rPr>
+              <w:fldChar w:fldCharType="begin"/>
+            </w:r>
+            <w:r>
+              <w:rPr>
+                <w:noProof/>
+                <w:webHidden/>
+              </w:rPr>
+              <w:instrText xml:space="preserve"> PAGEREF _Toc227767093 \h </w:instrText>
+            </w:r>
+            <w:r>
+              <w:rPr>
+                <w:noProof/>
+                <w:webHidden/>
+              </w:rPr>
+            </w:r>
+            <w:r>
+              <w:rPr>
+                <w:noProof/>
+                <w:webHidden/>
+              </w:rPr>
+              <w:fldChar w:fldCharType="separate"/>
+            </w:r>
+            <w:r>
+              <w:rPr>
+                <w:noProof/>
+                <w:webHidden/>
+              </w:rPr>
+              <w:t>6</w:t>
+            </w:r>
+            <w:r>
+              <w:rPr>
+                <w:noProof/>
+                <w:webHidden/>
+              </w:rPr>
+              <w:fldChar w:fldCharType="end"/>
+            </w:r>
+          </w:hyperlink>
+        </w:p>
+        <w:p>
+          <w:pPr>
+            <w:pStyle w:val="TOC2"/>
+            <w:tabs>
+              <w:tab w:val="right" w:leader="dot" w:pos="8611"/>
+            </w:tabs>
+            <w:rPr>
+              <w:noProof/>
+            </w:rPr>
+          </w:pPr>
+          <w:hyperlink w:anchor="_Toc227767094" w:history="1">
+            <w:r>
+              <w:rPr>
+                <w:rStyle w:val="Hyperlink"/>
+                <w:noProof/>
+              </w:rPr>
+              <w:t>2.2 Project Justification</w:t>
+            </w:r>
+            <w:r>
+              <w:rPr>
+                <w:noProof/>
+                <w:webHidden/>
+              </w:rPr>
+              <w:tab/>
+            </w:r>
+            <w:r>
+              <w:rPr>
+                <w:noProof/>
+                <w:webHidden/>
+              </w:rPr>
+              <w:fldChar w:fldCharType="begin"/>
+            </w:r>
+            <w:r>
+              <w:rPr>
+                <w:noProof/>
+                <w:webHidden/>
+              </w:rPr>
+              <w:instrText xml:space="preserve"> PAGEREF _Toc227767094 \h </w:instrText>
+            </w:r>
+            <w:r>
+              <w:rPr>
+                <w:noProof/>
+                <w:webHidden/>
+              </w:rPr>
+            </w:r>
+            <w:r>
+              <w:rPr>
+                <w:noProof/>
+                <w:webHidden/>
+              </w:rPr>
+              <w:fldChar w:fldCharType="separate"/>
+            </w:r>
+            <w:r>
+              <w:rPr>
+                <w:noProof/>
+                <w:webHidden/>
+              </w:rPr>
+              <w:t>6</w:t>
+            </w:r>
+            <w:r>
+              <w:rPr>
+                <w:noProof/>
+                <w:webHidden/>
+              </w:rPr>
+              <w:fldChar w:fldCharType="end"/>
+            </w:r>
+          </w:hyperlink>
+        </w:p>
+        <w:p>
+          <w:pPr>
+            <w:pStyle w:val="TOC1"/>
+            <w:tabs>
+              <w:tab w:val="right" w:leader="dot" w:pos="8611"/>
+            </w:tabs>
+            <w:rPr>
+              <w:noProof/>
+            </w:rPr>
+          </w:pPr>
+          <w:hyperlink w:anchor="_Toc227767095" w:history="1">
+            <w:r>
+              <w:rPr>
+                <w:rStyle w:val="Hyperlink"/>
+                <w:noProof/>
+              </w:rPr>
+              <w:t>3.0 Project Aims, Objectives, and Scope</w:t>
+            </w:r>
+            <w:r>
+              <w:rPr>
+                <w:noProof/>
+                <w:webHidden/>
+              </w:rPr>
+              <w:tab/>
+            </w:r>
+            <w:r>
+              <w:rPr>
+                <w:noProof/>
+                <w:webHidden/>
+              </w:rPr>
+              <w:fldChar w:fldCharType="begin"/>
+            </w:r>
+            <w:r>
+              <w:rPr>
+                <w:noProof/>
+                <w:webHidden/>
+              </w:rPr>
+              <w:instrText xml:space="preserve"> PAGEREF _Toc227767095 \h </w:instrText>
+            </w:r>
+            <w:r>
+              <w:rPr>
+                <w:noProof/>
+                <w:webHidden/>
+              </w:rPr>
+            </w:r>
+            <w:r>
+              <w:rPr>
+                <w:noProof/>
+                <w:webHidden/>
+              </w:rPr>
+              <w:fldChar w:fldCharType="separate"/>
+            </w:r>
+            <w:r>
+              <w:rPr>
+                <w:noProof/>
+                <w:webHidden/>
+              </w:rPr>
+              <w:t>6</w:t>
+            </w:r>
+            <w:r>
+              <w:rPr>
+                <w:noProof/>
+                <w:webHidden/>
+              </w:rPr>
+              <w:fldChar w:fldCharType="end"/>
+            </w:r>
+          </w:hyperlink>
+        </w:p>
+        <w:p>
+          <w:pPr>
+            <w:pStyle w:val="TOC2"/>
+            <w:tabs>
+              <w:tab w:val="right" w:leader="dot" w:pos="8611"/>
+            </w:tabs>
+            <w:rPr>
+              <w:noProof/>
+            </w:rPr>
+          </w:pPr>
+          <w:hyperlink w:anchor="_Toc227767096" w:history="1">
+            <w:r>
+              <w:rPr>
+                <w:rStyle w:val="Hyperlink"/>
+                <w:noProof/>
+              </w:rPr>
+              <w:t>3.1 Project Aim</w:t>
+            </w:r>
+            <w:r>
+              <w:rPr>
+                <w:noProof/>
+                <w:webHidden/>
+              </w:rPr>
+              <w:tab/>
+            </w:r>
+            <w:r>
+              <w:rPr>
+                <w:noProof/>
+                <w:webHidden/>
+              </w:rPr>
+              <w:fldChar w:fldCharType="begin"/>
+            </w:r>
+            <w:r>
+              <w:rPr>
+                <w:noProof/>
+                <w:webHidden/>
+              </w:rPr>
+              <w:instrText xml:space="preserve"> PAGEREF _Toc227767096 \h </w:instrText>
+            </w:r>
+            <w:r>
+              <w:rPr>
+                <w:noProof/>
+                <w:webHidden/>
+              </w:rPr>
+            </w:r>
+            <w:r>
+              <w:rPr>
+                <w:noProof/>
+                <w:webHidden/>
+              </w:rPr>
+              <w:fldChar w:fldCharType="separate"/>
+            </w:r>
+            <w:r>
+              <w:rPr>
+                <w:noProof/>
+                <w:webHidden/>
+              </w:rPr>
+              <w:t>6</w:t>
+            </w:r>
+            <w:r>
+              <w:rPr>
+                <w:noProof/>
+                <w:webHidden/>
+              </w:rPr>
+              <w:fldChar w:fldCharType="end"/>
+            </w:r>
+          </w:hyperlink>
+        </w:p>
+        <w:p>
+          <w:pPr>
+            <w:pStyle w:val="TOC2"/>
+            <w:tabs>
+              <w:tab w:val="right" w:leader="dot" w:pos="8611"/>
+            </w:tabs>
+            <w:rPr>
+              <w:noProof/>
+            </w:rPr>
+          </w:pPr>
+          <w:hyperlink w:anchor="_Toc227767097" w:history="1">
+            <w:r>
+              <w:rPr>
+                <w:rStyle w:val="Hyperlink"/>
+                <w:noProof/>
+              </w:rPr>
+              <w:t>3.2 Project Objectives</w:t>
+            </w:r>
+            <w:r>
+              <w:rPr>
+                <w:noProof/>
+                <w:webHidden/>
+              </w:rPr>
+              <w:tab/>
+            </w:r>
+            <w:r>
+              <w:rPr>
+                <w:noProof/>
+                <w:webHidden/>
+              </w:rPr>
+              <w:fldChar w:fldCharType="begin"/>
+            </w:r>
+            <w:r>
+              <w:rPr>
+                <w:noProof/>
+                <w:webHidden/>
+              </w:rPr>
+              <w:instrText xml:space="preserve"> PAGEREF _Toc227767097 \h </w:instrText>
+            </w:r>
+            <w:r>
+              <w:rPr>
+                <w:noProof/>
+                <w:webHidden/>
+              </w:rPr>
+            </w:r>
+            <w:r>
+              <w:rPr>
+                <w:noProof/>
+                <w:webHidden/>
+              </w:rPr>
+              <w:fldChar w:fldCharType="separate"/>
+            </w:r>
+            <w:r>
+              <w:rPr>
+                <w:noProof/>
+                <w:webHidden/>
+              </w:rPr>
+              <w:t>6</w:t>
+            </w:r>
+            <w:r>
+              <w:rPr>
+                <w:noProof/>
+                <w:webHidden/>
+              </w:rPr>
+              <w:fldChar w:fldCharType="end"/>
+            </w:r>
+          </w:hyperlink>
+        </w:p>
+        <w:p>
+          <w:pPr>
+            <w:pStyle w:val="TOC2"/>
+            <w:tabs>
+              <w:tab w:val="right" w:leader="dot" w:pos="8611"/>
+            </w:tabs>
+            <w:rPr>
+              <w:noProof/>
+            </w:rPr>
+          </w:pPr>
+          <w:hyperlink w:anchor="_Toc227767098" w:history="1">
+            <w:r>
+              <w:rPr>
+                <w:rStyle w:val="Hyperlink"/>
+                <w:noProof/>
+              </w:rPr>
+              <w:t>3.3 Project Scope</w:t>
+            </w:r>
+            <w:r>
+              <w:rPr>
+                <w:noProof/>
+                <w:webHidden/>
+              </w:rPr>
+              <w:tab/>
+            </w:r>
+            <w:r>
+              <w:rPr>
+                <w:noProof/>
+                <w:webHidden/>
+              </w:rPr>
+              <w:fldChar w:fldCharType="begin"/>
+            </w:r>
+            <w:r>
+              <w:rPr>
+                <w:noProof/>
+                <w:webHidden/>
+              </w:rPr>
+              <w:instrText xml:space="preserve"> PAGEREF _Toc227767098 \h </w:instrText>
+            </w:r>
+            <w:r>
+              <w:rPr>
+                <w:noProof/>
+                <w:webHidden/>
+              </w:rPr>
+            </w:r>
+            <w:r>
+              <w:rPr>
+                <w:noProof/>
+                <w:webHidden/>
+              </w:rPr>
+              <w:fldChar w:fldCharType="separate"/>
+            </w:r>
+            <w:r>
+              <w:rPr>
+                <w:noProof/>
+                <w:webHidden/>
+              </w:rPr>
+              <w:t>7</w:t>
+            </w:r>
+            <w:r>
+              <w:rPr>
+                <w:noProof/>
+                <w:webHidden/>
+              </w:rPr>
+              <w:fldChar w:fldCharType="end"/>
+            </w:r>
+          </w:hyperlink>
+        </w:p>
+        <w:p>
+          <w:pPr>
+            <w:pStyle w:val="TOC1"/>
+            <w:tabs>
+              <w:tab w:val="right" w:leader="dot" w:pos="8611"/>
+            </w:tabs>
+            <w:rPr>
+              <w:noProof/>
+            </w:rPr>
+          </w:pPr>
+          <w:hyperlink w:anchor="_Toc227767099" w:history="1">
+            <w:r>
+              <w:rPr>
+                <w:rStyle w:val="Hyperlink"/>
+                <w:noProof/>
+              </w:rPr>
+              <w:t>4.0 Project Design</w:t>
+            </w:r>
+            <w:r>
+              <w:rPr>
+                <w:noProof/>
+                <w:webHidden/>
+              </w:rPr>
+              <w:tab/>
+            </w:r>
+            <w:r>
+              <w:rPr>
+                <w:noProof/>
+                <w:webHidden/>
+              </w:rPr>
+              <w:fldChar w:fldCharType="begin"/>
+            </w:r>
+            <w:r>
+              <w:rPr>
+                <w:noProof/>
+                <w:webHidden/>
+              </w:rPr>
+              <w:instrText xml:space="preserve"> PAGEREF _Toc227767099 \h </w:instrText>
+            </w:r>
+            <w:r>
+              <w:rPr>
+                <w:noProof/>
+                <w:webHidden/>
+              </w:rPr>
+            </w:r>
+            <w:r>
+              <w:rPr>
+                <w:noProof/>
+                <w:webHidden/>
+              </w:rPr>
+              <w:fldChar w:fldCharType="separate"/>
+            </w:r>
+            <w:r>
+              <w:rPr>
+                <w:noProof/>
+                <w:webHidden/>
+              </w:rPr>
+              <w:t>7</w:t>
+            </w:r>
+            <w:r>
+              <w:rPr>
+                <w:noProof/>
+                <w:webHidden/>
+              </w:rPr>
+              <w:fldChar w:fldCharType="end"/>
+            </w:r>
+          </w:hyperlink>
+        </w:p>
+        <w:p>
+          <w:pPr>
+            <w:pStyle w:val="TOC2"/>
+            <w:tabs>
+              <w:tab w:val="right" w:leader="dot" w:pos="8611"/>
+            </w:tabs>
+            <w:rPr>
+              <w:noProof/>
+            </w:rPr>
+          </w:pPr>
+          <w:hyperlink w:anchor="_Toc227767100" w:history="1">
+            <w:r>
+              <w:rPr>
+                <w:rStyle w:val="Hyperlink"/>
+                <w:noProof/>
+              </w:rPr>
+              <w:t>4.1 Design and Methods</w:t>
+            </w:r>
+            <w:r>
+              <w:rPr>
+                <w:noProof/>
+                <w:webHidden/>
+              </w:rPr>
+              <w:tab/>
+            </w:r>
+            <w:r>
+              <w:rPr>
+                <w:noProof/>
+                <w:webHidden/>
+              </w:rPr>
+              <w:fldChar w:fldCharType="begin"/>
+            </w:r>
+            <w:r>
+              <w:rPr>
+                <w:noProof/>
+                <w:webHidden/>
+              </w:rPr>
+              <w:instrText xml:space="preserve"> PAGEREF _Toc227767100 \h </w:instrText>
+            </w:r>
+            <w:r>
+              <w:rPr>
+                <w:noProof/>
+                <w:webHidden/>
+              </w:rPr>
+            </w:r>
+            <w:r>
+              <w:rPr>
+                <w:noProof/>
+                <w:webHidden/>
+              </w:rPr>
+              <w:fldChar w:fldCharType="separate"/>
+            </w:r>
+            <w:r>
+              <w:rPr>
+                <w:noProof/>
+                <w:webHidden/>
+              </w:rPr>
+              <w:t>7</w:t>
+            </w:r>
+            <w:r>
+              <w:rPr>
+                <w:noProof/>
+                <w:webHidden/>
+              </w:rPr>
+              <w:fldChar w:fldCharType="end"/>
+            </w:r>
+          </w:hyperlink>
+        </w:p>
+        <w:p>
+          <w:pPr>
+            <w:pStyle w:val="TOC2"/>
+            <w:tabs>
+              <w:tab w:val="right" w:leader="dot" w:pos="8611"/>
+            </w:tabs>
+            <w:rPr>
+              <w:noProof/>
+            </w:rPr>
+          </w:pPr>
+          <w:hyperlink w:anchor="_Toc227767101" w:history="1">
+            <w:r>
+              <w:rPr>
+                <w:rStyle w:val="Hyperlink"/>
+                <w:noProof/>
+              </w:rPr>
+              <w:t>4.2 Justification of Methods</w:t>
+            </w:r>
+            <w:r>
+              <w:rPr>
+                <w:noProof/>
+                <w:webHidden/>
+              </w:rPr>
+              <w:tab/>
+            </w:r>
+            <w:r>
+              <w:rPr>
+                <w:noProof/>
+                <w:webHidden/>
+              </w:rPr>
+              <w:fldChar w:fldCharType="begin"/>
+            </w:r>
+            <w:r>
+              <w:rPr>
+                <w:noProof/>
+                <w:webHidden/>
+              </w:rPr>
+              <w:instrText xml:space="preserve"> PAGEREF _Toc227767101 \h </w:instrText>
+            </w:r>
+            <w:r>
+              <w:rPr>
+                <w:noProof/>
+                <w:webHidden/>
+              </w:rPr>
+            </w:r>
+            <w:r>
+              <w:rPr>
+                <w:noProof/>
+                <w:webHidden/>
+              </w:rPr>
+              <w:fldChar w:fldCharType="separate"/>
+            </w:r>
+            <w:r>
+              <w:rPr>
+                <w:noProof/>
+                <w:webHidden/>
+              </w:rPr>
+              <w:t>7</w:t>
+            </w:r>
+            <w:r>
+              <w:rPr>
+                <w:noProof/>
+                <w:webHidden/>
+              </w:rPr>
+              <w:fldChar w:fldCharType="end"/>
+            </w:r>
+          </w:hyperlink>
+        </w:p>
+        <w:p>
+          <w:pPr>
+            <w:pStyle w:val="TOC1"/>
+            <w:tabs>
+              <w:tab w:val="right" w:leader="dot" w:pos="8611"/>
+            </w:tabs>
+            <w:rPr>
+              <w:noProof/>
+            </w:rPr>
+          </w:pPr>
+          <w:hyperlink w:anchor="_Toc227767102" w:history="1">
+            <w:r>
+              <w:rPr>
+                <w:rStyle w:val="Hyperlink"/>
+                <w:noProof/>
+              </w:rPr>
+              <w:t>5. Artefact Design</w:t>
+            </w:r>
+            <w:r>
+              <w:rPr>
+                <w:noProof/>
+                <w:webHidden/>
+              </w:rPr>
+              <w:tab/>
+            </w:r>
+            <w:r>
+              <w:rPr>
+                <w:noProof/>
+                <w:webHidden/>
+              </w:rPr>
+              <w:fldChar w:fldCharType="begin"/>
+            </w:r>
+            <w:r>
+              <w:rPr>
+                <w:noProof/>
+                <w:webHidden/>
+              </w:rPr>
+              <w:instrText xml:space="preserve"> PAGEREF _Toc227767102 \h </w:instrText>
+            </w:r>
+            <w:r>
+              <w:rPr>
+                <w:noProof/>
+                <w:webHidden/>
+              </w:rPr>
+            </w:r>
+            <w:r>
+              <w:rPr>
+                <w:noProof/>
+                <w:webHidden/>
+              </w:rPr>
+              <w:fldChar w:fldCharType="separate"/>
+            </w:r>
+            <w:r>
+              <w:rPr>
+                <w:noProof/>
+                <w:webHidden/>
+              </w:rPr>
+              <w:t>8</w:t>
+            </w:r>
+            <w:r>
+              <w:rPr>
+                <w:noProof/>
+                <w:webHidden/>
+              </w:rPr>
+              <w:fldChar w:fldCharType="end"/>
+            </w:r>
+          </w:hyperlink>
+        </w:p>
+        <w:p>
+          <w:pPr>
+            <w:pStyle w:val="TOC2"/>
+            <w:tabs>
+              <w:tab w:val="right" w:leader="dot" w:pos="8611"/>
+            </w:tabs>
+            <w:rPr>
+              <w:noProof/>
+            </w:rPr>
+          </w:pPr>
+          <w:hyperlink w:anchor="_Toc227767103" w:history="1">
+            <w:r>
+              <w:rPr>
+                <w:rStyle w:val="Hyperlink"/>
+                <w:noProof/>
+              </w:rPr>
+              <w:t>5.1 Design Specifications</w:t>
+            </w:r>
+            <w:r>
+              <w:rPr>
+                <w:noProof/>
+                <w:webHidden/>
+              </w:rPr>
+              <w:tab/>
+            </w:r>
+            <w:r>
+              <w:rPr>
+                <w:noProof/>
+                <w:webHidden/>
+              </w:rPr>
+              <w:fldChar w:fldCharType="begin"/>
+            </w:r>
+            <w:r>
+              <w:rPr>
+                <w:noProof/>
+                <w:webHidden/>
+              </w:rPr>
+              <w:instrText xml:space="preserve"> PAGEREF _Toc227767103 \h </w:instrText>
+            </w:r>
+            <w:r>
+              <w:rPr>
+                <w:noProof/>
+                <w:webHidden/>
+              </w:rPr>
+            </w:r>
+            <w:r>
+              <w:rPr>
+                <w:noProof/>
+                <w:webHidden/>
+              </w:rPr>
+              <w:fldChar w:fldCharType="separate"/>
+            </w:r>
+            <w:r>
+              <w:rPr>
+                <w:noProof/>
+                <w:webHidden/>
+              </w:rPr>
+              <w:t>8</w:t>
+            </w:r>
+            <w:r>
+              <w:rPr>
+                <w:noProof/>
+                <w:webHidden/>
+              </w:rPr>
+              <w:fldChar w:fldCharType="end"/>
+            </w:r>
+          </w:hyperlink>
+        </w:p>
+        <w:p>
+          <w:pPr>
+            <w:pStyle w:val="TOC2"/>
+            <w:tabs>
+              <w:tab w:val="right" w:leader="dot" w:pos="8611"/>
+            </w:tabs>
+            <w:rPr>
+              <w:noProof/>
+            </w:rPr>
+          </w:pPr>
+          <w:hyperlink w:anchor="_Toc227767104" w:history="1">
+            <w:r>
+              <w:rPr>
+                <w:rStyle w:val="Hyperlink"/>
+                <w:noProof/>
+              </w:rPr>
+              <w:t>5.2 Artefact's Structure/ Architecture / Framework</w:t>
+            </w:r>
+            <w:r>
+              <w:rPr>
+                <w:noProof/>
+                <w:webHidden/>
+              </w:rPr>
+              <w:tab/>
+            </w:r>
+            <w:r>
+              <w:rPr>
+                <w:noProof/>
+                <w:webHidden/>
+              </w:rPr>
+              <w:fldChar w:fldCharType="begin"/>
+            </w:r>
+            <w:r>
+              <w:rPr>
+                <w:noProof/>
+                <w:webHidden/>
+              </w:rPr>
+              <w:instrText xml:space="preserve"> PAGEREF _Toc227767104 \h </w:instrText>
+            </w:r>
+            <w:r>
+              <w:rPr>
+                <w:noProof/>
+                <w:webHidden/>
+              </w:rPr>
+            </w:r>
+            <w:r>
+              <w:rPr>
+                <w:noProof/>
+                <w:webHidden/>
+              </w:rPr>
+              <w:fldChar w:fldCharType="separate"/>
+            </w:r>
+            <w:r>
+              <w:rPr>
+                <w:noProof/>
+                <w:webHidden/>
+              </w:rPr>
+              <w:t>8</w:t>
+            </w:r>
+            <w:r>
+              <w:rPr>
+                <w:noProof/>
+                <w:webHidden/>
+              </w:rPr>
+              <w:fldChar w:fldCharType="end"/>
+            </w:r>
+          </w:hyperlink>
+        </w:p>
+        <w:p>
+          <w:pPr>
+            <w:pStyle w:val="TOC1"/>
+            <w:tabs>
+              <w:tab w:val="right" w:leader="dot" w:pos="8611"/>
+            </w:tabs>
+            <w:rPr>
+              <w:noProof/>
+            </w:rPr>
+          </w:pPr>
+          <w:hyperlink w:anchor="_Toc227767105" w:history="1">
+            <w:r>
+              <w:rPr>
+                <w:rStyle w:val="Hyperlink"/>
+                <w:noProof/>
+              </w:rPr>
+              <w:t>6. Implementation</w:t>
+            </w:r>
+            <w:r>
+              <w:rPr>
+                <w:noProof/>
+                <w:webHidden/>
+              </w:rPr>
+              <w:tab/>
+            </w:r>
+            <w:r>
+              <w:rPr>
+                <w:noProof/>
+                <w:webHidden/>
+              </w:rPr>
+              <w:fldChar w:fldCharType="begin"/>
+            </w:r>
+            <w:r>
+              <w:rPr>
+                <w:noProof/>
+                <w:webHidden/>
+              </w:rPr>
+              <w:instrText xml:space="preserve"> PAGEREF _Toc227767105 \h </w:instrText>
+            </w:r>
+            <w:r>
+              <w:rPr>
+                <w:noProof/>
+                <w:webHidden/>
+              </w:rPr>
+            </w:r>
+            <w:r>
+              <w:rPr>
+                <w:noProof/>
+                <w:webHidden/>
+              </w:rPr>
+              <w:fldChar w:fldCharType="separate"/>
+            </w:r>
+            <w:r>
+              <w:rPr>
+                <w:noProof/>
+                <w:webHidden/>
+              </w:rPr>
+              <w:t>8</w:t>
+            </w:r>
+            <w:r>
+              <w:rPr>
+                <w:noProof/>
+                <w:webHidden/>
+              </w:rPr>
+              <w:fldChar w:fldCharType="end"/>
+            </w:r>
+          </w:hyperlink>
+        </w:p>
+        <w:p>
+          <w:pPr>
+            <w:pStyle w:val="TOC2"/>
+            <w:tabs>
+              <w:tab w:val="right" w:leader="dot" w:pos="8611"/>
+            </w:tabs>
+            <w:rPr>
+              <w:noProof/>
+            </w:rPr>
+          </w:pPr>
+          <w:hyperlink w:anchor="_Toc227767106" w:history="1">
+            <w:r>
+              <w:rPr>
+                <w:rStyle w:val="Hyperlink"/>
+                <w:noProof/>
+              </w:rPr>
+              <w:t>6.1 Construction of the Artefact</w:t>
+            </w:r>
+            <w:r>
+              <w:rPr>
+                <w:noProof/>
+                <w:webHidden/>
+              </w:rPr>
+              <w:tab/>
+            </w:r>
+            <w:r>
+              <w:rPr>
+                <w:noProof/>
+                <w:webHidden/>
+              </w:rPr>
+              <w:fldChar w:fldCharType="begin"/>
+            </w:r>
+            <w:r>
+              <w:rPr>
+                <w:noProof/>
+                <w:webHidden/>
+              </w:rPr>
+              <w:instrText xml:space="preserve"> PAGEREF _Toc227767106 \h </w:instrText>
+            </w:r>
+            <w:r>
+              <w:rPr>
+                <w:noProof/>
+                <w:webHidden/>
+              </w:rPr>
+            </w:r>
+            <w:r>
+              <w:rPr>
+                <w:noProof/>
+                <w:webHidden/>
+              </w:rPr>
+              <w:fldChar w:fldCharType="separate"/>
+            </w:r>
+            <w:r>
+              <w:rPr>
+                <w:noProof/>
+                <w:webHidden/>
+              </w:rPr>
+              <w:t>8</w:t>
+            </w:r>
+            <w:r>
+              <w:rPr>
+                <w:noProof/>
+                <w:webHidden/>
+              </w:rPr>
+              <w:fldChar w:fldCharType="end"/>
+            </w:r>
+          </w:hyperlink>
+        </w:p>
+        <w:p>
+          <w:pPr>
+            <w:pStyle w:val="TOC2"/>
+            <w:tabs>
+              <w:tab w:val="right" w:leader="dot" w:pos="8611"/>
+            </w:tabs>
+            <w:rPr>
+              <w:noProof/>
+            </w:rPr>
+          </w:pPr>
+          <w:hyperlink w:anchor="_Toc227767107" w:history="1">
+            <w:r>
+              <w:rPr>
+                <w:rStyle w:val="Hyperlink"/>
+                <w:noProof/>
+              </w:rPr>
+              <w:t>6.2 Validation and Testing</w:t>
+            </w:r>
+            <w:r>
+              <w:rPr>
+                <w:noProof/>
+                <w:webHidden/>
+              </w:rPr>
+              <w:tab/>
+            </w:r>
+            <w:r>
+              <w:rPr>
+                <w:noProof/>
+                <w:webHidden/>
+              </w:rPr>
+              <w:fldChar w:fldCharType="begin"/>
+            </w:r>
+            <w:r>
+              <w:rPr>
+                <w:noProof/>
+                <w:webHidden/>
+              </w:rPr>
+              <w:instrText xml:space="preserve"> PAGEREF _Toc227767107 \h </w:instrText>
+            </w:r>
+            <w:r>
+              <w:rPr>
+                <w:noProof/>
+                <w:webHidden/>
+              </w:rPr>
+            </w:r>
+            <w:r>
+              <w:rPr>
+                <w:noProof/>
+                <w:webHidden/>
+              </w:rPr>
+              <w:fldChar w:fldCharType="separate"/>
+            </w:r>
+            <w:r>
+              <w:rPr>
+                <w:noProof/>
+                <w:webHidden/>
+              </w:rPr>
+              <w:t>8</w:t>
+            </w:r>
+            <w:r>
+              <w:rPr>
+                <w:noProof/>
+                <w:webHidden/>
+              </w:rPr>
+              <w:fldChar w:fldCharType="end"/>
+            </w:r>
+          </w:hyperlink>
+        </w:p>
+        <w:p>
+          <w:pPr>
+            <w:pStyle w:val="TOC1"/>
+            <w:tabs>
+              <w:tab w:val="right" w:leader="dot" w:pos="8611"/>
+            </w:tabs>
+            <w:rPr>
+              <w:noProof/>
+            </w:rPr>
+          </w:pPr>
+          <w:hyperlink w:anchor="_Toc227767108" w:history="1">
+            <w:r>
+              <w:rPr>
+                <w:rStyle w:val="Hyperlink"/>
+                <w:noProof/>
+              </w:rPr>
+              <w:t>7. Critical Evaluation</w:t>
+            </w:r>
+            <w:r>
+              <w:rPr>
+                <w:noProof/>
+                <w:webHidden/>
+              </w:rPr>
+              <w:tab/>
+            </w:r>
+            <w:r>
+              <w:rPr>
+                <w:noProof/>
+                <w:webHidden/>
+              </w:rPr>
+              <w:fldChar w:fldCharType="begin"/>
+            </w:r>
+            <w:r>
+              <w:rPr>
+                <w:noProof/>
+                <w:webHidden/>
+              </w:rPr>
+              <w:instrText xml:space="preserve"> PAGEREF _Toc227767108 \h </w:instrText>
+            </w:r>
+            <w:r>
+              <w:rPr>
+                <w:noProof/>
+                <w:webHidden/>
+              </w:rPr>
+            </w:r>
+            <w:r>
+              <w:rPr>
+                <w:noProof/>
+                <w:webHidden/>
+              </w:rPr>
+              <w:fldChar w:fldCharType="separate"/>
+            </w:r>
+            <w:r>
+              <w:rPr>
+                <w:noProof/>
+                <w:webHidden/>
+              </w:rPr>
+              <w:t>8</w:t>
+            </w:r>
+            <w:r>
+              <w:rPr>
+                <w:noProof/>
+                <w:webHidden/>
+              </w:rPr>
+              <w:fldChar w:fldCharType="end"/>
+            </w:r>
+          </w:hyperlink>
+        </w:p>
+        <w:p>
+          <w:pPr>
+            <w:pStyle w:val="TOC2"/>
+            <w:tabs>
+              <w:tab w:val="right" w:leader="dot" w:pos="8611"/>
+            </w:tabs>
+            <w:rPr>
+              <w:noProof/>
+            </w:rPr>
+          </w:pPr>
+          <w:hyperlink w:anchor="_Toc227767109" w:history="1">
+            <w:r>
+              <w:rPr>
+                <w:rStyle w:val="Hyperlink"/>
+                <w:noProof/>
+              </w:rPr>
+              <w:t>7.2 Impact</w:t>
+            </w:r>
+            <w:r>
+              <w:rPr>
+                <w:noProof/>
+                <w:webHidden/>
+              </w:rPr>
+              <w:tab/>
+            </w:r>
+            <w:r>
+              <w:rPr>
+                <w:noProof/>
+                <w:webHidden/>
+              </w:rPr>
+              <w:fldChar w:fldCharType="begin"/>
+            </w:r>
+            <w:r>
+              <w:rPr>
+                <w:noProof/>
+                <w:webHidden/>
+              </w:rPr>
+              <w:instrText xml:space="preserve"> PAGEREF _Toc227767109 \h </w:instrText>
+            </w:r>
+            <w:r>
+              <w:rPr>
+                <w:noProof/>
+                <w:webHidden/>
+              </w:rPr>
+            </w:r>
+            <w:r>
+              <w:rPr>
+                <w:noProof/>
+                <w:webHidden/>
+              </w:rPr>
+              <w:fldChar w:fldCharType="separate"/>
+            </w:r>
+            <w:r>
+              <w:rPr>
+                <w:noProof/>
+                <w:webHidden/>
+              </w:rPr>
+              <w:t>9</w:t>
+            </w:r>
+            <w:r>
+              <w:rPr>
+                <w:noProof/>
+                <w:webHidden/>
+              </w:rPr>
+              <w:fldChar w:fldCharType="end"/>
+            </w:r>
+          </w:hyperlink>
+        </w:p>
+        <w:p>
+          <w:pPr>
+            <w:pStyle w:val="TOC1"/>
+            <w:tabs>
+              <w:tab w:val="right" w:leader="dot" w:pos="8611"/>
+            </w:tabs>
+            <w:rPr>
+              <w:noProof/>
+            </w:rPr>
+          </w:pPr>
+          <w:hyperlink w:anchor="_Toc227767110" w:history="1">
+            <w:r>
+              <w:rPr>
+                <w:rStyle w:val="Hyperlink"/>
+                <w:noProof/>
+              </w:rPr>
+              <w:t>8. Conclusion</w:t>
+            </w:r>
+            <w:r>
+              <w:rPr>
+                <w:noProof/>
+                <w:webHidden/>
+              </w:rPr>
+              <w:tab/>
+            </w:r>
+            <w:r>
+              <w:rPr>
+                <w:noProof/>
+                <w:webHidden/>
+              </w:rPr>
+              <w:fldChar w:fldCharType="begin"/>
+            </w:r>
+            <w:r>
+              <w:rPr>
+                <w:noProof/>
+                <w:webHidden/>
+              </w:rPr>
+              <w:instrText xml:space="preserve"> PAGEREF _Toc227767110 \h </w:instrText>
+            </w:r>
+            <w:r>
+              <w:rPr>
+                <w:noProof/>
+                <w:webHidden/>
+              </w:rPr>
+            </w:r>
+            <w:r>
+              <w:rPr>
+                <w:noProof/>
+                <w:webHidden/>
+              </w:rPr>
+              <w:fldChar w:fldCharType="separate"/>
+            </w:r>
+            <w:r>
+              <w:rPr>
+                <w:noProof/>
+                <w:webHidden/>
+              </w:rPr>
+              <w:t>9</w:t>
+            </w:r>
+            <w:r>
+              <w:rPr>
+                <w:noProof/>
+                <w:webHidden/>
+              </w:rPr>
+              <w:fldChar w:fldCharType="end"/>
+            </w:r>
+          </w:hyperlink>
+        </w:p>
+        <w:p>
+          <w:pPr>
+            <w:pStyle w:val="TOC2"/>
+            <w:tabs>
+              <w:tab w:val="right" w:leader="dot" w:pos="8611"/>
+            </w:tabs>
+            <w:rPr>
+              <w:noProof/>
+            </w:rPr>
+          </w:pPr>
+          <w:hyperlink w:anchor="_Toc227767111" w:history="1">
+            <w:r>
+              <w:rPr>
+                <w:rStyle w:val="Hyperlink"/>
+                <w:noProof/>
+              </w:rPr>
+              <w:t>8.1 Limitations</w:t>
+            </w:r>
+            <w:r>
+              <w:rPr>
+                <w:noProof/>
+                <w:webHidden/>
+              </w:rPr>
+              <w:tab/>
+            </w:r>
+            <w:r>
+              <w:rPr>
+                <w:noProof/>
+                <w:webHidden/>
+              </w:rPr>
+              <w:fldChar w:fldCharType="begin"/>
+            </w:r>
+            <w:r>
+              <w:rPr>
+                <w:noProof/>
+                <w:webHidden/>
+              </w:rPr>
+              <w:instrText xml:space="preserve"> PAGEREF _Toc227767111 \h </w:instrText>
+            </w:r>
+            <w:r>
+              <w:rPr>
+                <w:noProof/>
+                <w:webHidden/>
+              </w:rPr>
+            </w:r>
+            <w:r>
+              <w:rPr>
+                <w:noProof/>
+                <w:webHidden/>
+              </w:rPr>
+              <w:fldChar w:fldCharType="separate"/>
+            </w:r>
+            <w:r>
+              <w:rPr>
+                <w:noProof/>
+                <w:webHidden/>
+              </w:rPr>
+              <w:t>9</w:t>
+            </w:r>
+            <w:r>
+              <w:rPr>
+                <w:noProof/>
+                <w:webHidden/>
+              </w:rPr>
+              <w:fldChar w:fldCharType="end"/>
+            </w:r>
+          </w:hyperlink>
+        </w:p>
+        <w:p>
+          <w:pPr>
+            <w:pStyle w:val="TOC2"/>
+            <w:tabs>
+              <w:tab w:val="right" w:leader="dot" w:pos="8611"/>
+            </w:tabs>
+            <w:rPr>
+              <w:noProof/>
+            </w:rPr>
+          </w:pPr>
+          <w:hyperlink w:anchor="_Toc227767112" w:history="1">
+            <w:r>
+              <w:rPr>
+                <w:rStyle w:val="Hyperlink"/>
+                <w:noProof/>
+              </w:rPr>
+              <w:t>8.2 Future Work</w:t>
+            </w:r>
+            <w:r>
+              <w:rPr>
+                <w:noProof/>
+                <w:webHidden/>
+              </w:rPr>
+              <w:tab/>
+            </w:r>
+            <w:r>
+              <w:rPr>
+                <w:noProof/>
+                <w:webHidden/>
+              </w:rPr>
+              <w:fldChar w:fldCharType="begin"/>
+            </w:r>
+            <w:r>
+              <w:rPr>
+                <w:noProof/>
+                <w:webHidden/>
+              </w:rPr>
+              <w:instrText xml:space="preserve"> PAGEREF _Toc227767112 \h </w:instrText>
+            </w:r>
+            <w:r>
+              <w:rPr>
+                <w:noProof/>
+                <w:webHidden/>
+              </w:rPr>
+            </w:r>
+            <w:r>
+              <w:rPr>
+                <w:noProof/>
+                <w:webHidden/>
+              </w:rPr>
+              <w:fldChar w:fldCharType="separate"/>
+            </w:r>
+            <w:r>
+              <w:rPr>
+                <w:noProof/>
+                <w:webHidden/>
+              </w:rPr>
+              <w:t>9</w:t>
+            </w:r>
+            <w:r>
+              <w:rPr>
+                <w:noProof/>
+                <w:webHidden/>
+              </w:rPr>
+              <w:fldChar w:fldCharType="end"/>
+            </w:r>
+          </w:hyperlink>
+        </w:p>
+        <w:p>
+          <w:pPr>
+            <w:pStyle w:val="TOC1"/>
+            <w:tabs>
+              <w:tab w:val="right" w:leader="dot" w:pos="8611"/>
+            </w:tabs>
+            <w:rPr>
+              <w:noProof/>
+            </w:rPr>
+          </w:pPr>
+          <w:hyperlink w:anchor="_Toc227767113" w:history="1">
+            <w:r>
+              <w:rPr>
+                <w:rStyle w:val="Hyperlink"/>
+                <w:noProof/>
+              </w:rPr>
+              <w:t>References</w:t>
+            </w:r>
+            <w:r>
+              <w:rPr>
+                <w:noProof/>
+                <w:webHidden/>
+              </w:rPr>
+              <w:tab/>
+            </w:r>
+            <w:r>
+              <w:rPr>
+                <w:noProof/>
+                <w:webHidden/>
+              </w:rPr>
+              <w:fldChar w:fldCharType="begin"/>
+            </w:r>
+            <w:r>
+              <w:rPr>
+                <w:noProof/>
+                <w:webHidden/>
+              </w:rPr>
+              <w:instrText xml:space="preserve"> PAGEREF _Toc227767113 \h </w:instrText>
+            </w:r>
+            <w:r>
+              <w:rPr>
+                <w:noProof/>
+                <w:webHidden/>
+              </w:rPr>
+            </w:r>
+            <w:r>
+              <w:rPr>
+                <w:noProof/>
+                <w:webHidden/>
+              </w:rPr>
+              <w:fldChar w:fldCharType="separate"/>
+            </w:r>
+            <w:r>
+              <w:rPr>
+                <w:noProof/>
+                <w:webHidden/>
+              </w:rPr>
+              <w:t>9</w:t>
+            </w:r>
+            <w:r>
+              <w:rPr>
+                <w:noProof/>
+                <w:webHidden/>
+              </w:rPr>
+              <w:fldChar w:fldCharType="end"/>
+            </w:r>
+          </w:hyperlink>
+        </w:p>
+        <w:p>
+          <w:pPr>
+            <w:pStyle w:val="TOC1"/>
+            <w:tabs>
+              <w:tab w:val="right" w:leader="dot" w:pos="8611"/>
+            </w:tabs>
+            <w:rPr>
+              <w:noProof/>
+            </w:rPr>
+          </w:pPr>
+          <w:hyperlink w:anchor="_Toc227767114" w:history="1">
+            <w:r>
+              <w:rPr>
+                <w:rStyle w:val="Hyperlink"/>
+                <w:noProof/>
+              </w:rPr>
+              <w:t>Appendices</w:t>
+            </w:r>
+            <w:r>
+              <w:rPr>
+                <w:noProof/>
+                <w:webHidden/>
+              </w:rPr>
+              <w:tab/>
+            </w:r>
+            <w:r>
+              <w:rPr>
+                <w:noProof/>
+                <w:webHidden/>
+              </w:rPr>
+              <w:fldChar w:fldCharType="begin"/>
+            </w:r>
+            <w:r>
+              <w:rPr>
+                <w:noProof/>
+                <w:webHidden/>
+              </w:rPr>
+              <w:instrText xml:space="preserve"> PAGEREF _Toc227767114 \h </w:instrText>
+            </w:r>
+            <w:r>
+              <w:rPr>
+                <w:noProof/>
+                <w:webHidden/>
+              </w:rPr>
+            </w:r>
+            <w:r>
+              <w:rPr>
+                <w:noProof/>
+                <w:webHidden/>
+              </w:rPr>
+              <w:fldChar w:fldCharType="separate"/>
+            </w:r>
+            <w:r>
+              <w:rPr>
+                <w:noProof/>
+                <w:webHidden/>
+              </w:rPr>
+              <w:t>10</w:t>
+            </w:r>
+            <w:r>
+              <w:rPr>
+                <w:noProof/>
+                <w:webHidden/>
+              </w:rPr>
+              <w:fldChar w:fldCharType="end"/>
+            </w:r>
+          </w:hyperlink>
+        </w:p>
+        <w:p>
+          <w:r>
+            <w:rPr>
+              <w:b/>
+              <w:bCs/>
+            </w:rPr>
+            <w:fldChar w:fldCharType="end"/>
+          </w:r>
+        </w:p>
+      </w:sdtContent>
+    </w:sdt>
+    <w:p>
+      <w:pPr>
+        <w:rPr>
+          <w:rFonts w:ascii="Arial" w:hAnsi="Arial" w:cs="Arial"/>
+          <w:b/>
+          <w:bCs/>
           <w:sz w:val="22"/>
           <w:szCs w:val="22"/>
         </w:rPr>
@@ -923,6 +2809,7 @@
         </w:rPr>
         <w:br w:type="page"/>
       </w:r>
+      <w:bookmarkStart w:id="8" w:name="_Toc227767090"/>
       <w:r>
         <w:lastRenderedPageBreak/>
         <w:t xml:space="preserve">1.0 </w:t>
@@ -930,6 +2817,7 @@
       <w:r>
         <w:t>Introduction and Context</w:t>
       </w:r>
+      <w:bookmarkEnd w:id="8"/>
     </w:p>
     <w:p>
       <w:pPr>
@@ -1023,56 +2911,200 @@
           <w:szCs w:val="22"/>
         </w:rPr>
       </w:pPr>
-      <w:r>
-        <w:rPr>
-          <w:rFonts w:ascii="Arial" w:hAnsi="Arial" w:cs="Arial"/>
-          <w:sz w:val="22"/>
-          <w:szCs w:val="22"/>
-        </w:rPr>
-        <w:t>The project investigates how Reinforcement Learning (RL) can make artificial intelligence (AI) agents more adaptive and capable in a video game context. Reinforcement Learning is an area of machine le</w:t>
-      </w:r>
-      <w:r>
-        <w:rPr>
-          <w:rFonts w:ascii="Arial" w:hAnsi="Arial" w:cs="Arial"/>
-          <w:sz w:val="22"/>
-          <w:szCs w:val="22"/>
-        </w:rPr>
-        <w:t xml:space="preserve">arning in which systems learn from experience, rewarding them for advantageous behaviours and punishing them for disadvantageous behaviours, rather than relying on prescribed rules. In modern game development, most AI or NPC systems use some form of pre scripting or logic based on rules, which can lead to the AI agent becoming more predictable once the player observes the patterns built into the system. By using RL, and AI agent can learn and improve while interacting with an environment, resulting in more engaging realistic and </w:t>
-      </w:r>
-      <w:proofErr w:type="spellStart"/>
-      <w:r>
-        <w:rPr>
-          <w:rFonts w:ascii="Arial" w:hAnsi="Arial" w:cs="Arial"/>
-          <w:sz w:val="22"/>
-          <w:szCs w:val="22"/>
-        </w:rPr>
-        <w:t>replayable</w:t>
-      </w:r>
-      <w:proofErr w:type="spellEnd"/>
-      <w:r>
-        <w:rPr>
-          <w:rFonts w:ascii="Arial" w:hAnsi="Arial" w:cs="Arial"/>
-          <w:sz w:val="22"/>
-          <w:szCs w:val="22"/>
-        </w:rPr>
-        <w:t xml:space="preserve"> experiences for the player.</w:t>
-      </w:r>
-    </w:p>
-    <w:p>
-      <w:pPr>
-        <w:rPr>
-          <w:rFonts w:ascii="Arial" w:hAnsi="Arial" w:cs="Arial"/>
-          <w:sz w:val="22"/>
-          <w:szCs w:val="22"/>
-        </w:rPr>
-      </w:pPr>
-      <w:r>
-        <w:rPr>
-          <w:rFonts w:ascii="Arial" w:hAnsi="Arial" w:cs="Arial"/>
-          <w:sz w:val="22"/>
-          <w:szCs w:val="22"/>
-        </w:rPr>
-        <w:t>The project utilises Unity’s ML- Agents toolkit to achieve machine learning based AI design. ML</w:t>
+    </w:p>
+    <w:p>
+      <w:pPr>
+        <w:rPr>
+          <w:rFonts w:ascii="Arial" w:hAnsi="Arial" w:cs="Arial"/>
+          <w:sz w:val="22"/>
+          <w:szCs w:val="22"/>
+        </w:rPr>
+      </w:pPr>
+    </w:p>
+    <w:p>
+      <w:pPr>
+        <w:rPr>
+          <w:rFonts w:ascii="Arial" w:hAnsi="Arial" w:cs="Arial"/>
+          <w:sz w:val="22"/>
+          <w:szCs w:val="22"/>
+        </w:rPr>
+      </w:pPr>
+      <w:r>
+        <w:rPr>
+          <w:rFonts w:ascii="Arial" w:hAnsi="Arial" w:cs="Arial"/>
+          <w:sz w:val="22"/>
+          <w:szCs w:val="22"/>
+        </w:rPr>
+        <w:t xml:space="preserve">The project investigates how Reinforcement Learning (RL) can make artificial intelligence (AI) agents more adaptive and capable in a video game context. Reinforcement Learning is a </w:t>
+      </w:r>
+      <w:r>
+        <w:rPr>
+          <w:rFonts w:ascii="Arial" w:hAnsi="Arial" w:cs="Arial"/>
+          <w:sz w:val="22"/>
+          <w:szCs w:val="22"/>
+        </w:rPr>
+        <w:t xml:space="preserve">branch </w:t>
+      </w:r>
+      <w:r>
+        <w:rPr>
+          <w:rFonts w:ascii="Arial" w:hAnsi="Arial" w:cs="Arial"/>
+          <w:sz w:val="22"/>
+          <w:szCs w:val="22"/>
+        </w:rPr>
+        <w:t>of machine le</w:t>
+      </w:r>
+      <w:r>
+        <w:rPr>
+          <w:rFonts w:ascii="Arial" w:hAnsi="Arial" w:cs="Arial"/>
+          <w:sz w:val="22"/>
+          <w:szCs w:val="22"/>
+        </w:rPr>
+        <w:t xml:space="preserve">arning in which systems learn from experience, rewarding them for advantageous behaviours and punishing them for disadvantageous behaviours, rather than relying on prescribed rules. In modern game development, most AI or NPC systems use </w:t>
+      </w:r>
+      <w:r>
+        <w:rPr>
+          <w:rFonts w:ascii="Arial" w:hAnsi="Arial" w:cs="Arial"/>
+          <w:sz w:val="22"/>
+          <w:szCs w:val="22"/>
+        </w:rPr>
+        <w:t>scripted or rule-based logic</w:t>
+      </w:r>
+      <w:r>
+        <w:rPr>
+          <w:rFonts w:ascii="Arial" w:hAnsi="Arial" w:cs="Arial"/>
+          <w:sz w:val="22"/>
+          <w:szCs w:val="22"/>
+        </w:rPr>
+        <w:t xml:space="preserve">, which can lead to the AI agent becoming more predictable once the player observes the patterns built into the system. By using RL, an AI agent can learn and improve while interacting with an environment, </w:t>
+      </w:r>
+      <w:r>
+        <w:rPr>
+          <w:rFonts w:ascii="Arial" w:hAnsi="Arial" w:cs="Arial"/>
+          <w:sz w:val="22"/>
+          <w:szCs w:val="22"/>
+        </w:rPr>
+        <w:t>which can improve engagement and increase replayability.</w:t>
+      </w:r>
+    </w:p>
+    <w:p>
+      <w:pPr>
+        <w:rPr>
+          <w:rFonts w:ascii="Arial" w:hAnsi="Arial" w:cs="Arial"/>
+          <w:sz w:val="22"/>
+          <w:szCs w:val="22"/>
+        </w:rPr>
+      </w:pPr>
+      <w:r>
+        <w:rPr>
+          <w:rFonts w:ascii="Arial" w:hAnsi="Arial" w:cs="Arial"/>
+          <w:sz w:val="22"/>
+          <w:szCs w:val="22"/>
+        </w:rPr>
+        <w:t xml:space="preserve">The project utilises Unity’s ML-Agents toolkit to </w:t>
+      </w:r>
+      <w:r>
+        <w:rPr>
+          <w:rFonts w:ascii="Arial" w:hAnsi="Arial" w:cs="Arial"/>
+          <w:sz w:val="22"/>
+          <w:szCs w:val="22"/>
+        </w:rPr>
+        <w:t>implement</w:t>
+      </w:r>
+      <w:r>
+        <w:rPr>
+          <w:rFonts w:ascii="Arial" w:hAnsi="Arial" w:cs="Arial"/>
+          <w:sz w:val="22"/>
+          <w:szCs w:val="22"/>
+        </w:rPr>
+        <w:t xml:space="preserve"> machine learning based AI. ML</w:t>
+      </w:r>
+      <w:r>
+        <w:rPr>
+          <w:rFonts w:ascii="Arial" w:hAnsi="Arial" w:cs="Arial"/>
+          <w:sz w:val="22"/>
+          <w:szCs w:val="22"/>
+        </w:rPr>
+        <w:t xml:space="preserve">-Agents enables reinforcement learning directly within Unity using C#, allowing agents to interact with the </w:t>
+      </w:r>
+      <w:r>
+        <w:rPr>
+          <w:rFonts w:ascii="Arial" w:hAnsi="Arial" w:cs="Arial"/>
+          <w:sz w:val="22"/>
+          <w:szCs w:val="22"/>
+        </w:rPr>
+        <w:t>g</w:t>
+      </w:r>
+      <w:r>
+        <w:rPr>
+          <w:rFonts w:ascii="Arial" w:hAnsi="Arial" w:cs="Arial"/>
+          <w:sz w:val="22"/>
+          <w:szCs w:val="22"/>
+        </w:rPr>
+        <w:t>ame environment, receive feedback and adapt their behaviour through repeated simulations. This makes it possible to visualise and assess learning outcomes in real time</w:t>
+      </w:r>
+      <w:r>
+        <w:rPr>
+          <w:rFonts w:ascii="Arial" w:hAnsi="Arial" w:cs="Arial"/>
+          <w:sz w:val="22"/>
+          <w:szCs w:val="22"/>
+        </w:rPr>
+        <w:t>,</w:t>
+      </w:r>
+      <w:r>
+        <w:rPr>
+          <w:rFonts w:ascii="Arial" w:hAnsi="Arial" w:cs="Arial"/>
+          <w:sz w:val="22"/>
+          <w:szCs w:val="22"/>
+        </w:rPr>
+        <w:t xml:space="preserve"> providing a practical way to develop </w:t>
+      </w:r>
+      <w:r>
+        <w:rPr>
+          <w:rFonts w:ascii="Arial" w:hAnsi="Arial" w:cs="Arial"/>
+          <w:sz w:val="22"/>
+          <w:szCs w:val="22"/>
+        </w:rPr>
+        <w:t>and evaluate AI behaviour</w:t>
+      </w:r>
+      <w:r>
+        <w:rPr>
+          <w:rFonts w:ascii="Arial" w:hAnsi="Arial" w:cs="Arial"/>
+          <w:sz w:val="22"/>
+          <w:szCs w:val="22"/>
+        </w:rPr>
+        <w:t xml:space="preserve">. The main goal of the project is to bridge the gap between RL focused academic research and practical applications of game AI, </w:t>
+      </w:r>
+      <w:r>
+        <w:rPr>
+          <w:rFonts w:ascii="Arial" w:hAnsi="Arial" w:cs="Arial"/>
+          <w:sz w:val="22"/>
+          <w:szCs w:val="22"/>
+        </w:rPr>
+        <w:t xml:space="preserve">exploring whether </w:t>
+      </w:r>
+      <w:r>
+        <w:rPr>
+          <w:rFonts w:ascii="Arial" w:hAnsi="Arial" w:cs="Arial"/>
+          <w:sz w:val="22"/>
+          <w:szCs w:val="22"/>
+        </w:rPr>
+        <w:t xml:space="preserve">RL </w:t>
+      </w:r>
+      <w:r>
+        <w:rPr>
+          <w:rFonts w:ascii="Arial" w:hAnsi="Arial" w:cs="Arial"/>
+          <w:sz w:val="22"/>
+          <w:szCs w:val="22"/>
+        </w:rPr>
+        <w:t xml:space="preserve">can be used effectively to improve AI behaviour </w:t>
+      </w:r>
+      <w:r>
+        <w:rPr>
+          <w:rFonts w:ascii="Arial" w:hAnsi="Arial" w:cs="Arial"/>
+          <w:sz w:val="22"/>
+          <w:szCs w:val="22"/>
+        </w:rPr>
+        <w:t>in playable games.</w:t>
       </w:r>
     </w:p>
     <w:p>
@@ -1086,6 +3118,7 @@
       <w:pPr>
         <w:pStyle w:val="Heading2"/>
       </w:pPr>
+      <w:bookmarkStart w:id="9" w:name="_Toc227767091"/>
       <w:r>
         <w:t>1.</w:t>
       </w:r>
@@ -1095,27 +3128,194 @@
       <w:r>
         <w:t xml:space="preserve"> Problem Statement</w:t>
       </w:r>
-    </w:p>
-    <w:p>
-      <w:pPr>
-        <w:rPr>
-          <w:rFonts w:ascii="Arial" w:hAnsi="Arial" w:cs="Arial"/>
-        </w:rPr>
-      </w:pPr>
-      <w:r>
-        <w:rPr>
-          <w:rFonts w:ascii="Arial" w:hAnsi="Arial" w:cs="Arial"/>
-        </w:rPr>
-        <w:t>Clearly and specifically state the problem your project is designed to address. This should be a concise statement that identifies the key issue. Think of it as the "what" and "why" of your project, all in one or two sentences. For example: "Small to medium-sized enterprises (SMEs) lack affordable and scalable cybersecurity solutions, leaving them highly susceptible to data breaches."</w:t>
-      </w:r>
+      <w:bookmarkEnd w:id="9"/>
+    </w:p>
+    <w:p>
+      <w:pPr>
+        <w:rPr>
+          <w:rFonts w:ascii="Arial" w:hAnsi="Arial" w:cs="Arial"/>
+        </w:rPr>
+      </w:pPr>
+      <w:r>
+        <w:rPr>
+          <w:rFonts w:ascii="Arial" w:hAnsi="Arial" w:cs="Arial"/>
+        </w:rPr>
+        <w:t xml:space="preserve">Clearly and specifically state the problem your project is designed to address. This should be a concise statement that identifies the key issue. Think of it as the "what" and "why" of your project, all in one or two sentences. For example: </w:t>
+      </w:r>
+      <w:r>
+        <w:rPr>
+          <w:rFonts w:ascii="Arial" w:hAnsi="Arial" w:cs="Arial"/>
+        </w:rPr>
+        <w:lastRenderedPageBreak/>
+        <w:t>"Small to medium-sized enterprises (SMEs) lack affordable and scalable cybersecurity solutions, leaving them highly susceptible to data breaches."</w:t>
+      </w:r>
+    </w:p>
+    <w:p>
+      <w:pPr>
+        <w:rPr>
+          <w:rFonts w:ascii="Arial" w:hAnsi="Arial" w:cs="Arial"/>
+        </w:rPr>
+      </w:pPr>
+    </w:p>
+    <w:p>
+      <w:pPr>
+        <w:rPr>
+          <w:rFonts w:ascii="Arial" w:hAnsi="Arial" w:cs="Arial"/>
+        </w:rPr>
+      </w:pPr>
+    </w:p>
+    <w:p>
+      <w:pPr>
+        <w:rPr>
+          <w:rFonts w:ascii="Arial" w:hAnsi="Arial" w:cs="Arial"/>
+        </w:rPr>
+      </w:pPr>
+    </w:p>
+    <w:p>
+      <w:pPr>
+        <w:rPr>
+          <w:rFonts w:ascii="Arial" w:hAnsi="Arial" w:cs="Arial"/>
+          <w:sz w:val="22"/>
+          <w:szCs w:val="22"/>
+        </w:rPr>
+      </w:pPr>
+      <w:r>
+        <w:rPr>
+          <w:rFonts w:ascii="Arial" w:hAnsi="Arial" w:cs="Arial"/>
+          <w:sz w:val="22"/>
+          <w:szCs w:val="22"/>
+        </w:rPr>
+        <w:t>Normally, AI systems for games ar</w:t>
+      </w:r>
+      <w:r>
+        <w:rPr>
+          <w:rFonts w:ascii="Arial" w:hAnsi="Arial" w:cs="Arial"/>
+          <w:sz w:val="22"/>
+          <w:szCs w:val="22"/>
+        </w:rPr>
+        <w:t>e</w:t>
+      </w:r>
+      <w:r>
+        <w:rPr>
+          <w:rFonts w:ascii="Arial" w:hAnsi="Arial" w:cs="Arial"/>
+          <w:sz w:val="22"/>
+          <w:szCs w:val="22"/>
+        </w:rPr>
+        <w:t xml:space="preserve"> fi</w:t>
+      </w:r>
+      <w:r>
+        <w:rPr>
+          <w:rFonts w:ascii="Arial" w:hAnsi="Arial" w:cs="Arial"/>
+          <w:sz w:val="22"/>
+          <w:szCs w:val="22"/>
+        </w:rPr>
+        <w:t>x</w:t>
+      </w:r>
+      <w:r>
+        <w:rPr>
+          <w:rFonts w:ascii="Arial" w:hAnsi="Arial" w:cs="Arial"/>
+          <w:sz w:val="22"/>
+          <w:szCs w:val="22"/>
+        </w:rPr>
+        <w:t xml:space="preserve">ed and predictable, basing their behaviours upon pre-defined scripts or decision trees that are </w:t>
+      </w:r>
+      <w:r>
+        <w:rPr>
+          <w:rFonts w:ascii="Arial" w:hAnsi="Arial" w:cs="Arial"/>
+          <w:sz w:val="22"/>
+          <w:szCs w:val="22"/>
+        </w:rPr>
+        <w:t>unable</w:t>
+      </w:r>
+      <w:r>
+        <w:rPr>
+          <w:rFonts w:ascii="Arial" w:hAnsi="Arial" w:cs="Arial"/>
+          <w:sz w:val="22"/>
+          <w:szCs w:val="22"/>
+        </w:rPr>
+        <w:t xml:space="preserve"> to learn and adapt to the changing </w:t>
+      </w:r>
+      <w:r>
+        <w:rPr>
+          <w:rFonts w:ascii="Arial" w:hAnsi="Arial" w:cs="Arial"/>
+          <w:sz w:val="22"/>
+          <w:szCs w:val="22"/>
+        </w:rPr>
+        <w:t>behaviour</w:t>
+      </w:r>
+      <w:r>
+        <w:rPr>
+          <w:rFonts w:ascii="Arial" w:hAnsi="Arial" w:cs="Arial"/>
+          <w:sz w:val="22"/>
+          <w:szCs w:val="22"/>
+        </w:rPr>
+        <w:t xml:space="preserve"> of the </w:t>
+      </w:r>
+      <w:r>
+        <w:rPr>
+          <w:rFonts w:ascii="Arial" w:hAnsi="Arial" w:cs="Arial"/>
+          <w:sz w:val="22"/>
+          <w:szCs w:val="22"/>
+        </w:rPr>
+        <w:t>player. This</w:t>
+      </w:r>
+      <w:r>
+        <w:rPr>
+          <w:rFonts w:ascii="Arial" w:hAnsi="Arial" w:cs="Arial"/>
+          <w:sz w:val="22"/>
+          <w:szCs w:val="22"/>
+        </w:rPr>
+        <w:t xml:space="preserve"> lack of adaptable AI limits player engagement and replayability. The project </w:t>
+      </w:r>
+      <w:r>
+        <w:rPr>
+          <w:rFonts w:ascii="Arial" w:hAnsi="Arial" w:cs="Arial"/>
+          <w:sz w:val="22"/>
+          <w:szCs w:val="22"/>
+        </w:rPr>
+        <w:t>responds</w:t>
+      </w:r>
+      <w:r>
+        <w:rPr>
+          <w:rFonts w:ascii="Arial" w:hAnsi="Arial" w:cs="Arial"/>
+          <w:sz w:val="22"/>
+          <w:szCs w:val="22"/>
+        </w:rPr>
+        <w:t xml:space="preserve"> to this issue b</w:t>
+      </w:r>
+      <w:r>
+        <w:rPr>
+          <w:rFonts w:ascii="Arial" w:hAnsi="Arial" w:cs="Arial"/>
+          <w:sz w:val="22"/>
+          <w:szCs w:val="22"/>
+        </w:rPr>
+        <w:t>y</w:t>
+      </w:r>
+      <w:r>
+        <w:rPr>
+          <w:rFonts w:ascii="Arial" w:hAnsi="Arial" w:cs="Arial"/>
+          <w:sz w:val="22"/>
+          <w:szCs w:val="22"/>
+        </w:rPr>
+        <w:t xml:space="preserve"> examining how Reinforcement Learning can promote a more adaptive, self-learning AI that alters its behaviour through environmental feedback within Unity, ultimately comparing its efficiency and believability against a traditional Behaviour Tree baseline.</w:t>
+      </w:r>
+    </w:p>
+    <w:p>
+      <w:pPr>
+        <w:rPr>
+          <w:rFonts w:ascii="Arial" w:hAnsi="Arial" w:cs="Arial"/>
+        </w:rPr>
+      </w:pPr>
     </w:p>
     <w:p>
       <w:pPr>
         <w:pStyle w:val="Heading1"/>
       </w:pPr>
+      <w:bookmarkStart w:id="10" w:name="_Toc227767092"/>
       <w:r>
         <w:t>2.0 Review of Existing Knowledge</w:t>
       </w:r>
+      <w:bookmarkEnd w:id="10"/>
     </w:p>
     <w:p>
       <w:pPr>
@@ -1193,14 +3393,7 @@
         <w:rPr>
           <w:rFonts w:ascii="Arial" w:hAnsi="Arial" w:cs="Arial"/>
         </w:rPr>
-        <w:t xml:space="preserve"> findings and conclusions </w:t>
-      </w:r>
-      <w:r>
-        <w:rPr>
-          <w:rFonts w:ascii="Arial" w:hAnsi="Arial" w:cs="Arial"/>
-        </w:rPr>
-        <w:lastRenderedPageBreak/>
-        <w:t xml:space="preserve">derived from </w:t>
+        <w:t xml:space="preserve"> findings and conclusions derived from </w:t>
       </w:r>
       <w:r>
         <w:rPr>
@@ -1284,8 +3477,79 @@
     </w:p>
     <w:p>
       <w:pPr>
+        <w:rPr>
+          <w:rFonts w:ascii="Arial" w:hAnsi="Arial" w:cs="Arial"/>
+          <w:sz w:val="22"/>
+          <w:szCs w:val="22"/>
+        </w:rPr>
+      </w:pPr>
+    </w:p>
+    <w:p>
+      <w:pPr>
+        <w:rPr>
+          <w:rFonts w:ascii="Arial" w:hAnsi="Arial" w:cs="Arial"/>
+          <w:sz w:val="22"/>
+          <w:szCs w:val="22"/>
+        </w:rPr>
+      </w:pPr>
+    </w:p>
+    <w:p>
+      <w:pPr>
+        <w:rPr>
+          <w:rFonts w:ascii="Arial" w:hAnsi="Arial" w:cs="Arial"/>
+          <w:sz w:val="22"/>
+          <w:szCs w:val="22"/>
+        </w:rPr>
+      </w:pPr>
+      <w:r>
+        <w:rPr>
+          <w:rFonts w:ascii="Arial" w:hAnsi="Arial" w:cs="Arial"/>
+          <w:sz w:val="22"/>
+          <w:szCs w:val="22"/>
+        </w:rPr>
+        <w:t>The integration of artificial intelligence in video games has historically relied on pre-scripted, deterministic models. Traditional game AI techniques such as Finite State Machines(FSMs) and Behaviour Trees(BT) are widely considered simple and effective solutions for generating non-player character(NPC) logic. Behaviour Trees, in particular, provide an organised, hierarchical structure of sequences, selectors, and conditions that dictate exact optimal pathing – often utilising algorithms like A* via NavMesh for flawless navigation. However, while these standard algorithms are highly efficient, they lack true adaptability. They execute precisely what is programmed, which can result in predictable and rigid gameplay once players learn the underlying patterns.</w:t>
+      </w:r>
+    </w:p>
+    <w:p>
+      <w:pPr>
+        <w:rPr>
+          <w:rFonts w:ascii="Arial" w:hAnsi="Arial" w:cs="Arial"/>
+          <w:sz w:val="22"/>
+          <w:szCs w:val="22"/>
+        </w:rPr>
+      </w:pPr>
+      <w:r>
+        <w:rPr>
+          <w:rFonts w:ascii="Arial" w:hAnsi="Arial" w:cs="Arial"/>
+          <w:sz w:val="22"/>
+          <w:szCs w:val="22"/>
+        </w:rPr>
+        <w:lastRenderedPageBreak/>
+        <w:t xml:space="preserve">In contrast, Reinforcement Learning(RL) enables continuous learning and adaptive behaviour. RL is based on the interaction between three main components: the agent, the environment and the reward system. Over time, through algorithms like Proximal Policy Optimisation(PPO), a stable, sample efficient method commonly used in continuous control tasks </w:t>
+      </w:r>
+      <w:r>
+        <w:rPr>
+          <w:rFonts w:ascii="Arial" w:hAnsi="Arial" w:cs="Arial"/>
+          <w:sz w:val="22"/>
+          <w:szCs w:val="22"/>
+        </w:rPr>
+        <w:t>, the agent learns to maximise positive benefits through trail and error. Frameworks such as Unity’s ML-Agents toolkit have recently made it possible to integrate these complex machine learning models directly within game environments, allowing developers to implement simulated training sessions where agents continuously improve navigation, pathfinding, and decision making over repeated trails.</w:t>
+      </w:r>
+    </w:p>
+    <w:p>
+      <w:pPr>
+        <w:rPr>
+          <w:rFonts w:ascii="Arial" w:hAnsi="Arial" w:cs="Arial"/>
+          <w:sz w:val="22"/>
+          <w:szCs w:val="22"/>
+        </w:rPr>
+      </w:pPr>
+    </w:p>
+    <w:p>
+      <w:pPr>
         <w:pStyle w:val="Heading2"/>
       </w:pPr>
+      <w:bookmarkStart w:id="11" w:name="_Toc227767093"/>
       <w:r>
         <w:t>2.</w:t>
       </w:r>
@@ -1295,6 +3559,7 @@
       <w:r>
         <w:t xml:space="preserve"> Critical Analysis and Gap Identification</w:t>
       </w:r>
+      <w:bookmarkEnd w:id="11"/>
     </w:p>
     <w:p>
       <w:pPr>
@@ -1403,9 +3668,61 @@
     </w:p>
     <w:p>
       <w:pPr>
+        <w:rPr>
+          <w:rFonts w:ascii="Arial" w:hAnsi="Arial" w:cs="Arial"/>
+          <w:sz w:val="22"/>
+          <w:szCs w:val="22"/>
+        </w:rPr>
+      </w:pPr>
+      <w:r>
+        <w:rPr>
+          <w:rFonts w:ascii="Arial" w:hAnsi="Arial" w:cs="Arial"/>
+          <w:sz w:val="22"/>
+          <w:szCs w:val="22"/>
+        </w:rPr>
+        <w:t>Although Reinforcement Learning theory is studied and reviewed to a large extend, a critical gap remains in its practical applications within the gaming industry. Previous research has shown significant potential for RL in applied fields like robotics and autonomous vehicles, but research into its applications in interactive video games is minimal. Most RL studies focus on controlled, non-playable simulation optimised purely for task completion , without analysing if learning positively impacts in game adaptability, believability, or player engagement.</w:t>
+      </w:r>
+    </w:p>
+    <w:p>
+      <w:pPr>
+        <w:rPr>
+          <w:rFonts w:ascii="Arial" w:hAnsi="Arial" w:cs="Arial"/>
+          <w:sz w:val="22"/>
+          <w:szCs w:val="22"/>
+        </w:rPr>
+      </w:pPr>
+      <w:r>
+        <w:rPr>
+          <w:rFonts w:ascii="Arial" w:hAnsi="Arial" w:cs="Arial"/>
+          <w:sz w:val="22"/>
+          <w:szCs w:val="22"/>
+        </w:rPr>
+        <w:t>Furthermore, there is a distinct lack of comparative evaluations between RL-driven agents and traditional, highly optimised AI architectures. While traditional Behaviour Trees utilise perfect mathematical pathfinding, ML agents must learn to steer via trail and error, creating a potential for evolving behaviours, such as cutting off a player’s oath or flanking, that are not explicitly programmed. Currently, there is insufficient research evaluating the practical trade offs between the rigid predictability of Behaviour Trees and the developing adaptability of PPO agents when placed in identical, playable scenarios.</w:t>
+      </w:r>
+    </w:p>
+    <w:p>
+      <w:pPr>
+        <w:rPr>
+          <w:rFonts w:ascii="Arial" w:hAnsi="Arial" w:cs="Arial"/>
+          <w:sz w:val="22"/>
+          <w:szCs w:val="22"/>
+        </w:rPr>
+      </w:pPr>
+    </w:p>
+    <w:p>
+      <w:pPr>
+        <w:rPr>
+          <w:rFonts w:ascii="Arial" w:hAnsi="Arial" w:cs="Arial"/>
+        </w:rPr>
+      </w:pPr>
+    </w:p>
+    <w:p>
+      <w:pPr>
         <w:pStyle w:val="Heading2"/>
       </w:pPr>
-      <w:r>
+      <w:bookmarkStart w:id="12" w:name="_Toc227767094"/>
+      <w:r>
+        <w:lastRenderedPageBreak/>
         <w:t>2.</w:t>
       </w:r>
       <w:r>
@@ -1414,6 +3731,7 @@
       <w:r>
         <w:t xml:space="preserve"> Project Justification</w:t>
       </w:r>
+      <w:bookmarkEnd w:id="12"/>
     </w:p>
     <w:p>
       <w:pPr>
@@ -1460,8 +3778,95 @@
     </w:p>
     <w:p>
       <w:pPr>
+        <w:rPr>
+          <w:rFonts w:ascii="Arial" w:hAnsi="Arial" w:cs="Arial"/>
+          <w:sz w:val="22"/>
+          <w:szCs w:val="22"/>
+        </w:rPr>
+      </w:pPr>
+    </w:p>
+    <w:p>
+      <w:pPr>
+        <w:rPr>
+          <w:rFonts w:ascii="Arial" w:hAnsi="Arial" w:cs="Arial"/>
+          <w:sz w:val="22"/>
+          <w:szCs w:val="22"/>
+        </w:rPr>
+      </w:pPr>
+    </w:p>
+    <w:p>
+      <w:pPr>
+        <w:rPr>
+          <w:rFonts w:ascii="Arial" w:hAnsi="Arial" w:cs="Arial"/>
+          <w:sz w:val="22"/>
+          <w:szCs w:val="22"/>
+        </w:rPr>
+      </w:pPr>
+      <w:r>
+        <w:rPr>
+          <w:rFonts w:ascii="Arial" w:hAnsi="Arial" w:cs="Arial"/>
+          <w:sz w:val="22"/>
+          <w:szCs w:val="22"/>
+        </w:rPr>
+        <w:t>This project addresses the identified gap by building a playable, Unity-based predator and prey environment designed to display and evaluate reinforcement learning in a realistic gaming setting. By developing two identical AI predator agents , one controlled by a significantly trained PPO ML- Agent and the other by a custom built, NavMesh driven Behaviour Tree, this project establishes a rigorous baseline for scientific comparison.</w:t>
+      </w:r>
+    </w:p>
+    <w:p>
+      <w:pPr>
+        <w:rPr>
+          <w:rFonts w:ascii="Arial" w:hAnsi="Arial" w:cs="Arial"/>
+          <w:sz w:val="22"/>
+          <w:szCs w:val="22"/>
+        </w:rPr>
+      </w:pPr>
+      <w:r>
+        <w:rPr>
+          <w:rFonts w:ascii="Arial" w:hAnsi="Arial" w:cs="Arial"/>
+          <w:sz w:val="22"/>
+          <w:szCs w:val="22"/>
+        </w:rPr>
+        <w:t xml:space="preserve">The project will investigate how altering aspects of reward system, environmental complexity ( such as distraction animals), and sensory integrity (vision, hearing and scent trails) affects the ML agent’s learning speed and hinting behaviour. Comparing the PPO trained agent against a traditional scripted AI will highlight the dynamic difference in learning, </w:t>
+      </w:r>
+      <w:r>
+        <w:rPr>
+          <w:rFonts w:ascii="Arial" w:hAnsi="Arial" w:cs="Arial"/>
+          <w:sz w:val="22"/>
+          <w:szCs w:val="22"/>
+        </w:rPr>
+        <w:t xml:space="preserve">developing </w:t>
+      </w:r>
+      <w:r>
+        <w:rPr>
+          <w:rFonts w:ascii="Arial" w:hAnsi="Arial" w:cs="Arial"/>
+          <w:sz w:val="22"/>
+          <w:szCs w:val="22"/>
+        </w:rPr>
+        <w:t>tactics and adaptability. Ultimately, the outcome of this comparative analysis will contribute to a better understanding of how RL can be practically utilised in real time game development, proving whether learned hunting styles are more effective and engaging than standard, optimal pathing AI.</w:t>
+      </w:r>
+    </w:p>
+    <w:p>
+      <w:pPr>
+        <w:rPr>
+          <w:rFonts w:ascii="Arial" w:hAnsi="Arial" w:cs="Arial"/>
+          <w:sz w:val="22"/>
+          <w:szCs w:val="22"/>
+        </w:rPr>
+      </w:pPr>
+    </w:p>
+    <w:p>
+      <w:pPr>
+        <w:rPr>
+          <w:rFonts w:ascii="Arial" w:hAnsi="Arial" w:cs="Arial"/>
+          <w:sz w:val="22"/>
+          <w:szCs w:val="22"/>
+        </w:rPr>
+      </w:pPr>
+    </w:p>
+    <w:p>
+      <w:pPr>
         <w:pStyle w:val="Heading1"/>
       </w:pPr>
+      <w:bookmarkStart w:id="13" w:name="_Toc227767095"/>
       <w:r>
         <w:t xml:space="preserve">3.0 </w:t>
       </w:r>
@@ -1471,6 +3876,7 @@
       <w:r>
         <w:t>Aims, Objectives, and Scope</w:t>
       </w:r>
+      <w:bookmarkEnd w:id="13"/>
     </w:p>
     <w:p>
       <w:pPr>
@@ -1489,29 +3895,123 @@
       <w:pPr>
         <w:pStyle w:val="Heading2"/>
       </w:pPr>
+      <w:bookmarkStart w:id="14" w:name="_Toc227767096"/>
       <w:r>
         <w:t>3.1 Project Aim</w:t>
       </w:r>
-    </w:p>
-    <w:p>
-      <w:pPr>
-        <w:rPr>
-          <w:rFonts w:ascii="Arial" w:hAnsi="Arial" w:cs="Arial"/>
-        </w:rPr>
-      </w:pPr>
-      <w:r>
-        <w:rPr>
-          <w:rFonts w:ascii="Arial" w:hAnsi="Arial" w:cs="Arial"/>
-        </w:rPr>
-        <w:t>Summarise the main goal of your project clearly in one concise sentence. This should act as a full statement of what you aim to achieve by the end of the project. For example: "The aim of this project is to create and assess a cost-effective cybersecurity framework tailored for small to medium-sized enterprises."</w:t>
-      </w:r>
+      <w:bookmarkEnd w:id="14"/>
+    </w:p>
+    <w:p>
+      <w:pPr>
+        <w:rPr>
+          <w:rFonts w:ascii="Arial" w:hAnsi="Arial" w:cs="Arial"/>
+        </w:rPr>
+      </w:pPr>
+      <w:r>
+        <w:rPr>
+          <w:rFonts w:ascii="Arial" w:hAnsi="Arial" w:cs="Arial"/>
+        </w:rPr>
+        <w:t xml:space="preserve">Summarise the main goal of your project clearly in one concise sentence. This should act as a full statement of what you aim to achieve by the end of the </w:t>
+      </w:r>
+      <w:r>
+        <w:rPr>
+          <w:rFonts w:ascii="Arial" w:hAnsi="Arial" w:cs="Arial"/>
+        </w:rPr>
+        <w:lastRenderedPageBreak/>
+        <w:t>project. For example: "The aim of this project is to create and assess a cost-effective cybersecurity framework tailored for small to medium-sized enterprises."</w:t>
+      </w:r>
+    </w:p>
+    <w:p>
+      <w:pPr>
+        <w:rPr>
+          <w:rFonts w:ascii="Arial" w:hAnsi="Arial" w:cs="Arial"/>
+          <w:sz w:val="22"/>
+          <w:szCs w:val="22"/>
+        </w:rPr>
+      </w:pPr>
+    </w:p>
+    <w:p>
+      <w:pPr>
+        <w:rPr>
+          <w:rFonts w:ascii="Arial" w:hAnsi="Arial" w:cs="Arial"/>
+          <w:sz w:val="22"/>
+          <w:szCs w:val="22"/>
+        </w:rPr>
+      </w:pPr>
+    </w:p>
+    <w:p>
+      <w:pPr>
+        <w:rPr>
+          <w:rFonts w:ascii="Arial" w:hAnsi="Arial" w:cs="Arial"/>
+          <w:sz w:val="22"/>
+          <w:szCs w:val="22"/>
+        </w:rPr>
+      </w:pPr>
+      <w:r>
+        <w:rPr>
+          <w:rFonts w:ascii="Arial" w:hAnsi="Arial" w:cs="Arial"/>
+          <w:sz w:val="22"/>
+          <w:szCs w:val="22"/>
+        </w:rPr>
+        <w:t xml:space="preserve">The aim of this project is to design, create and assess a reinforcement learning system within a Unity based ‘Predator and Prey’ game environment to evaluate whether an AI’s adaptability, </w:t>
+      </w:r>
+      <w:r>
+        <w:rPr>
+          <w:rFonts w:ascii="Arial" w:hAnsi="Arial" w:cs="Arial"/>
+          <w:sz w:val="22"/>
+          <w:szCs w:val="22"/>
+        </w:rPr>
+        <w:t xml:space="preserve">developing </w:t>
+      </w:r>
+      <w:r>
+        <w:rPr>
+          <w:rFonts w:ascii="Arial" w:hAnsi="Arial" w:cs="Arial"/>
+          <w:sz w:val="22"/>
+          <w:szCs w:val="22"/>
+        </w:rPr>
+        <w:t xml:space="preserve">behaviour, and </w:t>
+      </w:r>
+      <w:r>
+        <w:rPr>
+          <w:rFonts w:ascii="Arial" w:hAnsi="Arial" w:cs="Arial"/>
+          <w:sz w:val="22"/>
+          <w:szCs w:val="22"/>
+        </w:rPr>
+        <w:t>decision-making</w:t>
+      </w:r>
+      <w:r>
+        <w:rPr>
+          <w:rFonts w:ascii="Arial" w:hAnsi="Arial" w:cs="Arial"/>
+          <w:sz w:val="22"/>
+          <w:szCs w:val="22"/>
+        </w:rPr>
+        <w:t xml:space="preserve"> processes offer a more engaging and effective alternative to traditional scripted AI baselines.</w:t>
+      </w:r>
+    </w:p>
+    <w:p>
+      <w:pPr>
+        <w:rPr>
+          <w:rFonts w:ascii="Arial" w:hAnsi="Arial" w:cs="Arial"/>
+          <w:sz w:val="22"/>
+          <w:szCs w:val="22"/>
+        </w:rPr>
+      </w:pPr>
+    </w:p>
+    <w:p>
+      <w:pPr>
+        <w:rPr>
+          <w:rFonts w:ascii="Arial" w:hAnsi="Arial" w:cs="Arial"/>
+          <w:sz w:val="22"/>
+          <w:szCs w:val="22"/>
+        </w:rPr>
+      </w:pPr>
     </w:p>
     <w:p>
       <w:pPr>
         <w:pStyle w:val="Heading2"/>
       </w:pPr>
-      <w:r>
-        <w:lastRenderedPageBreak/>
+      <w:bookmarkStart w:id="15" w:name="_Toc227767097"/>
+      <w:r>
         <w:t xml:space="preserve">3.2 </w:t>
       </w:r>
       <w:r>
@@ -1520,6 +4020,7 @@
       <w:r>
         <w:t>Objectives</w:t>
       </w:r>
+      <w:bookmarkEnd w:id="15"/>
     </w:p>
     <w:p>
       <w:pPr>
@@ -1572,6 +4073,8 @@
         </w:numPr>
         <w:rPr>
           <w:rFonts w:ascii="Arial" w:hAnsi="Arial" w:cs="Arial"/>
+          <w:sz w:val="22"/>
+          <w:szCs w:val="22"/>
         </w:rPr>
       </w:pPr>
       <w:r>
@@ -1579,22 +4082,26 @@
           <w:rFonts w:ascii="Arial" w:hAnsi="Arial" w:cs="Arial"/>
           <w:b/>
           <w:bCs/>
+          <w:sz w:val="22"/>
+          <w:szCs w:val="22"/>
         </w:rPr>
         <w:t>Objective 1:</w:t>
       </w:r>
       <w:r>
         <w:rPr>
           <w:rFonts w:ascii="Arial" w:hAnsi="Arial" w:cs="Arial"/>
+          <w:sz w:val="22"/>
+          <w:szCs w:val="22"/>
         </w:rPr>
         <w:t xml:space="preserve"> </w:t>
       </w:r>
       <w:r>
         <w:rPr>
           <w:rFonts w:ascii="Arial" w:hAnsi="Arial" w:cs="Arial"/>
-          <w:i/>
-          <w:iCs/>
-        </w:rPr>
-        <w:t>[State your first SMART objective]</w:t>
+          <w:sz w:val="22"/>
+          <w:szCs w:val="22"/>
+        </w:rPr>
+        <w:t>Create a 3D ‘ Predator and Prey’ Unity environment equipped with complex AI sensory systems, including a vision cone, hearing via a sound emitter system, and a multipoint scent trail.</w:t>
       </w:r>
     </w:p>
     <w:p>
@@ -1605,6 +4112,8 @@
         </w:numPr>
         <w:rPr>
           <w:rFonts w:ascii="Arial" w:hAnsi="Arial" w:cs="Arial"/>
+          <w:sz w:val="22"/>
+          <w:szCs w:val="22"/>
         </w:rPr>
       </w:pPr>
       <w:r>
@@ -1612,22 +4121,26 @@
           <w:rFonts w:ascii="Arial" w:hAnsi="Arial" w:cs="Arial"/>
           <w:b/>
           <w:bCs/>
+          <w:sz w:val="22"/>
+          <w:szCs w:val="22"/>
         </w:rPr>
         <w:t>Objective 2:</w:t>
       </w:r>
       <w:r>
         <w:rPr>
           <w:rFonts w:ascii="Arial" w:hAnsi="Arial" w:cs="Arial"/>
+          <w:sz w:val="22"/>
+          <w:szCs w:val="22"/>
         </w:rPr>
         <w:t xml:space="preserve"> </w:t>
       </w:r>
       <w:r>
         <w:rPr>
           <w:rFonts w:ascii="Arial" w:hAnsi="Arial" w:cs="Arial"/>
-          <w:i/>
-          <w:iCs/>
-        </w:rPr>
-        <w:t>[State your second SMART objective]</w:t>
+          <w:sz w:val="22"/>
+          <w:szCs w:val="22"/>
+        </w:rPr>
+        <w:t>Implement and train a Proximal Policy Optimisation (PPO) agent using Unity’s ML-Agents toolkit, utilising targeted reward shaping and multi-phase curriculum training up to 20 million steps.</w:t>
       </w:r>
     </w:p>
     <w:p>
@@ -1638,6 +4151,8 @@
         </w:numPr>
         <w:rPr>
           <w:rFonts w:ascii="Arial" w:hAnsi="Arial" w:cs="Arial"/>
+          <w:sz w:val="22"/>
+          <w:szCs w:val="22"/>
         </w:rPr>
       </w:pPr>
       <w:r>
@@ -1645,22 +4160,58 @@
           <w:rFonts w:ascii="Arial" w:hAnsi="Arial" w:cs="Arial"/>
           <w:b/>
           <w:bCs/>
+          <w:sz w:val="22"/>
+          <w:szCs w:val="22"/>
         </w:rPr>
         <w:t>Objective 3:</w:t>
       </w:r>
       <w:r>
         <w:rPr>
           <w:rFonts w:ascii="Arial" w:hAnsi="Arial" w:cs="Arial"/>
+          <w:sz w:val="22"/>
+          <w:szCs w:val="22"/>
         </w:rPr>
         <w:t xml:space="preserve"> </w:t>
       </w:r>
       <w:r>
         <w:rPr>
           <w:rFonts w:ascii="Arial" w:hAnsi="Arial" w:cs="Arial"/>
-          <w:i/>
-          <w:iCs/>
-        </w:rPr>
-        <w:t>[State your third SMART objective]</w:t>
+          <w:sz w:val="22"/>
+          <w:szCs w:val="22"/>
+        </w:rPr>
+        <w:t xml:space="preserve">Continuously improve the reward structure and environment design, such as introducing distraction animals and a familiar summoning system, to break low reward training </w:t>
+      </w:r>
+      <w:r>
+        <w:rPr>
+          <w:rFonts w:ascii="Arial" w:hAnsi="Arial" w:cs="Arial"/>
+          <w:sz w:val="22"/>
+          <w:szCs w:val="22"/>
+        </w:rPr>
+        <w:t>periods</w:t>
+      </w:r>
+      <w:r>
+        <w:rPr>
+          <w:rFonts w:ascii="Arial" w:hAnsi="Arial" w:cs="Arial"/>
+          <w:sz w:val="22"/>
+          <w:szCs w:val="22"/>
+        </w:rPr>
+        <w:t xml:space="preserve"> and prevent </w:t>
+      </w:r>
+      <w:r>
+        <w:rPr>
+          <w:rFonts w:ascii="Arial" w:hAnsi="Arial" w:cs="Arial"/>
+          <w:sz w:val="22"/>
+          <w:szCs w:val="22"/>
+        </w:rPr>
+        <w:t>aiming for the minimum</w:t>
+      </w:r>
+      <w:r>
+        <w:rPr>
+          <w:rFonts w:ascii="Arial" w:hAnsi="Arial" w:cs="Arial"/>
+          <w:sz w:val="22"/>
+          <w:szCs w:val="22"/>
+        </w:rPr>
+        <w:t>.</w:t>
       </w:r>
     </w:p>
     <w:p>
@@ -1671,6 +4222,8 @@
         </w:numPr>
         <w:rPr>
           <w:rFonts w:ascii="Arial" w:hAnsi="Arial" w:cs="Arial"/>
+          <w:sz w:val="22"/>
+          <w:szCs w:val="22"/>
         </w:rPr>
       </w:pPr>
       <w:r>
@@ -1678,22 +4231,34 @@
           <w:rFonts w:ascii="Arial" w:hAnsi="Arial" w:cs="Arial"/>
           <w:b/>
           <w:bCs/>
+          <w:sz w:val="22"/>
+          <w:szCs w:val="22"/>
         </w:rPr>
         <w:t>Objective 4:</w:t>
       </w:r>
       <w:r>
         <w:rPr>
           <w:rFonts w:ascii="Arial" w:hAnsi="Arial" w:cs="Arial"/>
+          <w:sz w:val="22"/>
+          <w:szCs w:val="22"/>
         </w:rPr>
         <w:t xml:space="preserve"> </w:t>
       </w:r>
       <w:r>
         <w:rPr>
           <w:rFonts w:ascii="Arial" w:hAnsi="Arial" w:cs="Arial"/>
-          <w:i/>
-          <w:iCs/>
-        </w:rPr>
-        <w:t>[State your fourth SMART objective]</w:t>
+          <w:sz w:val="22"/>
+          <w:szCs w:val="22"/>
+        </w:rPr>
+        <w:t>Develop</w:t>
+      </w:r>
+      <w:r>
+        <w:rPr>
+          <w:rFonts w:ascii="Arial" w:hAnsi="Arial" w:cs="Arial"/>
+          <w:sz w:val="22"/>
+          <w:szCs w:val="22"/>
+        </w:rPr>
+        <w:t xml:space="preserve"> a custom , A* NavMesh driven Behaviour Tree(BT) baseline from scratch, mirroring the ML agent’s speeds, recognition thresholds and cooldowns to ensure a scientifically fair comparison.</w:t>
       </w:r>
     </w:p>
     <w:p>
@@ -1704,6 +4269,8 @@
         </w:numPr>
         <w:rPr>
           <w:rFonts w:ascii="Arial" w:hAnsi="Arial" w:cs="Arial"/>
+          <w:sz w:val="22"/>
+          <w:szCs w:val="22"/>
         </w:rPr>
       </w:pPr>
       <w:r>
@@ -1711,6 +4278,8 @@
           <w:rFonts w:ascii="Arial" w:hAnsi="Arial" w:cs="Arial"/>
           <w:b/>
           <w:bCs/>
+          <w:sz w:val="22"/>
+          <w:szCs w:val="22"/>
         </w:rPr>
         <w:t>Objective</w:t>
       </w:r>
@@ -1719,6 +4288,8 @@
           <w:rFonts w:ascii="Arial" w:hAnsi="Arial" w:cs="Arial"/>
           <w:b/>
           <w:bCs/>
+          <w:sz w:val="22"/>
+          <w:szCs w:val="22"/>
         </w:rPr>
         <w:t xml:space="preserve"> 5</w:t>
       </w:r>
@@ -1727,22 +4298,26 @@
           <w:rFonts w:ascii="Arial" w:hAnsi="Arial" w:cs="Arial"/>
           <w:b/>
           <w:bCs/>
+          <w:sz w:val="22"/>
+          <w:szCs w:val="22"/>
         </w:rPr>
         <w:t>:</w:t>
       </w:r>
       <w:r>
         <w:rPr>
           <w:rFonts w:ascii="Arial" w:hAnsi="Arial" w:cs="Arial"/>
+          <w:sz w:val="22"/>
+          <w:szCs w:val="22"/>
         </w:rPr>
         <w:t xml:space="preserve"> </w:t>
       </w:r>
       <w:r>
         <w:rPr>
           <w:rFonts w:ascii="Arial" w:hAnsi="Arial" w:cs="Arial"/>
-          <w:i/>
-          <w:iCs/>
-        </w:rPr>
-        <w:t>[State your fifth SMART objective]</w:t>
+          <w:sz w:val="22"/>
+          <w:szCs w:val="22"/>
+        </w:rPr>
+        <w:t>Evaluate and compare the performance, learning rates, and developing behaviour of the RL agent against the rigid pathfinding of the scripted BT baseline within identical playable survival scenarios.</w:t>
       </w:r>
     </w:p>
     <w:p>
@@ -1753,6 +4328,8 @@
         </w:numPr>
         <w:rPr>
           <w:rFonts w:ascii="Arial" w:hAnsi="Arial" w:cs="Arial"/>
+          <w:sz w:val="22"/>
+          <w:szCs w:val="22"/>
         </w:rPr>
       </w:pPr>
       <w:r>
@@ -1760,22 +4337,574 @@
           <w:rFonts w:ascii="Arial" w:hAnsi="Arial" w:cs="Arial"/>
           <w:b/>
           <w:bCs/>
+          <w:sz w:val="22"/>
+          <w:szCs w:val="22"/>
         </w:rPr>
         <w:t>Objective 6 (Optional):</w:t>
       </w:r>
       <w:r>
         <w:rPr>
           <w:rFonts w:ascii="Arial" w:hAnsi="Arial" w:cs="Arial"/>
+          <w:sz w:val="22"/>
+          <w:szCs w:val="22"/>
+        </w:rPr>
+        <w:t xml:space="preserve"> [State your </w:t>
+      </w:r>
+      <w:r>
+        <w:rPr>
+          <w:rFonts w:ascii="Arial" w:hAnsi="Arial" w:cs="Arial"/>
+          <w:sz w:val="22"/>
+          <w:szCs w:val="22"/>
+        </w:rPr>
+        <w:t>sixth</w:t>
+      </w:r>
+      <w:r>
+        <w:rPr>
+          <w:rFonts w:ascii="Arial" w:hAnsi="Arial" w:cs="Arial"/>
+          <w:sz w:val="22"/>
+          <w:szCs w:val="22"/>
+        </w:rPr>
+        <w:t xml:space="preserve"> SMART objective]</w:t>
+      </w:r>
+    </w:p>
+    <w:p>
+      <w:pPr>
+        <w:rPr>
+          <w:rFonts w:ascii="Arial" w:hAnsi="Arial" w:cs="Arial"/>
+        </w:rPr>
+      </w:pPr>
+    </w:p>
+    <w:p>
+      <w:pPr>
+        <w:rPr>
+          <w:rFonts w:ascii="Arial" w:hAnsi="Arial" w:cs="Arial"/>
+        </w:rPr>
+      </w:pPr>
+    </w:p>
+    <w:p>
+      <w:pPr>
+        <w:pStyle w:val="Heading2"/>
+      </w:pPr>
+      <w:bookmarkStart w:id="16" w:name="_Toc227767098"/>
+      <w:r>
+        <w:lastRenderedPageBreak/>
+        <w:t xml:space="preserve">3.3 </w:t>
+      </w:r>
+      <w:r>
+        <w:t xml:space="preserve">Project </w:t>
+      </w:r>
+      <w:r>
+        <w:t>Scope</w:t>
+      </w:r>
+      <w:bookmarkEnd w:id="16"/>
+    </w:p>
+    <w:p>
+      <w:pPr>
+        <w:rPr>
+          <w:rFonts w:ascii="Arial" w:hAnsi="Arial" w:cs="Arial"/>
+        </w:rPr>
+      </w:pPr>
+      <w:r>
+        <w:rPr>
+          <w:rFonts w:ascii="Arial" w:hAnsi="Arial" w:cs="Arial"/>
+        </w:rPr>
+        <w:t xml:space="preserve">Clearly define the project's boundaries. What will it include, and just as importantly, what will it exclude? This helps manage expectations and keeps the project on track. For instance: "This project will concentrate on preventative cybersecurity measures and </w:t>
+      </w:r>
+      <w:r>
+        <w:rPr>
+          <w:rFonts w:ascii="Arial" w:hAnsi="Arial" w:cs="Arial"/>
+        </w:rPr>
+        <w:t>will not</w:t>
+      </w:r>
+      <w:r>
+        <w:rPr>
+          <w:rFonts w:ascii="Arial" w:hAnsi="Arial" w:cs="Arial"/>
+        </w:rPr>
+        <w:t xml:space="preserve"> cover incident response protocols."</w:t>
+      </w:r>
+    </w:p>
+    <w:p>
+      <w:pPr>
+        <w:rPr>
+          <w:rFonts w:ascii="Arial" w:hAnsi="Arial" w:cs="Arial"/>
+          <w:sz w:val="22"/>
+          <w:szCs w:val="22"/>
+        </w:rPr>
+      </w:pPr>
+    </w:p>
+    <w:p>
+      <w:pPr>
+        <w:rPr>
+          <w:rFonts w:ascii="Arial" w:hAnsi="Arial" w:cs="Arial"/>
+          <w:sz w:val="22"/>
+          <w:szCs w:val="22"/>
+        </w:rPr>
+      </w:pPr>
+    </w:p>
+    <w:p>
+      <w:pPr>
+        <w:rPr>
+          <w:rFonts w:ascii="Arial" w:hAnsi="Arial" w:cs="Arial"/>
+          <w:sz w:val="22"/>
+          <w:szCs w:val="22"/>
+        </w:rPr>
+      </w:pPr>
+    </w:p>
+    <w:p>
+      <w:pPr>
+        <w:rPr>
+          <w:rFonts w:ascii="Arial" w:hAnsi="Arial" w:cs="Arial"/>
+          <w:sz w:val="22"/>
+          <w:szCs w:val="22"/>
+        </w:rPr>
+      </w:pPr>
+      <w:r>
+        <w:rPr>
+          <w:rFonts w:ascii="Arial" w:hAnsi="Arial" w:cs="Arial"/>
+          <w:sz w:val="22"/>
+          <w:szCs w:val="22"/>
+        </w:rPr>
+        <w:t>To ensure the project remained focused and achievable within the given timeframe, clear boundaries were established.</w:t>
+      </w:r>
+    </w:p>
+    <w:p>
+      <w:pPr>
+        <w:rPr>
+          <w:rFonts w:ascii="Arial" w:hAnsi="Arial" w:cs="Arial"/>
+          <w:sz w:val="22"/>
+          <w:szCs w:val="22"/>
+        </w:rPr>
+      </w:pPr>
+      <w:r>
+        <w:rPr>
+          <w:rFonts w:ascii="Arial" w:hAnsi="Arial" w:cs="Arial"/>
+          <w:sz w:val="22"/>
+          <w:szCs w:val="22"/>
+        </w:rPr>
+        <w:t>Included:</w:t>
+      </w:r>
+    </w:p>
+    <w:p>
+      <w:pPr>
+        <w:pStyle w:val="ListParagraph"/>
+        <w:numPr>
+          <w:ilvl w:val="0"/>
+          <w:numId w:val="1"/>
+        </w:numPr>
+        <w:rPr>
+          <w:rFonts w:ascii="Arial" w:hAnsi="Arial" w:cs="Arial"/>
+          <w:sz w:val="22"/>
+          <w:szCs w:val="22"/>
+        </w:rPr>
+      </w:pPr>
+      <w:r>
+        <w:rPr>
+          <w:rFonts w:ascii="Arial" w:hAnsi="Arial" w:cs="Arial"/>
+          <w:sz w:val="22"/>
+          <w:szCs w:val="22"/>
+        </w:rPr>
+        <w:t>Integration of the Unity ML-Agent toolkit to facilitate reinforcement learning directly within the engine.</w:t>
+      </w:r>
+    </w:p>
+    <w:p>
+      <w:pPr>
+        <w:pStyle w:val="ListParagraph"/>
+        <w:numPr>
+          <w:ilvl w:val="0"/>
+          <w:numId w:val="1"/>
+        </w:numPr>
+        <w:rPr>
+          <w:rFonts w:ascii="Arial" w:hAnsi="Arial" w:cs="Arial"/>
+          <w:sz w:val="22"/>
+          <w:szCs w:val="22"/>
+        </w:rPr>
+      </w:pPr>
+      <w:r>
+        <w:rPr>
+          <w:rFonts w:ascii="Arial" w:hAnsi="Arial" w:cs="Arial"/>
+          <w:sz w:val="22"/>
+          <w:szCs w:val="22"/>
+        </w:rPr>
+        <w:t>Development of a specialised Predator and Prey simulated environment.</w:t>
+      </w:r>
+    </w:p>
+    <w:p>
+      <w:pPr>
+        <w:pStyle w:val="ListParagraph"/>
+        <w:numPr>
+          <w:ilvl w:val="0"/>
+          <w:numId w:val="1"/>
+        </w:numPr>
+        <w:rPr>
+          <w:rFonts w:ascii="Arial" w:hAnsi="Arial" w:cs="Arial"/>
+          <w:sz w:val="22"/>
+          <w:szCs w:val="22"/>
+        </w:rPr>
+      </w:pPr>
+      <w:r>
+        <w:rPr>
+          <w:rFonts w:ascii="Arial" w:hAnsi="Arial" w:cs="Arial"/>
+          <w:sz w:val="22"/>
+          <w:szCs w:val="22"/>
+        </w:rPr>
+        <w:t>Implementation of advanced sensory mechanics, such as sight, sound and  scent masking, and environmental distractions, like wandering animals.</w:t>
+      </w:r>
+    </w:p>
+    <w:p>
+      <w:pPr>
+        <w:pStyle w:val="ListParagraph"/>
+        <w:numPr>
+          <w:ilvl w:val="0"/>
+          <w:numId w:val="1"/>
+        </w:numPr>
+        <w:rPr>
+          <w:rFonts w:ascii="Arial" w:hAnsi="Arial" w:cs="Arial"/>
+          <w:sz w:val="22"/>
+          <w:szCs w:val="22"/>
+        </w:rPr>
+      </w:pPr>
+      <w:r>
+        <w:rPr>
+          <w:rFonts w:ascii="Arial" w:hAnsi="Arial" w:cs="Arial"/>
+          <w:sz w:val="22"/>
+          <w:szCs w:val="22"/>
+        </w:rPr>
+        <w:t>Creat</w:t>
+      </w:r>
+      <w:r>
+        <w:rPr>
+          <w:rFonts w:ascii="Arial" w:hAnsi="Arial" w:cs="Arial"/>
+          <w:sz w:val="22"/>
+          <w:szCs w:val="22"/>
+        </w:rPr>
+        <w:t>ion</w:t>
+      </w:r>
+      <w:r>
+        <w:rPr>
+          <w:rFonts w:ascii="Arial" w:hAnsi="Arial" w:cs="Arial"/>
+          <w:sz w:val="22"/>
+          <w:szCs w:val="22"/>
         </w:rPr>
         <w:t xml:space="preserve"> </w:t>
       </w:r>
       <w:r>
+        <w:rPr>
+          <w:rFonts w:ascii="Arial" w:hAnsi="Arial" w:cs="Arial"/>
+          <w:sz w:val="22"/>
+          <w:szCs w:val="22"/>
+        </w:rPr>
+        <w:t>o</w:t>
+      </w:r>
+      <w:r>
+        <w:rPr>
+          <w:rFonts w:ascii="Arial" w:hAnsi="Arial" w:cs="Arial"/>
+          <w:sz w:val="22"/>
+          <w:szCs w:val="22"/>
+        </w:rPr>
+        <w:t xml:space="preserve">f a </w:t>
+      </w:r>
+      <w:r>
+        <w:rPr>
+          <w:rFonts w:ascii="Arial" w:hAnsi="Arial" w:cs="Arial"/>
+          <w:sz w:val="22"/>
+          <w:szCs w:val="22"/>
+        </w:rPr>
+        <w:t>custom</w:t>
+      </w:r>
+      <w:r>
+        <w:rPr>
+          <w:rFonts w:ascii="Arial" w:hAnsi="Arial" w:cs="Arial"/>
+          <w:sz w:val="22"/>
+          <w:szCs w:val="22"/>
+        </w:rPr>
+        <w:t xml:space="preserve"> C# Behaviour Tree for direct comparison.</w:t>
+      </w:r>
+    </w:p>
+    <w:p>
+      <w:pPr>
+        <w:pStyle w:val="ListParagraph"/>
+        <w:numPr>
+          <w:ilvl w:val="0"/>
+          <w:numId w:val="1"/>
+        </w:numPr>
+        <w:rPr>
+          <w:rFonts w:ascii="Arial" w:hAnsi="Arial" w:cs="Arial"/>
+          <w:sz w:val="22"/>
+          <w:szCs w:val="22"/>
+        </w:rPr>
+      </w:pPr>
+      <w:r>
+        <w:rPr>
+          <w:rFonts w:ascii="Arial" w:hAnsi="Arial" w:cs="Arial"/>
+          <w:sz w:val="22"/>
+          <w:szCs w:val="22"/>
+        </w:rPr>
+        <w:t>Visualisation of training progress via generated data logs, debug UIs and ONNX model exports.</w:t>
+      </w:r>
+    </w:p>
+    <w:p>
+      <w:pPr>
+        <w:rPr>
+          <w:rFonts w:ascii="Arial" w:hAnsi="Arial" w:cs="Arial"/>
+          <w:sz w:val="22"/>
+          <w:szCs w:val="22"/>
+        </w:rPr>
+      </w:pPr>
+      <w:r>
+        <w:rPr>
+          <w:rFonts w:ascii="Arial" w:hAnsi="Arial" w:cs="Arial"/>
+          <w:sz w:val="22"/>
+          <w:szCs w:val="22"/>
+        </w:rPr>
+        <w:t>Excluded:</w:t>
+      </w:r>
+    </w:p>
+    <w:p>
+      <w:pPr>
+        <w:pStyle w:val="ListParagraph"/>
+        <w:numPr>
+          <w:ilvl w:val="0"/>
+          <w:numId w:val="1"/>
+        </w:numPr>
+        <w:rPr>
+          <w:rFonts w:ascii="Arial" w:hAnsi="Arial" w:cs="Arial"/>
+          <w:sz w:val="22"/>
+          <w:szCs w:val="22"/>
+        </w:rPr>
+      </w:pPr>
+      <w:r>
+        <w:rPr>
+          <w:rFonts w:ascii="Arial" w:hAnsi="Arial" w:cs="Arial"/>
+          <w:sz w:val="22"/>
+          <w:szCs w:val="22"/>
+        </w:rPr>
+        <w:t>The ‘Adaptive Maze Runner’ sub goal, which was removed from the scope early in development to ensure the core Predator and Prey arena reached stability and complexity.</w:t>
+      </w:r>
+    </w:p>
+    <w:p>
+      <w:pPr>
+        <w:pStyle w:val="ListParagraph"/>
+        <w:numPr>
+          <w:ilvl w:val="0"/>
+          <w:numId w:val="1"/>
+        </w:numPr>
+        <w:rPr>
+          <w:rFonts w:ascii="Arial" w:hAnsi="Arial" w:cs="Arial"/>
+          <w:sz w:val="22"/>
+          <w:szCs w:val="22"/>
+        </w:rPr>
+      </w:pPr>
+      <w:r>
+        <w:rPr>
+          <w:rFonts w:ascii="Arial" w:hAnsi="Arial" w:cs="Arial"/>
+          <w:sz w:val="22"/>
+          <w:szCs w:val="22"/>
+        </w:rPr>
+        <w:t>Multiplayer or online networked systems.</w:t>
+      </w:r>
+    </w:p>
+    <w:p>
+      <w:pPr>
+        <w:pStyle w:val="ListParagraph"/>
+        <w:numPr>
+          <w:ilvl w:val="0"/>
+          <w:numId w:val="1"/>
+        </w:numPr>
+        <w:rPr>
+          <w:rFonts w:ascii="Arial" w:hAnsi="Arial" w:cs="Arial"/>
+          <w:sz w:val="22"/>
+          <w:szCs w:val="22"/>
+        </w:rPr>
+      </w:pPr>
+      <w:r>
+        <w:rPr>
+          <w:rFonts w:ascii="Arial" w:hAnsi="Arial" w:cs="Arial"/>
+          <w:sz w:val="22"/>
+          <w:szCs w:val="22"/>
+        </w:rPr>
+        <w:t>Physical robotics or real- world machine learning applications.</w:t>
+      </w:r>
+    </w:p>
+    <w:p>
+      <w:pPr>
+        <w:pStyle w:val="ListParagraph"/>
+        <w:numPr>
+          <w:ilvl w:val="0"/>
+          <w:numId w:val="1"/>
+        </w:numPr>
+        <w:rPr>
+          <w:rFonts w:ascii="Arial" w:hAnsi="Arial" w:cs="Arial"/>
+          <w:sz w:val="22"/>
+          <w:szCs w:val="22"/>
+        </w:rPr>
+      </w:pPr>
+      <w:r>
+        <w:rPr>
+          <w:rFonts w:ascii="Arial" w:hAnsi="Arial" w:cs="Arial"/>
+          <w:sz w:val="22"/>
+          <w:szCs w:val="22"/>
+        </w:rPr>
+        <w:t>Deep learning architectures require high end computing power outside of the standard ML-Agent framework.</w:t>
+      </w:r>
+    </w:p>
+    <w:p>
+      <w:pPr>
+        <w:rPr>
+          <w:rFonts w:ascii="Arial" w:hAnsi="Arial" w:cs="Arial"/>
+          <w:b/>
+          <w:bCs/>
+        </w:rPr>
+      </w:pPr>
+    </w:p>
+    <w:p>
+      <w:pPr>
+        <w:pStyle w:val="Heading1"/>
+      </w:pPr>
+      <w:bookmarkStart w:id="17" w:name="_Toc227767099"/>
+      <w:r>
+        <w:t xml:space="preserve">4.0 </w:t>
+      </w:r>
+      <w:r>
+        <w:t>Project Design</w:t>
+      </w:r>
+      <w:bookmarkEnd w:id="17"/>
+    </w:p>
+    <w:p>
+      <w:pPr>
+        <w:rPr>
+          <w:rFonts w:ascii="Arial" w:hAnsi="Arial" w:cs="Arial"/>
+        </w:rPr>
+      </w:pPr>
+      <w:r>
+        <w:rPr>
+          <w:rFonts w:ascii="Arial" w:hAnsi="Arial" w:cs="Arial"/>
+        </w:rPr>
+        <w:t>This section outlines the practical steps</w:t>
+      </w:r>
+      <w:r>
+        <w:rPr>
+          <w:rFonts w:ascii="Arial" w:hAnsi="Arial" w:cs="Arial"/>
+        </w:rPr>
+        <w:t>, methods,</w:t>
+      </w:r>
+      <w:r>
+        <w:rPr>
+          <w:rFonts w:ascii="Arial" w:hAnsi="Arial" w:cs="Arial"/>
+        </w:rPr>
+        <w:t xml:space="preserve"> tools, and schedule you</w:t>
+      </w:r>
+      <w:r>
+        <w:rPr>
+          <w:rFonts w:ascii="Arial" w:hAnsi="Arial" w:cs="Arial"/>
+        </w:rPr>
+        <w:t xml:space="preserve"> will</w:t>
+      </w:r>
+      <w:r>
+        <w:rPr>
+          <w:rFonts w:ascii="Arial" w:hAnsi="Arial" w:cs="Arial"/>
+        </w:rPr>
+        <w:t xml:space="preserve"> follow for your project, covering the 'how' aspect.</w:t>
+      </w:r>
+    </w:p>
+    <w:p>
+      <w:pPr>
+        <w:pStyle w:val="Heading2"/>
+      </w:pPr>
+      <w:bookmarkStart w:id="18" w:name="_Toc227767100"/>
+      <w:r>
+        <w:t>4.1 Design and Methods</w:t>
+      </w:r>
+      <w:bookmarkEnd w:id="18"/>
+    </w:p>
+    <w:p>
+      <w:pPr>
+        <w:rPr>
+          <w:rFonts w:ascii="Arial" w:hAnsi="Arial" w:cs="Arial"/>
+        </w:rPr>
+      </w:pPr>
+      <w:r>
+        <w:rPr>
+          <w:rFonts w:ascii="Arial" w:hAnsi="Arial" w:cs="Arial"/>
+        </w:rPr>
+        <w:t xml:space="preserve">Outline the overall approach you plan to take. </w:t>
+      </w:r>
+      <w:r>
+        <w:rPr>
+          <w:rFonts w:ascii="Arial" w:hAnsi="Arial" w:cs="Arial"/>
+        </w:rPr>
+        <w:t xml:space="preserve">For example, will your project </w:t>
+      </w:r>
+      <w:r>
+        <w:rPr>
+          <w:rFonts w:ascii="Arial" w:hAnsi="Arial" w:cs="Arial"/>
+        </w:rPr>
+        <w:t>involve an experiment, survey, case study, development,</w:t>
+      </w:r>
+      <w:r>
+        <w:rPr>
+          <w:rFonts w:ascii="Arial" w:hAnsi="Arial" w:cs="Arial"/>
+        </w:rPr>
+        <w:t xml:space="preserve"> </w:t>
+      </w:r>
+      <w:r>
+        <w:rPr>
+          <w:rFonts w:ascii="Arial" w:hAnsi="Arial" w:cs="Arial"/>
+        </w:rPr>
+        <w:t>filmmaking</w:t>
+      </w:r>
+      <w:r>
+        <w:rPr>
+          <w:rFonts w:ascii="Arial" w:hAnsi="Arial" w:cs="Arial"/>
+        </w:rPr>
+        <w:t xml:space="preserve"> </w:t>
+      </w:r>
+      <w:r>
+        <w:rPr>
+          <w:rFonts w:ascii="Arial" w:hAnsi="Arial" w:cs="Arial"/>
+        </w:rPr>
+        <w:t>or literature-</w:t>
+      </w:r>
+      <w:r>
+        <w:rPr>
+          <w:rFonts w:ascii="Arial" w:hAnsi="Arial" w:cs="Arial"/>
+        </w:rPr>
+        <w:lastRenderedPageBreak/>
+        <w:t>based analysis?</w:t>
+      </w:r>
+      <w:r>
+        <w:rPr>
+          <w:rFonts w:ascii="Arial" w:hAnsi="Arial" w:cs="Arial"/>
+        </w:rPr>
+        <w:t xml:space="preserve"> If so, what kind of data/information do you need? </w:t>
+      </w:r>
+      <w:r>
+        <w:rPr>
+          <w:rFonts w:ascii="Arial" w:hAnsi="Arial" w:cs="Arial"/>
+        </w:rPr>
+        <w:t>Detail the specific methods and techniques you will use to achieve each objective, such as qualitative interviews, statistical analysis, user-centred design, etc.</w:t>
+      </w:r>
+    </w:p>
+    <w:p>
+      <w:pPr>
         <w:rPr>
           <w:rFonts w:ascii="Arial" w:hAnsi="Arial" w:cs="Arial"/>
           <w:i/>
           <w:iCs/>
         </w:rPr>
-        <w:t xml:space="preserve">[State your </w:t>
+      </w:pPr>
+      <w:r>
+        <w:rPr>
+          <w:rFonts w:ascii="Arial" w:hAnsi="Arial" w:cs="Arial"/>
+          <w:b/>
+          <w:bCs/>
+        </w:rPr>
+        <w:t>Note:</w:t>
+      </w:r>
+      <w:r>
+        <w:rPr>
+          <w:rFonts w:ascii="Arial" w:hAnsi="Arial" w:cs="Arial"/>
+        </w:rPr>
+        <w:t xml:space="preserve"> </w:t>
       </w:r>
       <w:r>
         <w:rPr>
@@ -1783,69 +4912,618 @@
           <w:i/>
           <w:iCs/>
         </w:rPr>
-        <w:t>sixth</w:t>
-      </w:r>
-      <w:r>
-        <w:rPr>
-          <w:rFonts w:ascii="Arial" w:hAnsi="Arial" w:cs="Arial"/>
-          <w:i/>
-          <w:iCs/>
-        </w:rPr>
-        <w:t xml:space="preserve"> SMART objective]</w:t>
-      </w:r>
+        <w:t xml:space="preserve">Considering the diverse availability of methods and design approaches, it is strongly recommended that discussions be made with the main supervisor to align the choice of project design with your chosen topic. </w:t>
+      </w:r>
+    </w:p>
+    <w:p>
+      <w:pPr>
+        <w:rPr>
+          <w:rFonts w:ascii="Arial" w:hAnsi="Arial" w:cs="Arial"/>
+          <w:sz w:val="22"/>
+          <w:szCs w:val="22"/>
+        </w:rPr>
+      </w:pPr>
+    </w:p>
+    <w:p>
+      <w:pPr>
+        <w:rPr>
+          <w:rFonts w:ascii="Arial" w:hAnsi="Arial" w:cs="Arial"/>
+          <w:sz w:val="22"/>
+          <w:szCs w:val="22"/>
+        </w:rPr>
+      </w:pPr>
+      <w:r>
+        <w:rPr>
+          <w:rFonts w:ascii="Arial" w:hAnsi="Arial" w:cs="Arial"/>
+          <w:sz w:val="22"/>
+          <w:szCs w:val="22"/>
+        </w:rPr>
+        <w:t xml:space="preserve">The project utilised an iterative, Agile inspired software development methodology, </w:t>
+      </w:r>
+      <w:proofErr w:type="spellStart"/>
+      <w:r>
+        <w:rPr>
+          <w:rFonts w:ascii="Arial" w:hAnsi="Arial" w:cs="Arial"/>
+          <w:sz w:val="22"/>
+          <w:szCs w:val="22"/>
+        </w:rPr>
+        <w:t>priortising</w:t>
+      </w:r>
+      <w:proofErr w:type="spellEnd"/>
+      <w:r>
+        <w:rPr>
+          <w:rFonts w:ascii="Arial" w:hAnsi="Arial" w:cs="Arial"/>
+          <w:sz w:val="22"/>
+          <w:szCs w:val="22"/>
+        </w:rPr>
+        <w:t xml:space="preserve"> rapid prototyping, </w:t>
+      </w:r>
+      <w:proofErr w:type="spellStart"/>
+      <w:r>
+        <w:rPr>
+          <w:rFonts w:ascii="Arial" w:hAnsi="Arial" w:cs="Arial"/>
+          <w:sz w:val="22"/>
+          <w:szCs w:val="22"/>
+        </w:rPr>
+        <w:t>continouse</w:t>
+      </w:r>
+      <w:proofErr w:type="spellEnd"/>
+      <w:r>
+        <w:rPr>
+          <w:rFonts w:ascii="Arial" w:hAnsi="Arial" w:cs="Arial"/>
+          <w:sz w:val="22"/>
+          <w:szCs w:val="22"/>
+        </w:rPr>
+        <w:t xml:space="preserve"> testing, and sequential complexity scaling. The core artefact was developed using the unity engine (</w:t>
+      </w:r>
+      <w:proofErr w:type="spellStart"/>
+      <w:r>
+        <w:rPr>
+          <w:rFonts w:ascii="Arial" w:hAnsi="Arial" w:cs="Arial"/>
+          <w:sz w:val="22"/>
+          <w:szCs w:val="22"/>
+        </w:rPr>
+        <w:t>c#</w:t>
+      </w:r>
+      <w:proofErr w:type="spellEnd"/>
+      <w:r>
+        <w:rPr>
+          <w:rFonts w:ascii="Arial" w:hAnsi="Arial" w:cs="Arial"/>
+          <w:sz w:val="22"/>
+          <w:szCs w:val="22"/>
+        </w:rPr>
+        <w:t xml:space="preserve">), supported by  the Unity ML-Agents toolkit to facilitate the machine learning environment. </w:t>
+      </w:r>
+    </w:p>
+    <w:p>
+      <w:pPr>
+        <w:rPr>
+          <w:rFonts w:ascii="Arial" w:hAnsi="Arial" w:cs="Arial"/>
+          <w:sz w:val="22"/>
+          <w:szCs w:val="22"/>
+        </w:rPr>
+      </w:pPr>
+      <w:r>
+        <w:rPr>
+          <w:rFonts w:ascii="Arial" w:hAnsi="Arial" w:cs="Arial"/>
+          <w:sz w:val="22"/>
+          <w:szCs w:val="22"/>
+        </w:rPr>
+        <w:t xml:space="preserve">The </w:t>
+      </w:r>
+      <w:proofErr w:type="spellStart"/>
+      <w:r>
+        <w:rPr>
+          <w:rFonts w:ascii="Arial" w:hAnsi="Arial" w:cs="Arial"/>
+          <w:sz w:val="22"/>
+          <w:szCs w:val="22"/>
+        </w:rPr>
+        <w:t>disgn</w:t>
+      </w:r>
+      <w:proofErr w:type="spellEnd"/>
+      <w:r>
+        <w:rPr>
+          <w:rFonts w:ascii="Arial" w:hAnsi="Arial" w:cs="Arial"/>
+          <w:sz w:val="22"/>
+          <w:szCs w:val="22"/>
+        </w:rPr>
+        <w:t xml:space="preserve"> is split  into three primary methodological phases:</w:t>
+      </w:r>
+    </w:p>
+    <w:p>
+      <w:pPr>
+        <w:pStyle w:val="ListParagraph"/>
+        <w:numPr>
+          <w:ilvl w:val="0"/>
+          <w:numId w:val="1"/>
+        </w:numPr>
+        <w:rPr>
+          <w:rFonts w:ascii="Arial" w:hAnsi="Arial" w:cs="Arial"/>
+          <w:sz w:val="22"/>
+          <w:szCs w:val="22"/>
+        </w:rPr>
+      </w:pPr>
+      <w:r>
+        <w:rPr>
+          <w:rFonts w:ascii="Arial" w:hAnsi="Arial" w:cs="Arial"/>
+          <w:sz w:val="22"/>
+          <w:szCs w:val="22"/>
+        </w:rPr>
+        <w:t xml:space="preserve">System architecture and </w:t>
+      </w:r>
+      <w:proofErr w:type="spellStart"/>
+      <w:r>
+        <w:rPr>
+          <w:rFonts w:ascii="Arial" w:hAnsi="Arial" w:cs="Arial"/>
+          <w:sz w:val="22"/>
+          <w:szCs w:val="22"/>
+        </w:rPr>
+        <w:t>Evnironment</w:t>
+      </w:r>
+      <w:proofErr w:type="spellEnd"/>
+      <w:r>
+        <w:rPr>
+          <w:rFonts w:ascii="Arial" w:hAnsi="Arial" w:cs="Arial"/>
+          <w:sz w:val="22"/>
+          <w:szCs w:val="22"/>
+        </w:rPr>
+        <w:t xml:space="preserve"> Design:</w:t>
+      </w:r>
+    </w:p>
+    <w:p>
+      <w:pPr>
+        <w:pStyle w:val="ListParagraph"/>
+        <w:numPr>
+          <w:ilvl w:val="1"/>
+          <w:numId w:val="1"/>
+        </w:numPr>
+        <w:rPr>
+          <w:rFonts w:ascii="Arial" w:hAnsi="Arial" w:cs="Arial"/>
+          <w:sz w:val="22"/>
+          <w:szCs w:val="22"/>
+        </w:rPr>
+      </w:pPr>
+      <w:r>
+        <w:rPr>
+          <w:rFonts w:ascii="Arial" w:hAnsi="Arial" w:cs="Arial"/>
+          <w:sz w:val="22"/>
+          <w:szCs w:val="22"/>
+        </w:rPr>
+        <w:t xml:space="preserve">A 3D ‘Predator and prey’ </w:t>
+      </w:r>
+      <w:proofErr w:type="spellStart"/>
+      <w:r>
+        <w:rPr>
+          <w:rFonts w:ascii="Arial" w:hAnsi="Arial" w:cs="Arial"/>
+          <w:sz w:val="22"/>
+          <w:szCs w:val="22"/>
+        </w:rPr>
+        <w:t>survbival</w:t>
+      </w:r>
+      <w:proofErr w:type="spellEnd"/>
+      <w:r>
+        <w:rPr>
+          <w:rFonts w:ascii="Arial" w:hAnsi="Arial" w:cs="Arial"/>
+          <w:sz w:val="22"/>
+          <w:szCs w:val="22"/>
+        </w:rPr>
+        <w:t xml:space="preserve"> arena was constructed featuring dynamic terrain, solid obstacles (like walls, trees and rocks) and soft obstacles (bushes to mask scent and block line of sight).</w:t>
+      </w:r>
+    </w:p>
+    <w:p>
+      <w:pPr>
+        <w:pStyle w:val="ListParagraph"/>
+        <w:numPr>
+          <w:ilvl w:val="1"/>
+          <w:numId w:val="1"/>
+        </w:numPr>
+        <w:rPr>
+          <w:rFonts w:ascii="Arial" w:hAnsi="Arial" w:cs="Arial"/>
+          <w:sz w:val="22"/>
+          <w:szCs w:val="22"/>
+        </w:rPr>
+      </w:pPr>
+      <w:r>
+        <w:rPr>
+          <w:rFonts w:ascii="Arial" w:hAnsi="Arial" w:cs="Arial"/>
+          <w:sz w:val="22"/>
+          <w:szCs w:val="22"/>
+        </w:rPr>
+        <w:t xml:space="preserve">The AI agents were equipped with complex multi layered sensory inputs: a multi ray vision cone, a </w:t>
+      </w:r>
+      <w:r>
+        <w:rPr>
+          <w:rFonts w:ascii="Arial" w:hAnsi="Arial" w:cs="Arial"/>
+          <w:sz w:val="22"/>
+          <w:szCs w:val="22"/>
+        </w:rPr>
+        <w:t>volume-based</w:t>
+      </w:r>
+      <w:r>
+        <w:rPr>
+          <w:rFonts w:ascii="Arial" w:hAnsi="Arial" w:cs="Arial"/>
+          <w:sz w:val="22"/>
+          <w:szCs w:val="22"/>
+        </w:rPr>
+        <w:t xml:space="preserve"> hearing system capable of distinguishing sound sources and a timed multipoint scent trail.</w:t>
+      </w:r>
+    </w:p>
+    <w:p>
+      <w:pPr>
+        <w:pStyle w:val="ListParagraph"/>
+        <w:numPr>
+          <w:ilvl w:val="0"/>
+          <w:numId w:val="1"/>
+        </w:numPr>
+        <w:rPr>
+          <w:rFonts w:ascii="Arial" w:hAnsi="Arial" w:cs="Arial"/>
+          <w:sz w:val="22"/>
+          <w:szCs w:val="22"/>
+        </w:rPr>
+      </w:pPr>
+      <w:r>
+        <w:rPr>
+          <w:rFonts w:ascii="Arial" w:hAnsi="Arial" w:cs="Arial"/>
+          <w:sz w:val="22"/>
+          <w:szCs w:val="22"/>
+        </w:rPr>
+        <w:t>Algorithm implementation and training regime:</w:t>
+      </w:r>
+    </w:p>
+    <w:p>
+      <w:pPr>
+        <w:pStyle w:val="ListParagraph"/>
+        <w:numPr>
+          <w:ilvl w:val="1"/>
+          <w:numId w:val="1"/>
+        </w:numPr>
+        <w:rPr>
+          <w:rFonts w:ascii="Arial" w:hAnsi="Arial" w:cs="Arial"/>
+          <w:sz w:val="22"/>
+          <w:szCs w:val="22"/>
+        </w:rPr>
+      </w:pPr>
+      <w:r>
+        <w:rPr>
+          <w:rFonts w:ascii="Arial" w:hAnsi="Arial" w:cs="Arial"/>
+          <w:sz w:val="22"/>
+          <w:szCs w:val="22"/>
+        </w:rPr>
+        <w:t xml:space="preserve">The ML agent: A Proximal Policy Optimisation (PPO) algorithm was selected  to drive the learning predator. The agent’s neural network was configured using YAML files, feeding a </w:t>
+      </w:r>
+      <w:r>
+        <w:rPr>
+          <w:rFonts w:ascii="Arial" w:hAnsi="Arial" w:cs="Arial"/>
+          <w:sz w:val="22"/>
+          <w:szCs w:val="22"/>
+        </w:rPr>
+        <w:t>90-dimension</w:t>
+      </w:r>
+      <w:r>
+        <w:rPr>
+          <w:rFonts w:ascii="Arial" w:hAnsi="Arial" w:cs="Arial"/>
+          <w:sz w:val="22"/>
+          <w:szCs w:val="22"/>
+        </w:rPr>
+        <w:t xml:space="preserve"> observation vector into the model. Training was conducted over a rigorous</w:t>
+      </w:r>
+      <w:r>
+        <w:rPr>
+          <w:rFonts w:ascii="Arial" w:hAnsi="Arial" w:cs="Arial"/>
+          <w:sz w:val="22"/>
+          <w:szCs w:val="22"/>
+        </w:rPr>
+        <w:t xml:space="preserve"> 20 million step curriculum divided into sequential phases: </w:t>
+      </w:r>
+    </w:p>
+    <w:p>
+      <w:pPr>
+        <w:pStyle w:val="ListParagraph"/>
+        <w:numPr>
+          <w:ilvl w:val="2"/>
+          <w:numId w:val="1"/>
+        </w:numPr>
+        <w:rPr>
+          <w:rFonts w:ascii="Arial" w:hAnsi="Arial" w:cs="Arial"/>
+          <w:sz w:val="22"/>
+          <w:szCs w:val="22"/>
+        </w:rPr>
+      </w:pPr>
+      <w:r>
+        <w:rPr>
+          <w:rFonts w:ascii="Arial" w:hAnsi="Arial" w:cs="Arial"/>
+          <w:sz w:val="22"/>
+          <w:szCs w:val="22"/>
+        </w:rPr>
+        <w:t>Establishing basic tracking – phase 1</w:t>
+      </w:r>
+    </w:p>
+    <w:p>
+      <w:pPr>
+        <w:pStyle w:val="ListParagraph"/>
+        <w:numPr>
+          <w:ilvl w:val="2"/>
+          <w:numId w:val="1"/>
+        </w:numPr>
+        <w:rPr>
+          <w:rFonts w:ascii="Arial" w:hAnsi="Arial" w:cs="Arial"/>
+          <w:sz w:val="22"/>
+          <w:szCs w:val="22"/>
+        </w:rPr>
+      </w:pPr>
+      <w:r>
+        <w:rPr>
+          <w:rFonts w:ascii="Arial" w:hAnsi="Arial" w:cs="Arial"/>
+          <w:sz w:val="22"/>
+          <w:szCs w:val="22"/>
+        </w:rPr>
+        <w:t>Introducing aerial and ground familiars - phase 2</w:t>
+      </w:r>
+    </w:p>
+    <w:p>
+      <w:pPr>
+        <w:pStyle w:val="ListParagraph"/>
+        <w:numPr>
+          <w:ilvl w:val="2"/>
+          <w:numId w:val="1"/>
+        </w:numPr>
+        <w:rPr>
+          <w:rFonts w:ascii="Arial" w:hAnsi="Arial" w:cs="Arial"/>
+          <w:sz w:val="22"/>
+          <w:szCs w:val="22"/>
+        </w:rPr>
+      </w:pPr>
+      <w:r>
+        <w:rPr>
+          <w:rFonts w:ascii="Arial" w:hAnsi="Arial" w:cs="Arial"/>
+          <w:sz w:val="22"/>
+          <w:szCs w:val="22"/>
+        </w:rPr>
+        <w:t>Adding distraction animals to test sensory filtering – phase 3</w:t>
+      </w:r>
+    </w:p>
+    <w:p>
+      <w:pPr>
+        <w:pStyle w:val="ListParagraph"/>
+        <w:numPr>
+          <w:ilvl w:val="2"/>
+          <w:numId w:val="1"/>
+        </w:numPr>
+        <w:rPr>
+          <w:rFonts w:ascii="Arial" w:hAnsi="Arial" w:cs="Arial"/>
+          <w:sz w:val="22"/>
+          <w:szCs w:val="22"/>
+        </w:rPr>
+      </w:pPr>
+      <w:r>
+        <w:rPr>
+          <w:rFonts w:ascii="Arial" w:hAnsi="Arial" w:cs="Arial"/>
+          <w:sz w:val="22"/>
+          <w:szCs w:val="22"/>
+        </w:rPr>
+        <w:t>Fine tuning speed/ stamina mechanics to break reward plateaus – phase 4 and 5</w:t>
+      </w:r>
+    </w:p>
+    <w:p>
+      <w:pPr>
+        <w:pStyle w:val="ListParagraph"/>
+        <w:numPr>
+          <w:ilvl w:val="1"/>
+          <w:numId w:val="1"/>
+        </w:numPr>
+        <w:rPr>
+          <w:rFonts w:ascii="Arial" w:hAnsi="Arial" w:cs="Arial"/>
+          <w:sz w:val="22"/>
+          <w:szCs w:val="22"/>
+        </w:rPr>
+      </w:pPr>
+      <w:r>
+        <w:rPr>
+          <w:rFonts w:ascii="Arial" w:hAnsi="Arial" w:cs="Arial"/>
+          <w:sz w:val="22"/>
+          <w:szCs w:val="22"/>
+        </w:rPr>
+        <w:t>The Baseline Agent: To establish a control group, a custom Behaviour Tree (BT) framework was architected entirely from scratch in C#. The BT utilises A* pathfinding via Unity’s NavMesh to navigate the arena optimally, its decision-making hierarchy evaluates eight specific states per frame (like strike, stalk, track scent, summon familiar, etc), providing a rigid, mathematically flawless counterpart to the ML agent.</w:t>
+      </w:r>
+    </w:p>
+    <w:p>
+      <w:pPr>
+        <w:pStyle w:val="ListParagraph"/>
+        <w:numPr>
+          <w:ilvl w:val="0"/>
+          <w:numId w:val="1"/>
+        </w:numPr>
+        <w:rPr>
+          <w:rFonts w:ascii="Arial" w:hAnsi="Arial" w:cs="Arial"/>
+          <w:sz w:val="22"/>
+          <w:szCs w:val="22"/>
+        </w:rPr>
+      </w:pPr>
+      <w:r>
+        <w:rPr>
+          <w:rFonts w:ascii="Arial" w:hAnsi="Arial" w:cs="Arial"/>
+          <w:sz w:val="22"/>
+          <w:szCs w:val="22"/>
+        </w:rPr>
+        <w:t>Validation and evaluation methods:</w:t>
+      </w:r>
+    </w:p>
+    <w:p>
+      <w:pPr>
+        <w:pStyle w:val="ListParagraph"/>
+        <w:numPr>
+          <w:ilvl w:val="1"/>
+          <w:numId w:val="1"/>
+        </w:numPr>
+        <w:rPr>
+          <w:rFonts w:ascii="Arial" w:hAnsi="Arial" w:cs="Arial"/>
+          <w:sz w:val="22"/>
+          <w:szCs w:val="22"/>
+        </w:rPr>
+      </w:pPr>
+      <w:r>
+        <w:rPr>
+          <w:rFonts w:ascii="Arial" w:hAnsi="Arial" w:cs="Arial"/>
+          <w:sz w:val="22"/>
+          <w:szCs w:val="22"/>
+        </w:rPr>
+        <w:t xml:space="preserve">Evaluation relies on a side-by-side comparative methodology. Both the ML Agent and the BT baseline were contained to identical parameters, which were speeds, recognition thresholds, cooldowns and stamina limits. Data logging and in game debug UIs were utilised to record </w:t>
+      </w:r>
+      <w:r>
+        <w:rPr>
+          <w:rFonts w:ascii="Arial" w:hAnsi="Arial" w:cs="Arial"/>
+          <w:sz w:val="22"/>
+          <w:szCs w:val="22"/>
+        </w:rPr>
+        <w:lastRenderedPageBreak/>
+        <w:t>quantitative metrics( for example detection distance, time to catch, success rates), and qualitative developing behaviours during playable survival scenarios.</w:t>
+      </w:r>
+    </w:p>
+    <w:p>
+      <w:pPr>
+        <w:rPr>
+          <w:rFonts w:ascii="Arial" w:hAnsi="Arial" w:cs="Arial"/>
+          <w:sz w:val="22"/>
+          <w:szCs w:val="22"/>
+        </w:rPr>
+      </w:pPr>
+    </w:p>
+    <w:p>
+      <w:pPr>
+        <w:rPr>
+          <w:rFonts w:ascii="Arial" w:hAnsi="Arial" w:cs="Arial"/>
+          <w:sz w:val="22"/>
+          <w:szCs w:val="22"/>
+        </w:rPr>
+      </w:pPr>
     </w:p>
     <w:p>
       <w:pPr>
         <w:pStyle w:val="Heading2"/>
       </w:pPr>
-      <w:r>
-        <w:t xml:space="preserve">3.3 </w:t>
-      </w:r>
-      <w:r>
-        <w:t xml:space="preserve">Project </w:t>
-      </w:r>
-      <w:r>
-        <w:t>Scope</w:t>
-      </w:r>
-    </w:p>
-    <w:p>
-      <w:pPr>
-        <w:rPr>
-          <w:rFonts w:ascii="Arial" w:hAnsi="Arial" w:cs="Arial"/>
-        </w:rPr>
-      </w:pPr>
-      <w:r>
-        <w:rPr>
-          <w:rFonts w:ascii="Arial" w:hAnsi="Arial" w:cs="Arial"/>
-        </w:rPr>
-        <w:t xml:space="preserve">Clearly define the project's boundaries. What will it include, and just as importantly, what will it exclude? This helps manage expectations and keeps the project on track. For instance: "This project will concentrate on preventative cybersecurity measures and </w:t>
-      </w:r>
-      <w:r>
-        <w:rPr>
-          <w:rFonts w:ascii="Arial" w:hAnsi="Arial" w:cs="Arial"/>
-        </w:rPr>
-        <w:t>will not</w:t>
-      </w:r>
-      <w:r>
-        <w:rPr>
-          <w:rFonts w:ascii="Arial" w:hAnsi="Arial" w:cs="Arial"/>
-        </w:rPr>
-        <w:t xml:space="preserve"> cover incident response protocols."</w:t>
-      </w:r>
-    </w:p>
-    <w:p>
-      <w:pPr>
-        <w:rPr>
-          <w:rFonts w:ascii="Arial" w:hAnsi="Arial" w:cs="Arial"/>
-        </w:rPr>
-      </w:pPr>
-    </w:p>
-    <w:p>
-      <w:pPr>
-        <w:rPr>
-          <w:rFonts w:ascii="Arial" w:hAnsi="Arial" w:cs="Arial"/>
-          <w:b/>
-          <w:bCs/>
+      <w:bookmarkStart w:id="19" w:name="_Toc227767101"/>
+      <w:r>
+        <w:t>4.2 Justification of Methods</w:t>
+      </w:r>
+      <w:bookmarkEnd w:id="19"/>
+    </w:p>
+    <w:p>
+      <w:pPr>
+        <w:rPr>
+          <w:rFonts w:ascii="Arial" w:hAnsi="Arial" w:cs="Arial"/>
+        </w:rPr>
+      </w:pPr>
+      <w:r>
+        <w:rPr>
+          <w:rFonts w:ascii="Arial" w:hAnsi="Arial" w:cs="Arial"/>
+        </w:rPr>
+        <w:t xml:space="preserve">Justify your selection of these methods, explaining why they are the best fit for addressing your needs and meeting your project </w:t>
+      </w:r>
+      <w:r>
+        <w:rPr>
+          <w:rFonts w:ascii="Arial" w:hAnsi="Arial" w:cs="Arial"/>
+        </w:rPr>
+        <w:t>objectives</w:t>
+      </w:r>
+      <w:r>
+        <w:rPr>
+          <w:rFonts w:ascii="Arial" w:hAnsi="Arial" w:cs="Arial"/>
+        </w:rPr>
+        <w:t>. Briefly compare them to other methods and defend your decision.</w:t>
+      </w:r>
+    </w:p>
+    <w:p>
+      <w:pPr>
+        <w:rPr>
+          <w:rFonts w:ascii="Arial" w:hAnsi="Arial" w:cs="Arial"/>
+          <w:sz w:val="22"/>
+          <w:szCs w:val="22"/>
+        </w:rPr>
+      </w:pPr>
+    </w:p>
+    <w:p>
+      <w:pPr>
+        <w:rPr>
+          <w:rFonts w:ascii="Arial" w:hAnsi="Arial" w:cs="Arial"/>
+          <w:sz w:val="22"/>
+          <w:szCs w:val="22"/>
+        </w:rPr>
+      </w:pPr>
+    </w:p>
+    <w:p>
+      <w:pPr>
+        <w:rPr>
+          <w:rFonts w:ascii="Arial" w:hAnsi="Arial" w:cs="Arial"/>
+          <w:sz w:val="22"/>
+          <w:szCs w:val="22"/>
+        </w:rPr>
+      </w:pPr>
+      <w:r>
+        <w:rPr>
+          <w:rFonts w:ascii="Arial" w:hAnsi="Arial" w:cs="Arial"/>
+          <w:sz w:val="22"/>
+          <w:szCs w:val="22"/>
+        </w:rPr>
+        <w:t>Unity’s NK Agents toolkit was selected over standalone frameworks like TensorFlow or PyTorch because it natively supports interactive 3D physics environments, allowing for the real time simulation, visualisation and data logging of the agent’s learning process within a single workflow</w:t>
+      </w:r>
+      <w:r>
+        <w:rPr>
+          <w:rFonts w:ascii="Arial" w:hAnsi="Arial" w:cs="Arial"/>
+          <w:sz w:val="22"/>
+          <w:szCs w:val="22"/>
+        </w:rPr>
+        <w:t>.</w:t>
+      </w:r>
+    </w:p>
+    <w:p>
+      <w:pPr>
+        <w:rPr>
+          <w:rFonts w:ascii="Arial" w:hAnsi="Arial" w:cs="Arial"/>
+          <w:sz w:val="22"/>
+          <w:szCs w:val="22"/>
+        </w:rPr>
+      </w:pPr>
+      <w:r>
+        <w:rPr>
+          <w:rFonts w:ascii="Arial" w:hAnsi="Arial" w:cs="Arial"/>
+          <w:sz w:val="22"/>
+          <w:szCs w:val="22"/>
+        </w:rPr>
+        <w:t>The PPO algorithm was specifically chosen for the ML agent because it is highly sample efficient and exceptionally stable for continuous control and complex navigation tasks, which are crucial for an AI required to traverse 3D terrain while parsing diverse sensory inputs.</w:t>
+      </w:r>
+    </w:p>
+    <w:p>
+      <w:pPr>
+        <w:rPr>
+          <w:rFonts w:ascii="Arial" w:hAnsi="Arial" w:cs="Arial"/>
+          <w:sz w:val="22"/>
+          <w:szCs w:val="22"/>
+        </w:rPr>
+      </w:pPr>
+      <w:r>
+        <w:rPr>
+          <w:rFonts w:ascii="Arial" w:hAnsi="Arial" w:cs="Arial"/>
+          <w:sz w:val="22"/>
+          <w:szCs w:val="22"/>
+        </w:rPr>
+        <w:t>For the comparative baseline, a custom-built Behaviour Tree with A* NavMesh was utilised rather than standard Unity AI scripts. Because the BT executes optimal, mathematically calculated paths without trial and error it serves as the perfect hard coded control. Mirroring the exact speeds and constraints across both the BT and ML agent ensuring that the final evaluation is scientifically fair. This methodology effectively isolates the variable being tested, which the ML agent’s learned, evolving hunting style versus the rigid predictability of a human designed algorithm, to conclusively answer the project’s core research question.</w:t>
+      </w:r>
+    </w:p>
+    <w:p>
+      <w:pPr>
+        <w:rPr>
+          <w:rFonts w:ascii="Arial" w:hAnsi="Arial" w:cs="Arial"/>
+          <w:sz w:val="22"/>
+          <w:szCs w:val="22"/>
+        </w:rPr>
+      </w:pPr>
+    </w:p>
+    <w:p>
+      <w:pPr>
+        <w:rPr>
+          <w:rFonts w:ascii="Arial" w:hAnsi="Arial" w:cs="Arial"/>
+          <w:sz w:val="22"/>
+          <w:szCs w:val="22"/>
         </w:rPr>
       </w:pPr>
     </w:p>
@@ -1853,93 +5531,306 @@
       <w:pPr>
         <w:pStyle w:val="Heading1"/>
       </w:pPr>
-      <w:r>
-        <w:t xml:space="preserve">4.0 </w:t>
-      </w:r>
-      <w:r>
-        <w:t>Project Design</w:t>
-      </w:r>
-    </w:p>
-    <w:p>
-      <w:pPr>
-        <w:rPr>
-          <w:rFonts w:ascii="Arial" w:hAnsi="Arial" w:cs="Arial"/>
-        </w:rPr>
-      </w:pPr>
-      <w:r>
-        <w:rPr>
-          <w:rFonts w:ascii="Arial" w:hAnsi="Arial" w:cs="Arial"/>
-        </w:rPr>
-        <w:t>This section outlines the practical steps</w:t>
-      </w:r>
-      <w:r>
-        <w:rPr>
-          <w:rFonts w:ascii="Arial" w:hAnsi="Arial" w:cs="Arial"/>
-        </w:rPr>
-        <w:t>, methods,</w:t>
-      </w:r>
-      <w:r>
-        <w:rPr>
-          <w:rFonts w:ascii="Arial" w:hAnsi="Arial" w:cs="Arial"/>
-        </w:rPr>
-        <w:t xml:space="preserve"> tools, and schedule you</w:t>
-      </w:r>
-      <w:r>
-        <w:rPr>
-          <w:rFonts w:ascii="Arial" w:hAnsi="Arial" w:cs="Arial"/>
-        </w:rPr>
-        <w:t xml:space="preserve"> will</w:t>
-      </w:r>
-      <w:r>
-        <w:rPr>
-          <w:rFonts w:ascii="Arial" w:hAnsi="Arial" w:cs="Arial"/>
-        </w:rPr>
-        <w:t xml:space="preserve"> follow for your project, covering the 'how' aspect.</w:t>
+      <w:bookmarkStart w:id="20" w:name="_Toc227767102"/>
+      <w:r>
+        <w:t>5</w:t>
+      </w:r>
+      <w:r>
+        <w:t>. Artefact Design</w:t>
+      </w:r>
+      <w:bookmarkEnd w:id="20"/>
+    </w:p>
+    <w:p>
+      <w:pPr>
+        <w:rPr>
+          <w:rFonts w:ascii="Arial" w:hAnsi="Arial" w:cs="Arial"/>
+        </w:rPr>
+      </w:pPr>
+      <w:r>
+        <w:rPr>
+          <w:rFonts w:ascii="Arial" w:hAnsi="Arial" w:cs="Arial"/>
+        </w:rPr>
+        <w:t>Use this section to give an objective and factual description of your artefact's design. Use clear, precise language and visuals to present the information.</w:t>
       </w:r>
     </w:p>
     <w:p>
       <w:pPr>
         <w:pStyle w:val="Heading2"/>
       </w:pPr>
-      <w:r>
-        <w:t>4.1 Design and Methods</w:t>
-      </w:r>
-    </w:p>
-    <w:p>
-      <w:pPr>
-        <w:rPr>
-          <w:rFonts w:ascii="Arial" w:hAnsi="Arial" w:cs="Arial"/>
-        </w:rPr>
-      </w:pPr>
-      <w:r>
-        <w:rPr>
-          <w:rFonts w:ascii="Arial" w:hAnsi="Arial" w:cs="Arial"/>
-        </w:rPr>
-        <w:t xml:space="preserve">Outline the overall approach you plan to take. </w:t>
-      </w:r>
-      <w:r>
-        <w:rPr>
-          <w:rFonts w:ascii="Arial" w:hAnsi="Arial" w:cs="Arial"/>
-        </w:rPr>
-        <w:t xml:space="preserve">For example, will your project </w:t>
-      </w:r>
-      <w:r>
-        <w:rPr>
-          <w:rFonts w:ascii="Arial" w:hAnsi="Arial" w:cs="Arial"/>
-        </w:rPr>
-        <w:t>involve an experiment, survey, case study, development,</w:t>
-      </w:r>
-      <w:r>
-        <w:rPr>
-          <w:rFonts w:ascii="Arial" w:hAnsi="Arial" w:cs="Arial"/>
-        </w:rPr>
+      <w:bookmarkStart w:id="21" w:name="_Toc227767103"/>
+      <w:r>
+        <w:lastRenderedPageBreak/>
+        <w:t>5</w:t>
+      </w:r>
+      <w:r>
+        <w:t>.1 Design Specifications</w:t>
+      </w:r>
+      <w:bookmarkEnd w:id="21"/>
+    </w:p>
+    <w:p>
+      <w:pPr>
+        <w:rPr>
+          <w:rFonts w:ascii="Arial" w:hAnsi="Arial" w:cs="Arial"/>
+        </w:rPr>
+      </w:pPr>
+      <w:r>
+        <w:rPr>
+          <w:rFonts w:ascii="Arial" w:hAnsi="Arial" w:cs="Arial"/>
+        </w:rPr>
+        <w:t>Detail the design requirements and specifications, including what the artefact must do and its constraints. Use a table for clarity.</w:t>
+      </w:r>
+    </w:p>
+    <w:p>
+      <w:pPr>
+        <w:pStyle w:val="Heading2"/>
+      </w:pPr>
+      <w:bookmarkStart w:id="22" w:name="_Toc227767104"/>
+      <w:r>
+        <w:t>5</w:t>
+      </w:r>
+      <w:r>
+        <w:t xml:space="preserve">.2 </w:t>
+      </w:r>
+      <w:r>
+        <w:t>Artefact's Structure/</w:t>
+      </w:r>
+      <w:r>
+        <w:t xml:space="preserve"> Architecture / Framework</w:t>
+      </w:r>
+      <w:bookmarkEnd w:id="22"/>
+    </w:p>
+    <w:p>
+      <w:pPr>
+        <w:rPr>
+          <w:rFonts w:ascii="Arial" w:hAnsi="Arial" w:cs="Arial"/>
+        </w:rPr>
+      </w:pPr>
+      <w:r>
+        <w:rPr>
+          <w:rFonts w:ascii="Arial" w:hAnsi="Arial" w:cs="Arial"/>
+        </w:rPr>
+        <w:t>Provide an outline of the artefact's structure to explain how components interact. Also, outline the key components, technologies, algorithms, or materials employed in the design. Use tables, graphs, and figures where relevant to present data and technical information.</w:t>
+      </w:r>
+    </w:p>
+    <w:p>
+      <w:pPr>
+        <w:pStyle w:val="Heading1"/>
+      </w:pPr>
+      <w:bookmarkStart w:id="23" w:name="_Toc227767105"/>
+      <w:r>
+        <w:t>6</w:t>
+      </w:r>
+      <w:r>
+        <w:t>. Implementation</w:t>
+      </w:r>
+      <w:bookmarkEnd w:id="23"/>
+    </w:p>
+    <w:p>
+      <w:pPr>
+        <w:rPr>
+          <w:rFonts w:ascii="Arial" w:hAnsi="Arial" w:cs="Arial"/>
+        </w:rPr>
+      </w:pPr>
+      <w:r>
+        <w:rPr>
+          <w:rFonts w:ascii="Arial" w:hAnsi="Arial" w:cs="Arial"/>
+        </w:rPr>
+        <w:t>Describe the steps you took to create and validate your artefact, clearly connecting the process to your project questions.</w:t>
+      </w:r>
+    </w:p>
+    <w:p>
+      <w:pPr>
+        <w:rPr>
+          <w:rFonts w:ascii="Arial" w:hAnsi="Arial" w:cs="Arial"/>
+        </w:rPr>
+      </w:pPr>
+    </w:p>
+    <w:p>
+      <w:pPr>
+        <w:rPr>
+          <w:rFonts w:ascii="Arial" w:hAnsi="Arial" w:cs="Arial"/>
+        </w:rPr>
+      </w:pPr>
+    </w:p>
+    <w:p>
+      <w:pPr>
+        <w:pStyle w:val="Heading2"/>
+      </w:pPr>
+      <w:bookmarkStart w:id="24" w:name="_Toc227767106"/>
+      <w:r>
+        <w:t>6</w:t>
+      </w:r>
+      <w:r>
+        <w:t>.1 Construction of the Artefact</w:t>
+      </w:r>
+      <w:bookmarkEnd w:id="24"/>
+    </w:p>
+    <w:p>
+      <w:pPr>
+        <w:rPr>
+          <w:rFonts w:ascii="Arial" w:hAnsi="Arial" w:cs="Arial"/>
+        </w:rPr>
+      </w:pPr>
+      <w:r>
+        <w:rPr>
+          <w:rFonts w:ascii="Arial" w:hAnsi="Arial" w:cs="Arial"/>
+        </w:rPr>
+        <w:t>Break down the development process into individual steps, covering the tools, languages, and methods employed. Assess the key decisions made and the challenges encountered during construction. Furthermore, describe how the implemented artefact meets the problem statement and research questions outlined in the introduction.</w:t>
+      </w:r>
+    </w:p>
+    <w:p>
+      <w:pPr>
+        <w:pStyle w:val="Heading2"/>
+      </w:pPr>
+      <w:bookmarkStart w:id="25" w:name="_Toc227767107"/>
+      <w:r>
+        <w:t>6</w:t>
+      </w:r>
+      <w:r>
+        <w:t>.</w:t>
+      </w:r>
+      <w:r>
+        <w:t>2</w:t>
+      </w:r>
+      <w:r>
+        <w:t xml:space="preserve"> Validation and Testing</w:t>
+      </w:r>
+      <w:bookmarkEnd w:id="25"/>
+    </w:p>
+    <w:p>
+      <w:pPr>
+        <w:rPr>
+          <w:rFonts w:ascii="Arial" w:hAnsi="Arial" w:cs="Arial"/>
+        </w:rPr>
+      </w:pPr>
+      <w:r>
+        <w:rPr>
+          <w:rFonts w:ascii="Arial" w:hAnsi="Arial" w:cs="Arial"/>
+        </w:rPr>
+        <w:t>Explain how you validated the artefact, providing evidence of its logical consistency, functionality, and performance. This could include test results, user feedback, or data analysis demonstrating it functions as intended.</w:t>
+      </w:r>
+    </w:p>
+    <w:p>
+      <w:pPr>
+        <w:pStyle w:val="Heading1"/>
+      </w:pPr>
+      <w:bookmarkStart w:id="26" w:name="_Toc227767108"/>
+      <w:r>
+        <w:t>7</w:t>
+      </w:r>
+      <w:r>
+        <w:t>. Critical Evaluation</w:t>
+      </w:r>
+      <w:bookmarkEnd w:id="26"/>
+    </w:p>
+    <w:p>
+      <w:pPr>
+        <w:rPr>
+          <w:rFonts w:ascii="Arial" w:hAnsi="Arial" w:cs="Arial"/>
+        </w:rPr>
+      </w:pPr>
+      <w:r>
+        <w:rPr>
+          <w:rFonts w:ascii="Arial" w:hAnsi="Arial" w:cs="Arial"/>
+        </w:rPr>
+        <w:t>Here is where you examine the success and significance of your work. Describe your artefact, what it does, and its significance in its context, whether that's societal, industrial, or academic. Additionally, discuss how your artefact differs from the similar systems or solutions you explored in your literature review. What are its distinct advantages or novel contributions?</w:t>
+      </w:r>
+    </w:p>
+    <w:p>
+      <w:pPr>
+        <w:pStyle w:val="Heading2"/>
+      </w:pPr>
+      <w:bookmarkStart w:id="27" w:name="_Toc227767109"/>
+      <w:r>
+        <w:lastRenderedPageBreak/>
+        <w:t>7.2 Impact</w:t>
+      </w:r>
+      <w:bookmarkEnd w:id="27"/>
+    </w:p>
+    <w:p>
+      <w:pPr>
+        <w:rPr>
+          <w:rFonts w:ascii="Arial" w:hAnsi="Arial" w:cs="Arial"/>
+        </w:rPr>
+      </w:pPr>
+      <w:r>
+        <w:rPr>
+          <w:rFonts w:ascii="Arial" w:hAnsi="Arial" w:cs="Arial"/>
+        </w:rPr>
+        <w:t>Examine the actual or potential impact of your artefact. Does it address a problem for a particular community? Does it enhance a process within an industry? Does it bring a new perspective to academic discussion?</w:t>
+      </w:r>
+    </w:p>
+    <w:p>
+      <w:pPr>
+        <w:pStyle w:val="Heading1"/>
+      </w:pPr>
+      <w:bookmarkStart w:id="28" w:name="_Toc227767110"/>
+      <w:r>
+        <w:t>8</w:t>
+      </w:r>
+      <w:r>
+        <w:t>. Conclusion</w:t>
+      </w:r>
+      <w:bookmarkEnd w:id="28"/>
+    </w:p>
+    <w:p>
+      <w:pPr>
+        <w:rPr>
+          <w:rFonts w:ascii="Arial" w:hAnsi="Arial" w:cs="Arial"/>
+        </w:rPr>
+      </w:pPr>
+      <w:r>
+        <w:rPr>
+          <w:rFonts w:ascii="Arial" w:hAnsi="Arial" w:cs="Arial"/>
+        </w:rPr>
+        <w:t>Outline the project journey, reiterate the problem, approach, and key findings. Conclude by reflecting on the project's success and value.</w:t>
+      </w:r>
+    </w:p>
+    <w:p>
+      <w:pPr>
+        <w:pStyle w:val="Heading2"/>
+      </w:pPr>
+      <w:bookmarkStart w:id="29" w:name="_Toc227767111"/>
+      <w:r>
+        <w:t xml:space="preserve">8.1 </w:t>
+      </w:r>
+      <w:r>
+        <w:t>Limitations</w:t>
+      </w:r>
+      <w:bookmarkEnd w:id="29"/>
+      <w:r>
         <w:t xml:space="preserve"> </w:t>
       </w:r>
-      <w:r>
-        <w:rPr>
-          <w:rFonts w:ascii="Arial" w:hAnsi="Arial" w:cs="Arial"/>
-        </w:rPr>
-        <w:t>filmmaking</w:t>
+    </w:p>
+    <w:p>
+      <w:pPr>
+        <w:rPr>
+          <w:rFonts w:ascii="Arial" w:hAnsi="Arial" w:cs="Arial"/>
+        </w:rPr>
+      </w:pPr>
+      <w:r>
+        <w:rPr>
+          <w:rFonts w:ascii="Arial" w:hAnsi="Arial" w:cs="Arial"/>
+        </w:rPr>
+        <w:t>This section lets you demonstrate critical self-awareness by honestly acknowledging your work's boundaries and constraints. For example, d</w:t>
+      </w:r>
+      <w:r>
+        <w:rPr>
+          <w:rFonts w:ascii="Arial" w:hAnsi="Arial" w:cs="Arial"/>
+        </w:rPr>
+        <w:t xml:space="preserve">id your chosen method have </w:t>
+      </w:r>
+      <w:r>
+        <w:rPr>
+          <w:rFonts w:ascii="Arial" w:hAnsi="Arial" w:cs="Arial"/>
+        </w:rPr>
+        <w:t xml:space="preserve">any </w:t>
+      </w:r>
+      <w:r>
+        <w:rPr>
+          <w:rFonts w:ascii="Arial" w:hAnsi="Arial" w:cs="Arial"/>
+        </w:rPr>
+        <w:t>weaknesses?</w:t>
       </w:r>
       <w:r>
         <w:rPr>
@@ -1951,36 +5842,7 @@
         <w:rPr>
           <w:rFonts w:ascii="Arial" w:hAnsi="Arial" w:cs="Arial"/>
         </w:rPr>
-        <w:t>or literature-based analysis?</w:t>
-      </w:r>
-      <w:r>
-        <w:rPr>
-          <w:rFonts w:ascii="Arial" w:hAnsi="Arial" w:cs="Arial"/>
-        </w:rPr>
-        <w:t xml:space="preserve"> If so, what kind of data/information do you need? </w:t>
-      </w:r>
-      <w:r>
-        <w:rPr>
-          <w:rFonts w:ascii="Arial" w:hAnsi="Arial" w:cs="Arial"/>
-        </w:rPr>
-        <w:t>Detail the specific methods and techniques you will use to achieve each objective, such as qualitative interviews, statistical analysis, user-centred design, etc.</w:t>
-      </w:r>
-    </w:p>
-    <w:p>
-      <w:pPr>
-        <w:rPr>
-          <w:rFonts w:ascii="Arial" w:hAnsi="Arial" w:cs="Arial"/>
-          <w:i/>
-          <w:iCs/>
-        </w:rPr>
-      </w:pPr>
-      <w:r>
-        <w:rPr>
-          <w:rFonts w:ascii="Arial" w:hAnsi="Arial" w:cs="Arial"/>
-          <w:b/>
-          <w:bCs/>
-        </w:rPr>
-        <w:t>Note:</w:t>
+        <w:t>What did you have to leave out?</w:t>
       </w:r>
       <w:r>
         <w:rPr>
@@ -1991,464 +5853,130 @@
       <w:r>
         <w:rPr>
           <w:rFonts w:ascii="Arial" w:hAnsi="Arial" w:cs="Arial"/>
-          <w:i/>
-          <w:iCs/>
-        </w:rPr>
-        <w:t xml:space="preserve">Considering the diverse availability of methods and design approaches, it is strongly recommended that discussions be made with the main supervisor to align the choice of project design with your chosen topic. </w:t>
-      </w:r>
+        </w:rPr>
+        <w:t>What are the practical weaknesses of your artefact?</w:t>
+      </w:r>
+      <w:r>
+        <w:rPr>
+          <w:rFonts w:ascii="Arial" w:hAnsi="Arial" w:cs="Arial"/>
+        </w:rPr>
+        <w:t xml:space="preserve"> Or w</w:t>
+      </w:r>
+      <w:r>
+        <w:rPr>
+          <w:rFonts w:ascii="Arial" w:hAnsi="Arial" w:cs="Arial"/>
+        </w:rPr>
+        <w:t>as your dataset small, incomplete, or biased in some way?</w:t>
+      </w:r>
+      <w:r>
+        <w:rPr>
+          <w:rFonts w:ascii="Arial" w:hAnsi="Arial" w:cs="Arial"/>
+        </w:rPr>
+        <w:t xml:space="preserve"> </w:t>
+      </w:r>
+      <w:r>
+        <w:rPr>
+          <w:rFonts w:ascii="Arial" w:hAnsi="Arial" w:cs="Arial"/>
+        </w:rPr>
+        <w:t xml:space="preserve">For each </w:t>
+      </w:r>
+      <w:r>
+        <w:rPr>
+          <w:rFonts w:ascii="Arial" w:hAnsi="Arial" w:cs="Arial"/>
+        </w:rPr>
+        <w:t xml:space="preserve">limitation you mention, provide a brief explanation of its impact on your project and how you addressed these limitations. </w:t>
+      </w:r>
+    </w:p>
+    <w:p>
+      <w:pPr>
+        <w:rPr>
+          <w:rFonts w:ascii="Arial" w:hAnsi="Arial" w:cs="Arial"/>
+        </w:rPr>
+      </w:pPr>
+    </w:p>
+    <w:p>
+      <w:pPr>
+        <w:rPr>
+          <w:rFonts w:ascii="Arial" w:hAnsi="Arial" w:cs="Arial"/>
+        </w:rPr>
+      </w:pPr>
     </w:p>
     <w:p>
       <w:pPr>
         <w:pStyle w:val="Heading2"/>
       </w:pPr>
-      <w:r>
-        <w:lastRenderedPageBreak/>
-        <w:t>4.2 Justification of Methods</w:t>
-      </w:r>
-    </w:p>
-    <w:p>
-      <w:pPr>
-        <w:rPr>
-          <w:rFonts w:ascii="Arial" w:hAnsi="Arial" w:cs="Arial"/>
-        </w:rPr>
-      </w:pPr>
-      <w:r>
-        <w:rPr>
-          <w:rFonts w:ascii="Arial" w:hAnsi="Arial" w:cs="Arial"/>
-        </w:rPr>
-        <w:t xml:space="preserve">Justify your selection of these methods, explaining why they are the best fit for addressing your needs and meeting your project </w:t>
-      </w:r>
-      <w:r>
-        <w:rPr>
-          <w:rFonts w:ascii="Arial" w:hAnsi="Arial" w:cs="Arial"/>
-        </w:rPr>
-        <w:t>objectives</w:t>
-      </w:r>
-      <w:r>
-        <w:rPr>
-          <w:rFonts w:ascii="Arial" w:hAnsi="Arial" w:cs="Arial"/>
-        </w:rPr>
-        <w:t>. Briefly compare them to other methods and defend your decision.</w:t>
+      <w:bookmarkStart w:id="30" w:name="_Toc227767112"/>
+      <w:r>
+        <w:t>8.2</w:t>
+      </w:r>
+      <w:r>
+        <w:t xml:space="preserve"> </w:t>
+      </w:r>
+      <w:r>
+        <w:t>Future Work</w:t>
+      </w:r>
+      <w:bookmarkEnd w:id="30"/>
+      <w:r>
+        <w:t xml:space="preserve"> </w:t>
+      </w:r>
+    </w:p>
+    <w:p>
+      <w:pPr>
+        <w:rPr>
+          <w:rFonts w:ascii="Arial" w:hAnsi="Arial" w:cs="Arial"/>
+        </w:rPr>
+      </w:pPr>
+      <w:r>
+        <w:rPr>
+          <w:rFonts w:ascii="Arial" w:hAnsi="Arial" w:cs="Arial"/>
+        </w:rPr>
+        <w:t>This section provides a roadmap for you or others to continue or enhance this project, but your suggestions should be specific and concrete. It should logically follow your findings and identified limitations. For example, you can offer suggestions on how other people can address the limitations. Also, you can explain what you would add if you had more time, or how the project could</w:t>
+      </w:r>
+      <w:r>
+        <w:rPr>
+          <w:rFonts w:ascii="Arial" w:hAnsi="Arial" w:cs="Arial"/>
+        </w:rPr>
+        <w:t xml:space="preserve"> be made bigger or more widely applicable</w:t>
+      </w:r>
+      <w:r>
+        <w:rPr>
+          <w:rFonts w:ascii="Arial" w:hAnsi="Arial" w:cs="Arial"/>
+        </w:rPr>
+        <w:t>.</w:t>
       </w:r>
     </w:p>
     <w:p>
       <w:pPr>
         <w:pStyle w:val="Heading1"/>
       </w:pPr>
-      <w:r>
-        <w:t>5</w:t>
-      </w:r>
-      <w:r>
-        <w:t>. Artefact Design</w:t>
-      </w:r>
-    </w:p>
-    <w:p>
-      <w:pPr>
-        <w:rPr>
-          <w:rFonts w:ascii="Arial" w:hAnsi="Arial" w:cs="Arial"/>
-        </w:rPr>
-      </w:pPr>
-      <w:r>
-        <w:rPr>
-          <w:rFonts w:ascii="Arial" w:hAnsi="Arial" w:cs="Arial"/>
-        </w:rPr>
-        <w:t>Use this section to give an objective and factual description of your artefact's design. Use clear, precise language and visuals to present the information.</w:t>
-      </w:r>
-    </w:p>
-    <w:p>
-      <w:pPr>
-        <w:pStyle w:val="Heading2"/>
-      </w:pPr>
-      <w:r>
-        <w:t>5</w:t>
-      </w:r>
-      <w:r>
-        <w:t>.1 Design Specifications</w:t>
-      </w:r>
-    </w:p>
-    <w:p>
-      <w:pPr>
-        <w:rPr>
-          <w:rFonts w:ascii="Arial" w:hAnsi="Arial" w:cs="Arial"/>
-        </w:rPr>
-      </w:pPr>
-      <w:r>
-        <w:rPr>
-          <w:rFonts w:ascii="Arial" w:hAnsi="Arial" w:cs="Arial"/>
-        </w:rPr>
-        <w:t>Detail the design requirements and specifications, including what the artefact must do and its constraints. Use a table for clarity.</w:t>
-      </w:r>
-    </w:p>
-    <w:p>
-      <w:pPr>
-        <w:pStyle w:val="Heading2"/>
-      </w:pPr>
-      <w:r>
-        <w:t>5</w:t>
-      </w:r>
-      <w:r>
-        <w:t xml:space="preserve">.2 </w:t>
-      </w:r>
-      <w:r>
-        <w:t>Artefact's Structure/</w:t>
-      </w:r>
-      <w:r>
-        <w:t xml:space="preserve"> Architecture / Framework</w:t>
-      </w:r>
-    </w:p>
-    <w:p>
-      <w:pPr>
-        <w:rPr>
-          <w:rFonts w:ascii="Arial" w:hAnsi="Arial" w:cs="Arial"/>
-        </w:rPr>
-      </w:pPr>
-      <w:r>
-        <w:rPr>
-          <w:rFonts w:ascii="Arial" w:hAnsi="Arial" w:cs="Arial"/>
-        </w:rPr>
-        <w:t>Provide an outline of the artefact's structure to explain how components interact. Also, outline the key components, technologies, algorithms, or materials employed in the design. Use tables, graphs, and figures where relevant to present data and technical information.</w:t>
+      <w:bookmarkStart w:id="31" w:name="_Toc227767113"/>
+      <w:r>
+        <w:t>References</w:t>
+      </w:r>
+      <w:bookmarkEnd w:id="31"/>
+    </w:p>
+    <w:p>
+      <w:pPr>
+        <w:rPr>
+          <w:rFonts w:ascii="Arial" w:hAnsi="Arial" w:cs="Arial"/>
+        </w:rPr>
+      </w:pPr>
+      <w:r>
+        <w:rPr>
+          <w:rFonts w:ascii="Arial" w:hAnsi="Arial" w:cs="Arial"/>
+        </w:rPr>
+        <w:t>List all the academic and professional sources you have cited in your report, formatted in accordance with the Harvard Referencing Style.</w:t>
       </w:r>
     </w:p>
     <w:p>
       <w:pPr>
         <w:pStyle w:val="Heading1"/>
       </w:pPr>
-      <w:r>
-        <w:t>6</w:t>
-      </w:r>
-      <w:r>
-        <w:t>. Implementation</w:t>
-      </w:r>
-    </w:p>
-    <w:p>
-      <w:pPr>
-        <w:rPr>
-          <w:rFonts w:ascii="Arial" w:hAnsi="Arial" w:cs="Arial"/>
-        </w:rPr>
-      </w:pPr>
-      <w:r>
-        <w:rPr>
-          <w:rFonts w:ascii="Arial" w:hAnsi="Arial" w:cs="Arial"/>
-        </w:rPr>
-        <w:t>Describe the steps you took to create and validate your artefact, clearly connecting the process to your project questions.</w:t>
-      </w:r>
-    </w:p>
-    <w:p>
-      <w:pPr>
-        <w:rPr>
-          <w:rFonts w:ascii="Arial" w:hAnsi="Arial" w:cs="Arial"/>
-        </w:rPr>
-      </w:pPr>
-    </w:p>
-    <w:p>
-      <w:pPr>
-        <w:rPr>
-          <w:rFonts w:ascii="Arial" w:hAnsi="Arial" w:cs="Arial"/>
-        </w:rPr>
-      </w:pPr>
-    </w:p>
-    <w:p>
-      <w:pPr>
-        <w:pStyle w:val="Heading2"/>
-      </w:pPr>
-      <w:r>
-        <w:t>6</w:t>
-      </w:r>
-      <w:r>
-        <w:t>.1 Construction of the Artefact</w:t>
-      </w:r>
-    </w:p>
-    <w:p>
-      <w:pPr>
-        <w:rPr>
-          <w:rFonts w:ascii="Arial" w:hAnsi="Arial" w:cs="Arial"/>
-        </w:rPr>
-      </w:pPr>
-      <w:r>
-        <w:rPr>
-          <w:rFonts w:ascii="Arial" w:hAnsi="Arial" w:cs="Arial"/>
-        </w:rPr>
-        <w:t>Break down the development process into individual steps, covering the tools, languages, and methods employed. Assess the key decisions made and the challenges encountered during construction. Furthermore, describe how the implemented artefact meets the problem statement and research questions outlined in the introduction.</w:t>
-      </w:r>
-    </w:p>
-    <w:p>
-      <w:pPr>
-        <w:pStyle w:val="Heading2"/>
-      </w:pPr>
-      <w:r>
-        <w:t>6</w:t>
-      </w:r>
-      <w:r>
-        <w:t>.</w:t>
-      </w:r>
-      <w:r>
-        <w:t>2</w:t>
-      </w:r>
-      <w:r>
-        <w:t xml:space="preserve"> Validation and Testing</w:t>
-      </w:r>
-    </w:p>
-    <w:p>
-      <w:pPr>
-        <w:rPr>
-          <w:rFonts w:ascii="Arial" w:hAnsi="Arial" w:cs="Arial"/>
-        </w:rPr>
-      </w:pPr>
-      <w:r>
-        <w:rPr>
-          <w:rFonts w:ascii="Arial" w:hAnsi="Arial" w:cs="Arial"/>
-        </w:rPr>
-        <w:t>Explain how you validated the artefact, providing evidence of its logical consistency, functionality, and performance. This could include test results, user feedback, or data analysis demonstrating it functions as intended.</w:t>
-      </w:r>
-    </w:p>
-    <w:p>
-      <w:pPr>
-        <w:pStyle w:val="Heading1"/>
-      </w:pPr>
-      <w:r>
-        <w:lastRenderedPageBreak/>
-        <w:t>7</w:t>
-      </w:r>
-      <w:r>
-        <w:t>. Critical Evaluation</w:t>
-      </w:r>
-    </w:p>
-    <w:p>
-      <w:pPr>
-        <w:rPr>
-          <w:rFonts w:ascii="Arial" w:hAnsi="Arial" w:cs="Arial"/>
-        </w:rPr>
-      </w:pPr>
-      <w:r>
-        <w:rPr>
-          <w:rFonts w:ascii="Arial" w:hAnsi="Arial" w:cs="Arial"/>
-        </w:rPr>
-        <w:t>Here is where you examine the success and significance of your work. Describe your artefact, what it does, and its significance in its context, whether that's societal, industrial, or academic. Additionally, discuss how your artefact differs from the similar systems or solutions you explored in your literature review. What are its distinct advantages or novel contributions?</w:t>
-      </w:r>
-    </w:p>
-    <w:p>
-      <w:pPr>
-        <w:pStyle w:val="Heading2"/>
-      </w:pPr>
-      <w:r>
-        <w:t>7.2 Impact</w:t>
-      </w:r>
-    </w:p>
-    <w:p>
-      <w:pPr>
-        <w:rPr>
-          <w:rFonts w:ascii="Arial" w:hAnsi="Arial" w:cs="Arial"/>
-        </w:rPr>
-      </w:pPr>
-      <w:r>
-        <w:rPr>
-          <w:rFonts w:ascii="Arial" w:hAnsi="Arial" w:cs="Arial"/>
-        </w:rPr>
-        <w:t>Examine the actual or potential impact of your artefact. Does it address a problem for a particular community? Does it enhance a process within an industry? Does it bring a new perspective to academic discussion?</w:t>
-      </w:r>
-    </w:p>
-    <w:p>
-      <w:pPr>
-        <w:pStyle w:val="Heading1"/>
-      </w:pPr>
-      <w:r>
-        <w:t>8</w:t>
-      </w:r>
-      <w:r>
-        <w:t>. Conclusion</w:t>
-      </w:r>
-    </w:p>
-    <w:p>
-      <w:pPr>
-        <w:rPr>
-          <w:rFonts w:ascii="Arial" w:hAnsi="Arial" w:cs="Arial"/>
-        </w:rPr>
-      </w:pPr>
-      <w:r>
-        <w:rPr>
-          <w:rFonts w:ascii="Arial" w:hAnsi="Arial" w:cs="Arial"/>
-        </w:rPr>
-        <w:t>Outline the project journey, reiterate the problem, approach, and key findings. Conclude by reflecting on the project's success and value.</w:t>
-      </w:r>
-    </w:p>
-    <w:p>
-      <w:pPr>
-        <w:pStyle w:val="Heading2"/>
-      </w:pPr>
-      <w:r>
-        <w:t xml:space="preserve">8.1 </w:t>
-      </w:r>
-      <w:r>
-        <w:t xml:space="preserve">Limitations </w:t>
-      </w:r>
-    </w:p>
-    <w:p>
-      <w:pPr>
-        <w:rPr>
-          <w:rFonts w:ascii="Arial" w:hAnsi="Arial" w:cs="Arial"/>
-        </w:rPr>
-      </w:pPr>
-      <w:r>
-        <w:rPr>
-          <w:rFonts w:ascii="Arial" w:hAnsi="Arial" w:cs="Arial"/>
-        </w:rPr>
-        <w:t>This section lets you demonstrate critical self-awareness by honestly acknowledging your work's boundaries and constraints. For example, d</w:t>
-      </w:r>
-      <w:r>
-        <w:rPr>
-          <w:rFonts w:ascii="Arial" w:hAnsi="Arial" w:cs="Arial"/>
-        </w:rPr>
-        <w:t xml:space="preserve">id your chosen method have </w:t>
-      </w:r>
-      <w:r>
-        <w:rPr>
-          <w:rFonts w:ascii="Arial" w:hAnsi="Arial" w:cs="Arial"/>
-        </w:rPr>
-        <w:t xml:space="preserve">any </w:t>
-      </w:r>
-      <w:r>
-        <w:rPr>
-          <w:rFonts w:ascii="Arial" w:hAnsi="Arial" w:cs="Arial"/>
-        </w:rPr>
-        <w:t>weaknesses?</w:t>
-      </w:r>
-      <w:r>
-        <w:rPr>
-          <w:rFonts w:ascii="Arial" w:hAnsi="Arial" w:cs="Arial"/>
-        </w:rPr>
-        <w:t xml:space="preserve"> </w:t>
-      </w:r>
-      <w:r>
-        <w:rPr>
-          <w:rFonts w:ascii="Arial" w:hAnsi="Arial" w:cs="Arial"/>
-        </w:rPr>
-        <w:t>What did you have to leave out?</w:t>
-      </w:r>
-      <w:r>
-        <w:rPr>
-          <w:rFonts w:ascii="Arial" w:hAnsi="Arial" w:cs="Arial"/>
-        </w:rPr>
-        <w:t xml:space="preserve"> </w:t>
-      </w:r>
-      <w:r>
-        <w:rPr>
-          <w:rFonts w:ascii="Arial" w:hAnsi="Arial" w:cs="Arial"/>
-        </w:rPr>
-        <w:t>What are the practical weaknesses of your artefact?</w:t>
-      </w:r>
-      <w:r>
-        <w:rPr>
-          <w:rFonts w:ascii="Arial" w:hAnsi="Arial" w:cs="Arial"/>
-        </w:rPr>
-        <w:t xml:space="preserve"> Or w</w:t>
-      </w:r>
-      <w:r>
-        <w:rPr>
-          <w:rFonts w:ascii="Arial" w:hAnsi="Arial" w:cs="Arial"/>
-        </w:rPr>
-        <w:t>as your dataset small, incomplete, or biased in some way?</w:t>
-      </w:r>
-      <w:r>
-        <w:rPr>
-          <w:rFonts w:ascii="Arial" w:hAnsi="Arial" w:cs="Arial"/>
-        </w:rPr>
-        <w:t xml:space="preserve"> </w:t>
-      </w:r>
-      <w:r>
-        <w:rPr>
-          <w:rFonts w:ascii="Arial" w:hAnsi="Arial" w:cs="Arial"/>
-        </w:rPr>
-        <w:t xml:space="preserve">For each </w:t>
-      </w:r>
-      <w:r>
-        <w:rPr>
-          <w:rFonts w:ascii="Arial" w:hAnsi="Arial" w:cs="Arial"/>
-        </w:rPr>
-        <w:t xml:space="preserve">limitation you mention, provide a brief explanation of its impact on your project and how you addressed these limitations. </w:t>
-      </w:r>
-    </w:p>
-    <w:p>
-      <w:pPr>
-        <w:rPr>
-          <w:rFonts w:ascii="Arial" w:hAnsi="Arial" w:cs="Arial"/>
-        </w:rPr>
-      </w:pPr>
-    </w:p>
-    <w:p>
-      <w:pPr>
-        <w:rPr>
-          <w:rFonts w:ascii="Arial" w:hAnsi="Arial" w:cs="Arial"/>
-        </w:rPr>
-      </w:pPr>
-    </w:p>
-    <w:p>
-      <w:pPr>
-        <w:pStyle w:val="Heading2"/>
-      </w:pPr>
-      <w:r>
-        <w:t>8.2</w:t>
-      </w:r>
-      <w:r>
-        <w:t xml:space="preserve"> </w:t>
-      </w:r>
-      <w:r>
-        <w:t xml:space="preserve">Future Work </w:t>
-      </w:r>
-    </w:p>
-    <w:p>
-      <w:pPr>
-        <w:rPr>
-          <w:rFonts w:ascii="Arial" w:hAnsi="Arial" w:cs="Arial"/>
-        </w:rPr>
-      </w:pPr>
-      <w:r>
-        <w:rPr>
-          <w:rFonts w:ascii="Arial" w:hAnsi="Arial" w:cs="Arial"/>
-        </w:rPr>
-        <w:t>This section provides a roadmap for you or others to continue or enhance this project, but your suggestions should be specific and concrete. It should logically follow your findings and identified limitations. For example, you can offer suggestions on how other people can address the limitations. Also, you can explain what you would add if you had more time, or how the project could</w:t>
-      </w:r>
-      <w:r>
-        <w:rPr>
-          <w:rFonts w:ascii="Arial" w:hAnsi="Arial" w:cs="Arial"/>
-        </w:rPr>
-        <w:t xml:space="preserve"> be made bigger or more widely applicable</w:t>
-      </w:r>
-      <w:r>
-        <w:rPr>
-          <w:rFonts w:ascii="Arial" w:hAnsi="Arial" w:cs="Arial"/>
-        </w:rPr>
-        <w:t>.</w:t>
-      </w:r>
-    </w:p>
-    <w:p>
-      <w:pPr>
-        <w:pStyle w:val="Heading1"/>
-      </w:pPr>
-      <w:r>
-        <w:lastRenderedPageBreak/>
-        <w:t>References</w:t>
-      </w:r>
-    </w:p>
-    <w:p>
-      <w:pPr>
-        <w:rPr>
-          <w:rFonts w:ascii="Arial" w:hAnsi="Arial" w:cs="Arial"/>
-        </w:rPr>
-      </w:pPr>
-      <w:r>
-        <w:rPr>
-          <w:rFonts w:ascii="Arial" w:hAnsi="Arial" w:cs="Arial"/>
-        </w:rPr>
-        <w:t>List all the academic and professional sources you have cited in your report, formatted in accordance with the Harvard Referencing Style.</w:t>
-      </w:r>
-    </w:p>
-    <w:p>
-      <w:pPr>
-        <w:pStyle w:val="Heading1"/>
-      </w:pPr>
+      <w:bookmarkStart w:id="32" w:name="_Toc227767114"/>
       <w:r>
         <w:t>Appendices</w:t>
       </w:r>
+      <w:bookmarkEnd w:id="32"/>
     </w:p>
     <w:p>
       <w:pPr>
@@ -2482,6 +6010,7 @@
         <w:rPr>
           <w:rFonts w:ascii="Arial" w:hAnsi="Arial" w:cs="Arial"/>
         </w:rPr>
+        <w:lastRenderedPageBreak/>
         <w:t>Create a realistic project schedule. A Gantt chart is the best way to visualise this. The chart should cover all major tasks (e.g., literature review, data collection, development, analysis, writing), key milestones, and their deadlines from start to finish.</w:t>
       </w:r>
     </w:p>
@@ -2872,16 +6401,7 @@
                 <w:i/>
                 <w:iCs/>
               </w:rPr>
-              <w:t xml:space="preserve">e.g., Allocate specific time in the project plan for tutorials; seek </w:t>
-            </w:r>
-            <w:r>
-              <w:rPr>
-                <w:rFonts w:ascii="Arial" w:hAnsi="Arial" w:cs="Arial"/>
-                <w:i/>
-                <w:iCs/>
-              </w:rPr>
-              <w:lastRenderedPageBreak/>
-              <w:t>guidance from supervisor.</w:t>
+              <w:t>e.g., Allocate specific time in the project plan for tutorials; seek guidance from supervisor.</w:t>
             </w:r>
           </w:p>
         </w:tc>
@@ -2909,7 +6429,6 @@
               <w:rPr>
                 <w:rFonts w:ascii="Arial" w:hAnsi="Arial" w:cs="Arial"/>
               </w:rPr>
-              <w:lastRenderedPageBreak/>
               <w:t>e.g., Difficulty recruiting participants for interviews</w:t>
             </w:r>
           </w:p>
@@ -2999,6 +6518,7 @@
         <w:rPr>
           <w:rFonts w:ascii="Arial" w:hAnsi="Arial" w:cs="Arial"/>
         </w:rPr>
+        <w:lastRenderedPageBreak/>
         <w:t>Table 4.1: Risk Assessment and Mitigation</w:t>
       </w:r>
     </w:p>
@@ -3071,7 +6591,7 @@
       </w:r>
     </w:p>
     <w:sectPr>
-      <w:headerReference w:type="default" r:id="rId7"/>
+      <w:headerReference w:type="default" r:id="rId8"/>
       <w:type w:val="continuous"/>
       <w:pgSz w:w="11910" w:h="16840"/>
       <w:pgMar w:top="2365" w:right="1361" w:bottom="1361" w:left="1361" w:header="992" w:footer="987" w:gutter="567"/>
@@ -3164,14 +6684,7 @@
         <w:sz w:val="16"/>
         <w:szCs w:val="16"/>
       </w:rPr>
-      <w:t>Report Template</w:t>
-    </w:r>
-    <w:r>
-      <w:rPr>
-        <w:sz w:val="16"/>
-        <w:szCs w:val="16"/>
-      </w:rPr>
-      <w:t xml:space="preserve"> </w:t>
+      <w:t>Report</w:t>
     </w:r>
     <w:r>
       <w:rPr>
@@ -3843,7 +7356,7 @@
         <w:sz w:val="20"/>
       </w:rPr>
     </w:lvl>
-    <w:lvl w:ilvl="1" w:tentative="1">
+    <w:lvl w:ilvl="1">
       <w:start w:val="1"/>
       <w:numFmt w:val="bullet"/>
       <w:lvlText w:val="o"/>
@@ -3859,7 +7372,7 @@
         <w:sz w:val="20"/>
       </w:rPr>
     </w:lvl>
-    <w:lvl w:ilvl="2" w:tentative="1">
+    <w:lvl w:ilvl="2">
       <w:start w:val="1"/>
       <w:numFmt w:val="bullet"/>
       <w:lvlText w:val=""/>
@@ -5297,6 +8810,74 @@
     <w:uiPriority w:val="99"/>
     <w:rsid w:val="00A439D3"/>
   </w:style>
+  <w:style w:type="paragraph" w:styleId="TOCHeading">
+    <w:name w:val="TOC Heading"/>
+    <w:basedOn w:val="Heading1"/>
+    <w:next w:val="Normal"/>
+    <w:uiPriority w:val="39"/>
+    <w:unhideWhenUsed/>
+    <w:qFormat/>
+    <w:rsid w:val="00B8400F"/>
+    <w:pPr>
+      <w:spacing w:before="240" w:after="0" w:line="259" w:lineRule="auto"/>
+      <w:outlineLvl w:val="9"/>
+    </w:pPr>
+    <w:rPr>
+      <w:kern w:val="0"/>
+      <w:sz w:val="32"/>
+      <w:szCs w:val="32"/>
+      <w:lang w:eastAsia="en-GB"/>
+      <w14:ligatures w14:val="none"/>
+    </w:rPr>
+  </w:style>
+  <w:style w:type="paragraph" w:styleId="TOC1">
+    <w:name w:val="toc 1"/>
+    <w:basedOn w:val="Normal"/>
+    <w:next w:val="Normal"/>
+    <w:autoRedefine/>
+    <w:uiPriority w:val="39"/>
+    <w:unhideWhenUsed/>
+    <w:rsid w:val="00B8400F"/>
+    <w:pPr>
+      <w:spacing w:after="100"/>
+    </w:pPr>
+  </w:style>
+  <w:style w:type="paragraph" w:styleId="TOC2">
+    <w:name w:val="toc 2"/>
+    <w:basedOn w:val="Normal"/>
+    <w:next w:val="Normal"/>
+    <w:autoRedefine/>
+    <w:uiPriority w:val="39"/>
+    <w:unhideWhenUsed/>
+    <w:rsid w:val="00B8400F"/>
+    <w:pPr>
+      <w:spacing w:after="100"/>
+      <w:ind w:left="240"/>
+    </w:pPr>
+  </w:style>
+  <w:style w:type="character" w:styleId="Hyperlink">
+    <w:name w:val="Hyperlink"/>
+    <w:basedOn w:val="DefaultParagraphFont"/>
+    <w:uiPriority w:val="99"/>
+    <w:unhideWhenUsed/>
+    <w:rsid w:val="00B8400F"/>
+    <w:rPr>
+      <w:color w:val="467886" w:themeColor="hyperlink"/>
+      <w:u w:val="single"/>
+    </w:rPr>
+  </w:style>
+  <w:style w:type="character" w:styleId="UnresolvedMention">
+    <w:name w:val="Unresolved Mention"/>
+    <w:basedOn w:val="DefaultParagraphFont"/>
+    <w:uiPriority w:val="99"/>
+    <w:semiHidden/>
+    <w:unhideWhenUsed/>
+    <w:rsid w:val="003F3EF9"/>
+    <w:rPr>
+      <w:color w:val="605E5C"/>
+      <w:shd w:val="clear" w:color="auto" w:fill="E1DFDD"/>
+    </w:rPr>
+  </w:style>
 </w:styles>
 </file>
 
@@ -5613,4 +9194,16 @@
     </a:ext>
   </a:extLst>
 </a:theme>
+</file>
+
+<file path=customXml/item1.xml><?xml version="1.0" encoding="utf-8"?>
+<b:Sources xmlns:b="http://schemas.openxmlformats.org/officeDocument/2006/bibliography" xmlns="http://schemas.openxmlformats.org/officeDocument/2006/bibliography" SelectedStyle="\APASixthEditionOfficeOnline.xsl" StyleName="APA" Version="6"/>
+</file>
+
+<file path=customXml/itemProps1.xml><?xml version="1.0" encoding="utf-8"?>
+<ds:datastoreItem xmlns:ds="http://schemas.openxmlformats.org/officeDocument/2006/customXml" ds:itemID="{E11B0E13-600D-4320-AF08-88B56887F78D}">
+  <ds:schemaRefs>
+    <ds:schemaRef ds:uri="http://schemas.openxmlformats.org/officeDocument/2006/bibliography"/>
+  </ds:schemaRefs>
+</ds:datastoreItem>
 </file>